--- a/docs/quarto/reporte.docx
+++ b/docs/quarto/reporte.docx
@@ -23,7 +23,7 @@
         <w:pStyle w:val="Date"/>
       </w:pPr>
       <w:r>
-        <w:t xml:space="preserve">2025-08-21</w:t>
+        <w:t xml:space="preserve">2025-08-28</w:t>
       </w:r>
     </w:p>
     <w:sdt>
@@ -52,7 +52,15 @@
         </w:p>
       </w:sdtContent>
     </w:sdt>
-    <w:bookmarkStart w:id="28" w:name="etapa-1.-conociendo-el-negocio"/>
+    <w:p>
+      <w:pPr>
+        <w:pStyle w:val="FirstParagraph"/>
+      </w:pPr>
+      <w:r>
+        <w:t xml:space="preserve">A01571511 - Alberto Palomino Carvajal A01612614 - Carlos Viramontes Espinosa A01571619 - Carlos Cuéllar Solís A01571679 - Luis Javier Jacobo Morimoto</w:t>
+      </w:r>
+    </w:p>
+    <w:bookmarkStart w:id="32" w:name="etapa-1.-conociendo-el-negocio"/>
     <w:p>
       <w:pPr>
         <w:pStyle w:val="Heading1"/>
@@ -61,7 +69,7 @@
         <w:t xml:space="preserve">Etapa 1. Conociendo el negocio</w:t>
       </w:r>
     </w:p>
-    <w:bookmarkStart w:id="27" w:name="parte-1.-conociendo-el-negocio"/>
+    <w:bookmarkStart w:id="26" w:name="parte-1.-conociendo-el-negocio"/>
     <w:p>
       <w:pPr>
         <w:pStyle w:val="Heading2"/>
@@ -100,7 +108,7 @@
         <w:pStyle w:val="BodyText"/>
       </w:pPr>
       <w:r>
-        <w:t xml:space="preserve">De acuerdo con UN environment programme (2022), los monitores de calidad del aire emplean sensores especializados para detectar contaminantes, utilizando láseres para medir densidad de partículas en un metro cúbico de aire o imágenes satelitales para registrar la energía reflejada o emitida por la superficie terrestre [7]. De acuerdo con Wu, Zhao, Liu y Zhang (2025), variables meteorológicas como temperatura, humedad, velocidad del viento, precipitación, presión atmosférica y radiación solar influyen en la dispersión y concentración de contaminantes; por ejemplo, el aumento de temperatura eleva PM2.5, la velocidad del viento facilita la dispersión costera, la alta humedad aumenta el ozono, la radiación solar intensifica reacciones fotoquímicas, y la precipitación remueve partículas y gases contaminantes mediante lavado atmosférico [8].</w:t>
+        <w:t xml:space="preserve">De acuerdo con UN environment programme (2022), los monitores de calidad del aire emplean sensores especializados para detectar contaminantes, utilizando láseres para medir densidad de partículas en un metro cúbico de aire o imágenes satelitales para registrar la energía reflejada o emitida por la superficie terrestre [9]. De acuerdo con Wu, Zhao, Liu y Zhang (2025), variables meteorológicas como temperatura, humedad, velocidad del viento, precipitación, presión atmosférica y radiación solar influyen en la dispersión y concentración de contaminantes; por ejemplo, el aumento de temperatura eleva PM2.5, la velocidad del viento facilita la dispersión costera, la alta humedad aumenta el ozono, la radiación solar intensifica reacciones fotoquímicas, y la precipitación remueve partículas y gases contaminantes mediante lavado atmosférico [10].</w:t>
       </w:r>
     </w:p>
     <w:p>
@@ -116,7 +124,7 @@
         <w:pStyle w:val="BodyText"/>
       </w:pPr>
       <w:r>
-        <w:t xml:space="preserve">De acuerdo con Sustainability Directory (2025), el monitoreo de la calidad del aire enfrenta desafíos que van de básicos a avanzados: costos, complejidad técnica y comunicación de datos; a nivel intermedio se requieren redes eficientes, calidad de datos e integración con políticas y ciudadanía; y a nivel académico se necesita expandir tecnologías, mejorar interpretación de datos y comprender la relación entre contaminación y sostenibilidad, mediante investigación, colaboración interdisciplinaria y enfoques estratégicos [6].</w:t>
+        <w:t xml:space="preserve">De acuerdo con Sustainability Directory (2025), el monitoreo de la calidad del aire enfrenta desafíos que van de básicos a avanzados: costos, complejidad técnica y comunicación de datos; a nivel intermedio se requieren redes eficientes, calidad de datos e integración con políticas y ciudadanía; y a nivel académico se necesita expandir tecnologías, mejorar interpretación de datos y comprender la relación entre contaminación y sostenibilidad, mediante investigación, colaboración interdisciplinaria y enfoques estratégicos [8].</w:t>
       </w:r>
     </w:p>
     <w:p>
@@ -475,13 +483,23 @@
       </w:r>
     </w:p>
     <w:bookmarkEnd w:id="25"/>
-    <w:bookmarkStart w:id="26" w:name="vii.-fuentes-bibliográficas-y-de-datos"/>
+    <w:bookmarkEnd w:id="26"/>
+    <w:bookmarkStart w:id="31" w:name="X3db7e51bc5d640b44758857add899e266f1bd49"/>
+    <w:p>
+      <w:pPr>
+        <w:pStyle w:val="Heading2"/>
+      </w:pPr>
+      <w:r>
+        <w:t xml:space="preserve">Parte 2. Comprensión y preparación de los datos</w:t>
+      </w:r>
+    </w:p>
+    <w:bookmarkStart w:id="27" w:name="X6382a0fbf4054fbd71c91ee265cc8ca48baec75"/>
     <w:p>
       <w:pPr>
         <w:pStyle w:val="Heading3"/>
       </w:pPr>
       <w:r>
-        <w:t xml:space="preserve">VII. Fuentes bibliográficas y de datos</w:t>
+        <w:t xml:space="preserve">I. Indica el número de variables y el tamaño del dataset</w:t>
       </w:r>
     </w:p>
     <w:p>
@@ -489,6 +507,1783 @@
         <w:pStyle w:val="FirstParagraph"/>
       </w:pPr>
       <w:r>
+        <w:t xml:space="preserve">Tomando en cuenta que se decidió enfocar este proyecto en las zonas meteorológicas</w:t>
+      </w:r>
+      <w:r>
+        <w:t xml:space="preserve"> </w:t>
+      </w:r>
+      <w:r>
+        <w:t xml:space="preserve">“CE - Centro”</w:t>
+      </w:r>
+      <w:r>
+        <w:t xml:space="preserve">, la cual está ubicada en el municipio de Monterrey, y</w:t>
+      </w:r>
+      <w:r>
+        <w:t xml:space="preserve"> </w:t>
+      </w:r>
+      <w:r>
+        <w:t xml:space="preserve">“NTE - Norte”</w:t>
+      </w:r>
+      <w:r>
+        <w:t xml:space="preserve">, la cual está ubicada en el municipio de Escobedo, durante los años 2024 y 2025, se inició con dos conjuntos de datos, éstas siendo</w:t>
+      </w:r>
+      <w:r>
+        <w:t xml:space="preserve"> </w:t>
+      </w:r>
+      <w:r>
+        <w:t xml:space="preserve">“Datos meteorológicos y de contaminantes 2024”</w:t>
+      </w:r>
+      <w:r>
+        <w:t xml:space="preserve"> </w:t>
+      </w:r>
+      <w:r>
+        <w:t xml:space="preserve">y</w:t>
+      </w:r>
+      <w:r>
+        <w:t xml:space="preserve"> </w:t>
+      </w:r>
+      <w:r>
+        <w:t xml:space="preserve">“Datos meteorológicos y de contaminantes 2025”</w:t>
+      </w:r>
+      <w:r>
+        <w:t xml:space="preserve">, sin embargo, cada una de estos dos subconjuntos de datos contiene 15 subconjuntos de datos, 1 subconjunto de datos para cada una de las 15 zonas meteorológicas, por lo tanto se inició con 4 subconjuntos de datos, estos siendo</w:t>
+      </w:r>
+      <w:r>
+        <w:t xml:space="preserve"> </w:t>
+      </w:r>
+      <w:r>
+        <w:t xml:space="preserve">“Datos meteorológicos y de contaminantes 2024 - CE”</w:t>
+      </w:r>
+      <w:r>
+        <w:t xml:space="preserve">,</w:t>
+      </w:r>
+      <w:r>
+        <w:t xml:space="preserve"> </w:t>
+      </w:r>
+      <w:r>
+        <w:t xml:space="preserve">“Datos meteorológicos y de contaminantes 2024 - NTE”</w:t>
+      </w:r>
+      <w:r>
+        <w:t xml:space="preserve">,</w:t>
+      </w:r>
+      <w:r>
+        <w:t xml:space="preserve"> </w:t>
+      </w:r>
+      <w:r>
+        <w:t xml:space="preserve">“Datos meteorológicos y de contaminantes 2025 - CE”</w:t>
+      </w:r>
+      <w:r>
+        <w:t xml:space="preserve">, y</w:t>
+      </w:r>
+      <w:r>
+        <w:t xml:space="preserve"> </w:t>
+      </w:r>
+      <w:r>
+        <w:t xml:space="preserve">“Datos meteorológicos y de contaminantes 2025 - NTE”</w:t>
+      </w:r>
+      <w:r>
+        <w:t xml:space="preserve">.</w:t>
+      </w:r>
+    </w:p>
+    <w:p>
+      <w:pPr>
+        <w:pStyle w:val="BodyText"/>
+      </w:pPr>
+      <w:r>
+        <w:t xml:space="preserve">En primer lugar, el subconjunto de datos</w:t>
+      </w:r>
+      <w:r>
+        <w:t xml:space="preserve"> </w:t>
+      </w:r>
+      <w:r>
+        <w:t xml:space="preserve">“Datos meteorológicos y de contaminantes 2024 - CE”</w:t>
+      </w:r>
+      <w:r>
+        <w:t xml:space="preserve"> </w:t>
+      </w:r>
+      <w:r>
+        <w:t xml:space="preserve">contiene 8,784 registros y 16 variables, éstas siendo</w:t>
+      </w:r>
+      <w:r>
+        <w:t xml:space="preserve"> </w:t>
+      </w:r>
+      <w:r>
+        <w:t xml:space="preserve">“Fecha y hora”</w:t>
+      </w:r>
+      <w:r>
+        <w:t xml:space="preserve">,</w:t>
+      </w:r>
+      <w:r>
+        <w:t xml:space="preserve"> </w:t>
+      </w:r>
+      <w:r>
+        <w:t xml:space="preserve">“CO (ppm)”</w:t>
+      </w:r>
+      <w:r>
+        <w:t xml:space="preserve">,</w:t>
+      </w:r>
+      <w:r>
+        <w:t xml:space="preserve"> </w:t>
+      </w:r>
+      <w:r>
+        <w:t xml:space="preserve">“NO (ppb)”</w:t>
+      </w:r>
+      <w:r>
+        <w:t xml:space="preserve">,</w:t>
+      </w:r>
+      <w:r>
+        <w:t xml:space="preserve"> </w:t>
+      </w:r>
+      <w:r>
+        <w:t xml:space="preserve">“NO2 (ppb)”</w:t>
+      </w:r>
+      <w:r>
+        <w:t xml:space="preserve">,</w:t>
+      </w:r>
+      <w:r>
+        <w:t xml:space="preserve"> </w:t>
+      </w:r>
+      <w:r>
+        <w:t xml:space="preserve">“NOX (ppb)”</w:t>
+      </w:r>
+      <w:r>
+        <w:t xml:space="preserve">,</w:t>
+      </w:r>
+      <w:r>
+        <w:t xml:space="preserve"> </w:t>
+      </w:r>
+      <w:r>
+        <w:t xml:space="preserve">“O3 (ppb)”</w:t>
+      </w:r>
+      <w:r>
+        <w:t xml:space="preserve">,</w:t>
+      </w:r>
+      <w:r>
+        <w:t xml:space="preserve"> </w:t>
+      </w:r>
+      <w:r>
+        <w:t xml:space="preserve">“PM10 (ug/m3)”</w:t>
+      </w:r>
+      <w:r>
+        <w:t xml:space="preserve">,</w:t>
+      </w:r>
+      <w:r>
+        <w:t xml:space="preserve"> </w:t>
+      </w:r>
+      <w:r>
+        <w:t xml:space="preserve">“PM2.5 (ug/m3)”</w:t>
+      </w:r>
+      <w:r>
+        <w:t xml:space="preserve">,</w:t>
+      </w:r>
+      <w:r>
+        <w:t xml:space="preserve"> </w:t>
+      </w:r>
+      <w:r>
+        <w:t xml:space="preserve">“PRS (mmHg)”</w:t>
+      </w:r>
+      <w:r>
+        <w:t xml:space="preserve">,</w:t>
+      </w:r>
+      <w:r>
+        <w:t xml:space="preserve"> </w:t>
+      </w:r>
+      <w:r>
+        <w:t xml:space="preserve">“RAINF (mm/h)”</w:t>
+      </w:r>
+      <w:r>
+        <w:t xml:space="preserve">,</w:t>
+      </w:r>
+      <w:r>
+        <w:t xml:space="preserve"> </w:t>
+      </w:r>
+      <w:r>
+        <w:t xml:space="preserve">“RH (%)”</w:t>
+      </w:r>
+      <w:r>
+        <w:t xml:space="preserve">,</w:t>
+      </w:r>
+      <w:r>
+        <w:t xml:space="preserve"> </w:t>
+      </w:r>
+      <w:r>
+        <w:t xml:space="preserve">“SO2 (ppb)”</w:t>
+      </w:r>
+      <w:r>
+        <w:t xml:space="preserve">,</w:t>
+      </w:r>
+      <w:r>
+        <w:t xml:space="preserve"> </w:t>
+      </w:r>
+      <w:r>
+        <w:t xml:space="preserve">“SR (kW/m2)”</w:t>
+      </w:r>
+      <w:r>
+        <w:t xml:space="preserve">,</w:t>
+      </w:r>
+      <w:r>
+        <w:t xml:space="preserve"> </w:t>
+      </w:r>
+      <w:r>
+        <w:t xml:space="preserve">“TOUT (ºC)”</w:t>
+      </w:r>
+      <w:r>
+        <w:t xml:space="preserve">,</w:t>
+      </w:r>
+      <w:r>
+        <w:t xml:space="preserve"> </w:t>
+      </w:r>
+      <w:r>
+        <w:t xml:space="preserve">“WSR (km/h)”</w:t>
+      </w:r>
+      <w:r>
+        <w:t xml:space="preserve">, y</w:t>
+      </w:r>
+      <w:r>
+        <w:t xml:space="preserve"> </w:t>
+      </w:r>
+      <w:r>
+        <w:t xml:space="preserve">“WDR (azimutal)”</w:t>
+      </w:r>
+      <w:r>
+        <w:t xml:space="preserve">. Tomando esto en cuenta, el tamaño de este subconjunto de datos es igual a 140,544.</w:t>
+      </w:r>
+    </w:p>
+    <w:p>
+      <w:pPr>
+        <w:pStyle w:val="BodyText"/>
+      </w:pPr>
+      <w:r>
+        <w:t xml:space="preserve">En segundo lugar, el subconjunto de datos</w:t>
+      </w:r>
+      <w:r>
+        <w:t xml:space="preserve"> </w:t>
+      </w:r>
+      <w:r>
+        <w:t xml:space="preserve">“Datos meteorológicos y de contaminantes 2024 - NTE”</w:t>
+      </w:r>
+      <w:r>
+        <w:t xml:space="preserve"> </w:t>
+      </w:r>
+      <w:r>
+        <w:t xml:space="preserve">contiene 8,782 registros y 16 variables, éstas siendo las mismas que se mencionaron anteriormente. Tomando esto en cuenta, el tamaño de este subconjunto de datos es igual a 140,512.</w:t>
+      </w:r>
+    </w:p>
+    <w:p>
+      <w:pPr>
+        <w:pStyle w:val="BodyText"/>
+      </w:pPr>
+      <w:r>
+        <w:t xml:space="preserve">En tercer lugar, el subconjunto de datos</w:t>
+      </w:r>
+      <w:r>
+        <w:t xml:space="preserve"> </w:t>
+      </w:r>
+      <w:r>
+        <w:t xml:space="preserve">“Datos meteorológicos y de contaminantes 2025 - CE”</w:t>
+      </w:r>
+      <w:r>
+        <w:t xml:space="preserve"> </w:t>
+      </w:r>
+      <w:r>
+        <w:t xml:space="preserve">contiene 4,345 registros y 16 variables, éstas siendo las mismas que se mencionaron anteriormente. Tomando esto en cuenta, el tamaño de este subconjunto de datos es igual a 69,520.</w:t>
+      </w:r>
+    </w:p>
+    <w:p>
+      <w:pPr>
+        <w:pStyle w:val="BodyText"/>
+      </w:pPr>
+      <w:r>
+        <w:t xml:space="preserve">En último lugar, el subconjunto de datos</w:t>
+      </w:r>
+      <w:r>
+        <w:t xml:space="preserve"> </w:t>
+      </w:r>
+      <w:r>
+        <w:t xml:space="preserve">“Datos meteorológicos y de contaminantes 2025 - NTE”</w:t>
+      </w:r>
+      <w:r>
+        <w:t xml:space="preserve"> </w:t>
+      </w:r>
+      <w:r>
+        <w:t xml:space="preserve">contiene 4,345 registros y 16 variables, éstas siendo las mismas que se mencionaron anteriormente. Tomando esto en cuenta, el tamaño de este subconjunto de datos es igual a 69,520.</w:t>
+      </w:r>
+    </w:p>
+    <w:p>
+      <w:pPr>
+        <w:pStyle w:val="BodyText"/>
+      </w:pPr>
+      <w:r>
+        <w:t xml:space="preserve">Ya habiendo llevado a cabo el proceso de limpieza de los datos, en donde se llevó a cabo, principalmente, la imputación de datos, se finalizó con dos conjuntos de datos, el primero conteniendo, en uno mismo conjunto de datos, los subconjuntos de datos</w:t>
+      </w:r>
+      <w:r>
+        <w:t xml:space="preserve"> </w:t>
+      </w:r>
+      <w:r>
+        <w:t xml:space="preserve">“Datos meteorológicos y de contaminantes 2024 - CE”</w:t>
+      </w:r>
+      <w:r>
+        <w:t xml:space="preserve"> </w:t>
+      </w:r>
+      <w:r>
+        <w:t xml:space="preserve">y</w:t>
+      </w:r>
+      <w:r>
+        <w:t xml:space="preserve"> </w:t>
+      </w:r>
+      <w:r>
+        <w:t xml:space="preserve">“Datos meteorológicos y de contaminantes 2025 - CE”</w:t>
+      </w:r>
+      <w:r>
+        <w:t xml:space="preserve"> </w:t>
+      </w:r>
+      <w:r>
+        <w:t xml:space="preserve">y el segundo conteniendo, en un mismo conjunto de datos, los subconjuntos de datos</w:t>
+      </w:r>
+      <w:r>
+        <w:t xml:space="preserve"> </w:t>
+      </w:r>
+      <w:r>
+        <w:t xml:space="preserve">“Datos meteorológicos y de contaminantes 2024 - NTE”</w:t>
+      </w:r>
+      <w:r>
+        <w:t xml:space="preserve"> </w:t>
+      </w:r>
+      <w:r>
+        <w:t xml:space="preserve">y</w:t>
+      </w:r>
+      <w:r>
+        <w:t xml:space="preserve"> </w:t>
+      </w:r>
+      <w:r>
+        <w:t xml:space="preserve">“Datos meteorológicos y de contaminantes 2025 - NTE”</w:t>
+      </w:r>
+      <w:r>
+        <w:t xml:space="preserve">.</w:t>
+      </w:r>
+    </w:p>
+    <w:p>
+      <w:pPr>
+        <w:pStyle w:val="BodyText"/>
+      </w:pPr>
+      <w:r>
+        <w:t xml:space="preserve">El primer conjunto de datos contiene 13,128 registros y 16 variables, éstas siendo</w:t>
+      </w:r>
+      <w:r>
+        <w:t xml:space="preserve"> </w:t>
+      </w:r>
+      <w:r>
+        <w:t xml:space="preserve">“Fecha y hora”</w:t>
+      </w:r>
+      <w:r>
+        <w:t xml:space="preserve">,</w:t>
+      </w:r>
+      <w:r>
+        <w:t xml:space="preserve"> </w:t>
+      </w:r>
+      <w:r>
+        <w:t xml:space="preserve">“CO (ppm)”</w:t>
+      </w:r>
+      <w:r>
+        <w:t xml:space="preserve">,</w:t>
+      </w:r>
+      <w:r>
+        <w:t xml:space="preserve"> </w:t>
+      </w:r>
+      <w:r>
+        <w:t xml:space="preserve">“NO (ppb)”</w:t>
+      </w:r>
+      <w:r>
+        <w:t xml:space="preserve">,</w:t>
+      </w:r>
+      <w:r>
+        <w:t xml:space="preserve"> </w:t>
+      </w:r>
+      <w:r>
+        <w:t xml:space="preserve">“NO2 (ppb)”</w:t>
+      </w:r>
+      <w:r>
+        <w:t xml:space="preserve">,</w:t>
+      </w:r>
+      <w:r>
+        <w:t xml:space="preserve"> </w:t>
+      </w:r>
+      <w:r>
+        <w:t xml:space="preserve">“NOX (ppb)”</w:t>
+      </w:r>
+      <w:r>
+        <w:t xml:space="preserve">,</w:t>
+      </w:r>
+      <w:r>
+        <w:t xml:space="preserve"> </w:t>
+      </w:r>
+      <w:r>
+        <w:t xml:space="preserve">“O3 (ppb)”</w:t>
+      </w:r>
+      <w:r>
+        <w:t xml:space="preserve">,</w:t>
+      </w:r>
+      <w:r>
+        <w:t xml:space="preserve"> </w:t>
+      </w:r>
+      <w:r>
+        <w:t xml:space="preserve">“PM10 (ug/m3)”</w:t>
+      </w:r>
+      <w:r>
+        <w:t xml:space="preserve">,</w:t>
+      </w:r>
+      <w:r>
+        <w:t xml:space="preserve"> </w:t>
+      </w:r>
+      <w:r>
+        <w:t xml:space="preserve">“PM2.5 (ug/m3)”</w:t>
+      </w:r>
+      <w:r>
+        <w:t xml:space="preserve">,</w:t>
+      </w:r>
+      <w:r>
+        <w:t xml:space="preserve"> </w:t>
+      </w:r>
+      <w:r>
+        <w:t xml:space="preserve">“PRS (mmHg)”</w:t>
+      </w:r>
+      <w:r>
+        <w:t xml:space="preserve">,</w:t>
+      </w:r>
+      <w:r>
+        <w:t xml:space="preserve"> </w:t>
+      </w:r>
+      <w:r>
+        <w:t xml:space="preserve">“RAINF (mm/h)”</w:t>
+      </w:r>
+      <w:r>
+        <w:t xml:space="preserve">,</w:t>
+      </w:r>
+      <w:r>
+        <w:t xml:space="preserve"> </w:t>
+      </w:r>
+      <w:r>
+        <w:t xml:space="preserve">“RH (%)”</w:t>
+      </w:r>
+      <w:r>
+        <w:t xml:space="preserve">,</w:t>
+      </w:r>
+      <w:r>
+        <w:t xml:space="preserve"> </w:t>
+      </w:r>
+      <w:r>
+        <w:t xml:space="preserve">“SO2 (ppb)”</w:t>
+      </w:r>
+      <w:r>
+        <w:t xml:space="preserve">,</w:t>
+      </w:r>
+      <w:r>
+        <w:t xml:space="preserve"> </w:t>
+      </w:r>
+      <w:r>
+        <w:t xml:space="preserve">“SR (kW/m2)”</w:t>
+      </w:r>
+      <w:r>
+        <w:t xml:space="preserve">,</w:t>
+      </w:r>
+      <w:r>
+        <w:t xml:space="preserve"> </w:t>
+      </w:r>
+      <w:r>
+        <w:t xml:space="preserve">“TOUT (ºC)”</w:t>
+      </w:r>
+      <w:r>
+        <w:t xml:space="preserve">,</w:t>
+      </w:r>
+      <w:r>
+        <w:t xml:space="preserve"> </w:t>
+      </w:r>
+      <w:r>
+        <w:t xml:space="preserve">“WSR (km/h)”</w:t>
+      </w:r>
+      <w:r>
+        <w:t xml:space="preserve">, y</w:t>
+      </w:r>
+      <w:r>
+        <w:t xml:space="preserve"> </w:t>
+      </w:r>
+      <w:r>
+        <w:t xml:space="preserve">“WDR (azimutal)”</w:t>
+      </w:r>
+      <w:r>
+        <w:t xml:space="preserve">. Tomando esto en cuenta, el tamaño de este conjunto de datos es igual a 210,048.</w:t>
+      </w:r>
+    </w:p>
+    <w:p>
+      <w:pPr>
+        <w:pStyle w:val="BodyText"/>
+      </w:pPr>
+      <w:r>
+        <w:t xml:space="preserve">El segundo conjunto de datos contiene 13,128 registros y 16 variables, éstas siendo las mismas que se mencionaron anteriormente. Tomando esto en cuenta, el tamaño de este conjunto de datos es igual a 210,048.</w:t>
+      </w:r>
+    </w:p>
+    <w:bookmarkEnd w:id="27"/>
+    <w:bookmarkStart w:id="28" w:name="Xa4c14e46ffb7263f2457e069f994ee7ed7632cd"/>
+    <w:p>
+      <w:pPr>
+        <w:pStyle w:val="Heading3"/>
+      </w:pPr>
+      <w:r>
+        <w:t xml:space="preserve">II. Describe las variables que consideras importantes y su relevancia para cumplir con el objetivo del proyecto.</w:t>
+      </w:r>
+    </w:p>
+    <w:p>
+      <w:pPr>
+        <w:pStyle w:val="FirstParagraph"/>
+      </w:pPr>
+      <w:r>
+        <w:t xml:space="preserve">Las variables que se consideraron de mayor importancia para el análisis fueron la fecha y las correspondientes a los diferentes contaminantes presentes en la atmósfera. Estas variables son PM10, PM2.5, O3, SO2, NO2, CO, NO y Nox. Cada una de estas variables representa las diferentes concentraciones de contaminantes presentes en diferentes tiempos, medidos en partes por millón (ppm), partes por billón (ppb) y microgramos por metro cúbico (</w:t>
+      </w:r>
+      <m:oMath>
+        <m:r>
+          <m:t>μ</m:t>
+        </m:r>
+      </m:oMath>
+      <w:r>
+        <w:t xml:space="preserve">g/m</w:t>
+      </w:r>
+      <m:oMath>
+        <m:sSup>
+          <m:e>
+            <m:r>
+              <m:t>​</m:t>
+            </m:r>
+          </m:e>
+          <m:sup>
+            <m:r>
+              <m:t>3</m:t>
+            </m:r>
+          </m:sup>
+        </m:sSup>
+      </m:oMath>
+      <w:r>
+        <w:t xml:space="preserve">) respectivamente.</w:t>
+      </w:r>
+    </w:p>
+    <w:p>
+      <w:pPr>
+        <w:pStyle w:val="BodyText"/>
+      </w:pPr>
+      <w:r>
+        <w:t xml:space="preserve">Estas variables permiten realizar un análisis de qué tan contaminada se encuentra una cierta zona y por lo tanto se puede obtener información sobre el impacto en el medio ambiente y la salud pública, lo cual es el enfoque de nuestro análisis. Las variables que no corresponden a factores contaminantes, es decir, TOUT (temperatura), RH (humedad relativa), SR (radiación solar), RAINF (precipitación), PRS (presión atmosférica), WSR (velocidad del viento) y WDR (dirección del viento) fueron preservadas en la base de datos para no limitar un futuro análisis en caso de que alguna de estas variables demostrara ser significativa.</w:t>
+      </w:r>
+    </w:p>
+    <w:bookmarkEnd w:id="28"/>
+    <w:bookmarkStart w:id="29" w:name="X637cef6678115271573c03d6df781dd0b4416cb"/>
+    <w:p>
+      <w:pPr>
+        <w:pStyle w:val="Heading3"/>
+      </w:pPr>
+      <w:r>
+        <w:t xml:space="preserve">III. Resume el trabajo realizado en la preparación de datos</w:t>
+      </w:r>
+    </w:p>
+    <w:p>
+      <w:pPr>
+        <w:pStyle w:val="FirstParagraph"/>
+      </w:pPr>
+      <w:r>
+        <w:t xml:space="preserve">Para la limpieza de datos decidimos comenzar explorando nuestras bases de datos, para así ver qué cambios serían necesarios de realizar a lo largo de la limpieza. Entre las bases de datos encontramos problemas peculiares, como el hecho que los nombres en las bases de ambos años se manejaban de manera diferente, ya que en el año 2024 se tenían los nombres y unidades de medición en la misma fila, esta siendo la de nombres, mientras que en el 2025 se tenían los nombres en la fila de nombres y las unidades en la primera fila de la base de datos, lo que creaba una nueva fila innecesaria. Problemas pequeños como estos son sencillos de perderse, por lo que tuvimos que hacer una revisión exhaustiva a los valores de la fecha para asegurarnos que la cronología estuviera intacta.</w:t>
+      </w:r>
+    </w:p>
+    <w:p>
+      <w:pPr>
+        <w:pStyle w:val="BodyText"/>
+      </w:pPr>
+      <w:r>
+        <w:t xml:space="preserve">El primer error que decidimos atajar era el hecho que en las bases de datos del año 2025, por el hecho que se tenía esta columna con las unidades, se interpretaron automáticamente como datos de tipo</w:t>
+      </w:r>
+      <w:r>
+        <w:t xml:space="preserve"> </w:t>
+      </w:r>
+      <w:r>
+        <w:t xml:space="preserve">“character”</w:t>
+      </w:r>
+      <w:r>
+        <w:t xml:space="preserve"> </w:t>
+      </w:r>
+      <w:r>
+        <w:t xml:space="preserve">mientras que nosotros necesitabamos de tipo</w:t>
+      </w:r>
+      <w:r>
+        <w:t xml:space="preserve"> </w:t>
+      </w:r>
+      <w:r>
+        <w:t xml:space="preserve">“numeric”</w:t>
+      </w:r>
+      <w:r>
+        <w:t xml:space="preserve"> </w:t>
+      </w:r>
+      <w:r>
+        <w:t xml:space="preserve">para poder realizar una mejor limpieza, entonces creamos un ciclo for sencillo que, tras eliminar esta fila de unidades, se saltaba la columna de las fechas y convertía los datos al tipo de dato que necesitábamos, que fue</w:t>
+      </w:r>
+      <w:r>
+        <w:t xml:space="preserve"> </w:t>
+      </w:r>
+      <w:r>
+        <w:t xml:space="preserve">“numeric”</w:t>
+      </w:r>
+      <w:r>
+        <w:t xml:space="preserve">, esto fue hecho tomando las columnas individuales de la base de datos como vectores y aplicándole</w:t>
+      </w:r>
+      <w:r>
+        <w:t xml:space="preserve"> </w:t>
+      </w:r>
+      <w:r>
+        <w:t xml:space="preserve">“as.numeric()”</w:t>
+      </w:r>
+      <w:r>
+        <w:t xml:space="preserve"> </w:t>
+      </w:r>
+      <w:r>
+        <w:t xml:space="preserve">a cada uno de estos vectores, para así corregir este problema de manera sencilla.</w:t>
+      </w:r>
+    </w:p>
+    <w:p>
+      <w:pPr>
+        <w:pStyle w:val="BodyText"/>
+      </w:pPr>
+      <w:r>
+        <w:t xml:space="preserve">El segundo error que corregimos fue la discrepancia que había entre los nombres de las bases de los diferentes años, entonces utilizando</w:t>
+      </w:r>
+      <w:r>
+        <w:t xml:space="preserve"> </w:t>
+      </w:r>
+      <w:r>
+        <w:t xml:space="preserve">“names()”</w:t>
+      </w:r>
+      <w:r>
+        <w:t xml:space="preserve"> </w:t>
+      </w:r>
+      <w:r>
+        <w:t xml:space="preserve">conseguimos los nombres de las columnas de una de las bases del año 2024, que contenían la mayor cantidad de información, y se la aplicamos a ambas bases del año 2025. Era posible hacer esto de esta manera sencilla por el hecho que todos los contaminantes estaban en las mismas posiciones de las columnas en las 4 bases de datos.</w:t>
+      </w:r>
+    </w:p>
+    <w:p>
+      <w:pPr>
+        <w:pStyle w:val="BodyText"/>
+      </w:pPr>
+      <w:r>
+        <w:t xml:space="preserve">Corrigiendo esto, decidimos hacer inmediatamente la concatenación de las bases de datos, esto hecho verticalmente, para reducir nuestra cantidad de bases de 4 a 2, lo que simplificaría significativamente los procesos de aquí en adelante, y esto no hubiera sido posible anteriormente, pues las bases de datos contenían tipos de datos y nombres diferentes, lo que no permitiría una concatenación exitosa. Desafortunadamente, tras concatenar las bases de datos notamos que la base de datos del centro tenía una fila más que la base de datos del norte, y esto podría arruinar planes más adelante, por lo que manualmente buscamos los datos que faltaban (ya que a la hora de realizar plots, era tanto el volumen de datos que no se podían observar los faltantes) y encontramos que hacían falta 2 datos seguidos, en la fila 2654 -&gt; 20/04/24 12:00 y fila 2655 -&gt; 20/04/24 15:00. Fue gracias a la hora de las fechas que pudimos resolver este problema, y a la hora de insertar las columnas nos dimos cuenta que se añadía una fecha diferente, 6 horas posteriores a la que necesitábamos. Teorizamos que se debe a la zona horaria, y creemos que R utiliza el de la zona estándar UTC. Esto lo explicaría fácilmente porque donde estamos realizando esta limpieza de datos se encuentra en un lugar con zona horaria UTC-6.</w:t>
+      </w:r>
+    </w:p>
+    <w:p>
+      <w:pPr>
+        <w:pStyle w:val="BodyText"/>
+      </w:pPr>
+      <w:r>
+        <w:t xml:space="preserve">El problema ahora era que añadimos 2 observaciones (nulas) a una base, entonces ahora faltaba 1 dato en la otra, y lo buscamos del mismo modo, manualmente, pero de manera inteligente, pues si había un dato extra, solamente habría que buscar en las 2 bases el mismo dato hasta que este desfasada la fecha por 1 fila. Afortunadamente lo encontramos pronto, y fue el hecho que removimos la fila de unidades de una de las bases del 2025, pero no de la otra. Rápidamente eliminamos esta observación y quedamos con dos bases de datos de 13,128 filas y 16 columnas, como mencionamos anteriormente, para seguir con la imputación.</w:t>
+      </w:r>
+    </w:p>
+    <w:p>
+      <w:pPr>
+        <w:pStyle w:val="BodyText"/>
+      </w:pPr>
+      <w:r>
+        <w:t xml:space="preserve">En resumidas cuentas, para la imputación de datos, no supimos como comenzar. Sacamos total y proporciones de la cantidad de datos nulos a la cantidad de datos totales por columna, y encontramos que habían características que tenían más datos faltantes que existentes. Convertimos nuestras bases de datos a datos de tipo</w:t>
+      </w:r>
+      <w:r>
+        <w:t xml:space="preserve"> </w:t>
+      </w:r>
+      <w:r>
+        <w:t xml:space="preserve">“ts”</w:t>
+      </w:r>
+      <w:r>
+        <w:t xml:space="preserve"> </w:t>
+      </w:r>
+      <w:r>
+        <w:t xml:space="preserve">(time series) para visualizar los datos nulos, pero como había una cantidad enorme de observaciones, no se podían ver éstos en las tablas, por lo que pedimos a la inteligencia artificial que sugiriera algún método y llegamos a un</w:t>
+      </w:r>
+      <w:r>
+        <w:t xml:space="preserve"> </w:t>
+      </w:r>
+      <w:r>
+        <w:t xml:space="preserve">“missmap”</w:t>
+      </w:r>
+      <w:r>
+        <w:t xml:space="preserve"> </w:t>
+      </w:r>
+      <w:r>
+        <w:t xml:space="preserve">de la librería</w:t>
+      </w:r>
+      <w:r>
+        <w:t xml:space="preserve"> </w:t>
+      </w:r>
+      <w:r>
+        <w:t xml:space="preserve">“Amelia”</w:t>
+      </w:r>
+      <w:r>
+        <w:t xml:space="preserve"> </w:t>
+      </w:r>
+      <w:r>
+        <w:t xml:space="preserve">que nos ayudó a ver la cantidad de datos faltantes gráficamente, y no fue satisfactorio de observar, ya que encontramos que habían datos faltantes al azar ya sea individuales sin razón alguna, por hora, o incluso docenas de horas de un dato faltante. Con tantos datos faltantes, es difícil saber cual es el método de imputación adecuado, por lo que decidimos hacer todos los posibles para ver como se comportaban los datos tras las imputaciones, graficando QQ-Plots y Boxplots por columna.</w:t>
+      </w:r>
+    </w:p>
+    <w:p>
+      <w:pPr>
+        <w:pStyle w:val="BodyText"/>
+      </w:pPr>
+      <w:r>
+        <w:t xml:space="preserve">Las imputaciones realizadas fueron todas de la documentación de la librería ImputeTS, y fueron imputación por interpolación (na_interpolation), por LOFC (Last Observation Carried Forward - na_locf), por NOCB (Next Observation Carried Forward - na_locf, option =</w:t>
+      </w:r>
+      <w:r>
+        <w:t xml:space="preserve"> </w:t>
+      </w:r>
+      <w:r>
+        <w:t xml:space="preserve">“nocb”</w:t>
+      </w:r>
+      <w:r>
+        <w:t xml:space="preserve">), por descomposición estacional (na_seadec) y por subseries por temporadas (na_seasplit). También se tenían en mente utilizar modelos para la imputación de datos, específicamente</w:t>
+      </w:r>
+      <w:r>
+        <w:t xml:space="preserve"> </w:t>
+      </w:r>
+      <w:r>
+        <w:t xml:space="preserve">“auto.arima”</w:t>
+      </w:r>
+      <w:r>
+        <w:t xml:space="preserve"> </w:t>
+      </w:r>
+      <w:r>
+        <w:t xml:space="preserve">y</w:t>
+      </w:r>
+      <w:r>
+        <w:t xml:space="preserve"> </w:t>
+      </w:r>
+      <w:r>
+        <w:t xml:space="preserve">“StructTS”</w:t>
+      </w:r>
+      <w:r>
+        <w:t xml:space="preserve"> </w:t>
+      </w:r>
+      <w:r>
+        <w:t xml:space="preserve">de la misma librería que los demás, pero por cuestiones de tiempo, y por el gran volumen de datos, no fue posible. Estas imputaciones fueron realizadas para ambas bases de datos, pero no tenemos por seguro cual utilizar. Por lo pronto están las bases de datos en el repositorio aquellas obtenidas por LOFC en formato csv.</w:t>
+      </w:r>
+    </w:p>
+    <w:p>
+      <w:pPr>
+        <w:pStyle w:val="BodyText"/>
+      </w:pPr>
+      <w:r>
+        <w:t xml:space="preserve">Finalmente, en cuanto a transformación de los datos, decidimos que no era necesario, pues entre los sugeridos,</w:t>
+      </w:r>
+      <w:r>
+        <w:t xml:space="preserve"> </w:t>
+      </w:r>
+      <w:r>
+        <w:t xml:space="preserve">“binning”</w:t>
+      </w:r>
+      <w:r>
+        <w:t xml:space="preserve"> </w:t>
+      </w:r>
+      <w:r>
+        <w:t xml:space="preserve">es para convertir variables numéricas a categóricas y nuestro objetivo no está relacionado a eso; la normalización y/o escalamiento nos perjudica a nosotros en cuanto a la interpretación de la base de datos, y por la naturaleza de como los objetos</w:t>
+      </w:r>
+      <w:r>
+        <w:t xml:space="preserve"> </w:t>
+      </w:r>
+      <w:r>
+        <w:t xml:space="preserve">“Time Series”</w:t>
+      </w:r>
+      <w:r>
+        <w:t xml:space="preserve"> </w:t>
+      </w:r>
+      <w:r>
+        <w:t xml:space="preserve">convierten las fechas a un valor numérico, separar la fecha y la hora en atributos diferentes le perjudicaria a la cronología de la serie de tiempo.</w:t>
+      </w:r>
+    </w:p>
+    <w:p>
+      <w:pPr>
+        <w:pStyle w:val="BodyText"/>
+      </w:pPr>
+      <w:r>
+        <w:t xml:space="preserve">Y finalmente, tras platicar con el socio-formador, descubrimos que es normal que de una hora a otra haya un cambio drástico en los valores de los contaminantes, y puede saltar de ceros a cientos, entonces tenemos incertidumbre en cuanto a la forma en la que podríamos tratar con los outliers, ya que también el remover valores daña a la cronología de nuestra serie.</w:t>
+      </w:r>
+    </w:p>
+    <w:bookmarkEnd w:id="29"/>
+    <w:bookmarkStart w:id="30" w:name="X945865dc8625ff3e08bd1d0202bf93cad13641b"/>
+    <w:p>
+      <w:pPr>
+        <w:pStyle w:val="Heading3"/>
+      </w:pPr>
+      <w:r>
+        <w:t xml:space="preserve">IV. Inserta una liga que de acceso a tu base de datos limpia</w:t>
+      </w:r>
+    </w:p>
+    <w:p>
+      <w:pPr>
+        <w:pStyle w:val="FirstParagraph"/>
+      </w:pPr>
+      <w:r>
+        <w:t xml:space="preserve">https://github.com/CCCCC11111/MA2003B_E7/tree/trunk</w:t>
+      </w:r>
+    </w:p>
+    <w:bookmarkEnd w:id="30"/>
+    <w:bookmarkEnd w:id="31"/>
+    <w:bookmarkEnd w:id="32"/>
+    <w:bookmarkStart w:id="46" w:name="etapa-2.-conociendo-los-datos"/>
+    <w:p>
+      <w:pPr>
+        <w:pStyle w:val="Heading1"/>
+      </w:pPr>
+      <w:r>
+        <w:t xml:space="preserve">Etapa 2. Conociendo los datos</w:t>
+      </w:r>
+    </w:p>
+    <w:bookmarkStart w:id="33" w:name="X5c027310975f3ec20cede8ef12b0b1213b604fd"/>
+    <w:p>
+      <w:pPr>
+        <w:pStyle w:val="Heading3"/>
+      </w:pPr>
+      <w:r>
+        <w:t xml:space="preserve">I. Escribe cuál es el objetivo de tu análisis y cuáles son las tecnicas estadísticas que contestarán tu objetivo.</w:t>
+      </w:r>
+    </w:p>
+    <w:p>
+      <w:pPr>
+        <w:pStyle w:val="FirstParagraph"/>
+      </w:pPr>
+      <w:r>
+        <w:t xml:space="preserve">El objetivo del análisis que llevaremos a cabo es predecir los valores futuros de distintos contaminantes, estos siendo: material particulado menor a 10 micrómetros (PM10), material particulado menor a 2.5 micrómetros (PM2.5), ozono (O3), dióxido de azufre (SO2), dióxido de nitrógeno (NO2), monóxido de carbono (CO), monóxido de nitrógeno (NO), la suma de NO + NO2 (NOX).</w:t>
+      </w:r>
+    </w:p>
+    <w:p>
+      <w:pPr>
+        <w:pStyle w:val="BodyText"/>
+      </w:pPr>
+      <w:r>
+        <w:t xml:space="preserve">El análisis se centrará en dos zonas meteorológicas, la primera zona meteorológica siendo</w:t>
+      </w:r>
+      <w:r>
+        <w:t xml:space="preserve"> </w:t>
+      </w:r>
+      <w:r>
+        <w:t xml:space="preserve">“CE - Centro”</w:t>
+      </w:r>
+      <w:r>
+        <w:t xml:space="preserve">, la cual está ubicada en el municipio de Monterrey, y la segunda zona meteorológica siendo</w:t>
+      </w:r>
+      <w:r>
+        <w:t xml:space="preserve"> </w:t>
+      </w:r>
+      <w:r>
+        <w:t xml:space="preserve">“NTE - Norte”</w:t>
+      </w:r>
+      <w:r>
+        <w:t xml:space="preserve">, la cual está ubicada en el municipio de Escobedo. Se seleccionaron éstas dos zonas meteorológicas con el propósito de resaltar la diferencia de los valores de los distintos contaminantes en una zona con mayor concentración poblacional, como lo es el centro del municipio de Monterrey, a comparación de los valores de los distintos contaminantes en una zona con menor concentración poblacional, como lo es el municipio de Escobedo.</w:t>
+      </w:r>
+    </w:p>
+    <w:p>
+      <w:pPr>
+        <w:pStyle w:val="BodyText"/>
+      </w:pPr>
+      <w:r>
+        <w:t xml:space="preserve">El análisis será llevado a cabo mediante el uso de una regresión lineal multivariada, en donde se tienen múltiples variables dependientes o de respuesta y múltiples variables independientes o predictoras. Por un lado las variables dependientes son las siguientes: material particulado menor a 10 micrómetros (PM10), material particulado menor a 2.5 micrómetros (PM2.5), ozono (O3), dióxido de azufre (SO2), dióxido de nitrógeno (NO2), monóxido de carbono (CO), monóxido de nitrógeno (NO), la suma de NO + NO2 (NOX). Por otro lado, las variables independientes son las siguientes: fecha y hora, temperatura (TOUT), humedad relativa (RH), radiación solar (SR), precipitación (RAINF), presión atmosférica (PRS), velocidad del viento (WSR), dirección del viento (WDR).</w:t>
+      </w:r>
+    </w:p>
+    <w:p>
+      <w:pPr>
+        <w:pStyle w:val="BodyText"/>
+      </w:pPr>
+      <w:r>
+        <w:t xml:space="preserve">La justificación de llevar a cabo éste análisis es el convencimiento de que el análisis representa una herramienta de muchas utilidad para organismos como la Secretaría de Medio Ambiente de Nuevo León ya que, al predecir los valores futuros de los distintos contaminantes, es posible llevar a cabo medidas de prevención para prevenir valores no aceptables de los mismo.</w:t>
+      </w:r>
+    </w:p>
+    <w:bookmarkEnd w:id="33"/>
+    <w:bookmarkStart w:id="40" w:name="X1afe218fd02cb79ccca191bf70b1243a2c13307"/>
+    <w:p>
+      <w:pPr>
+        <w:pStyle w:val="Heading3"/>
+      </w:pPr>
+      <w:r>
+        <w:t xml:space="preserve">II. Describe las variables que requieres para lograr tu objetivo y destaca sus principales características estadísticas.</w:t>
+      </w:r>
+    </w:p>
+    <w:p>
+      <w:pPr>
+        <w:pStyle w:val="FirstParagraph"/>
+      </w:pPr>
+      <w:r>
+        <w:t xml:space="preserve">Para llevar a cabo el análisis predictivo propuesto, primero se debe de contemplar la fecha y hora de cualquier registro, esta información está guardada en la variable Fecha_y_hora. El tiempo de cada observación es crucial para la realización de un análisis ya que posibilita la determinación de diferentes períodos de menor o mayor intensidad de diferentes contaminantes en el ambiente. Esta información es necesaria para un análisis de datos históricos a través de dos años, ya que mediante herramientas como lo son las series de tiempo las cuales se basan en la utilización de información temporal se puede extraer información que describa las relaciones subyacentes entre los datos de la serie, así como extrapolar o interpolar los datos para realizar nuestro objetivo el cual es predecir el comportamiento de la serie en momentos futuros no observados.</w:t>
+      </w:r>
+    </w:p>
+    <w:p>
+      <w:pPr>
+        <w:pStyle w:val="BodyText"/>
+      </w:pPr>
+      <w:r>
+        <w:t xml:space="preserve">Siguiente, se deben de incluir las variables correspondientes a las diferentes concentraciones de contaminantes, estas siendo el PM10, PM2.5, O3, SO2, NO2, CO, NO y Nox. Estos datos serán útiles para que el modelo estadístico pueda encontrar tendencias y establecer las diversas relaciones que existen entre cada una de las variables y los contaminantes presentes en cualquier momento dado. El modelo estadístico necesitará estos enlaces para poder generar información nueva que extrapole desde los datos para poder predecir la información futura de mayor relevancia a nuestro análisis. A continuación se muestra</w:t>
+      </w:r>
+    </w:p>
+    <w:p>
+      <w:pPr>
+        <w:pStyle w:val="BodyText"/>
+      </w:pPr>
+      <w:r>
+        <w:t xml:space="preserve">Por último, se incluyen las variables pertenecientes a los factores meteorológicos. Estas son TOUT, RH, SR, RAINF, PRS, WSR y WDR. Estas se incluirán para ser utilizadas como las variables independientes dentro del modelo. Estas variables participarán para predecir valores futuros de contaminantes y establecer dependencias y relaciones entre las condiciones climatológicas y los niveles de contaminantes presentes.</w:t>
+      </w:r>
+    </w:p>
+    <w:p>
+      <w:pPr>
+        <w:pStyle w:val="BodyText"/>
+      </w:pPr>
+      <w:r>
+        <w:t xml:space="preserve">A continuación en los mapas de calor se demuestra la intensidad de correlación entre todas las combinaciones de variables posibles, con el fin de poder observar con claridad las variables que tienen el mayor potencial de contribuir a una predicción de las variables dependientes y a identificar colinealidad.</w:t>
+      </w:r>
+    </w:p>
+    <w:p>
+      <w:pPr>
+        <w:pStyle w:val="SourceCode"/>
+      </w:pPr>
+      <w:r>
+        <w:br/>
+      </w:r>
+      <w:r>
+        <w:br/>
+      </w:r>
+      <w:r>
+        <w:rPr>
+          <w:rStyle w:val="VerbatimChar"/>
+        </w:rPr>
+        <w:t xml:space="preserve">Zona Centro</w:t>
+      </w:r>
+    </w:p>
+    <w:p>
+      <w:pPr>
+        <w:pStyle w:val="SourceCode"/>
+      </w:pPr>
+      <w:r>
+        <w:rPr>
+          <w:rStyle w:val="VerbatimChar"/>
+        </w:rPr>
+        <w:t xml:space="preserve">       X          Fecha.y.hora          CO..ppm.        NO..ppb.      </w:t>
+      </w:r>
+      <w:r>
+        <w:br/>
+      </w:r>
+      <w:r>
+        <w:rPr>
+          <w:rStyle w:val="VerbatimChar"/>
+        </w:rPr>
+        <w:t xml:space="preserve"> Min.   :    1   Min.   :1.704e+09   Min.   :0.050   Min.   :  0.500  </w:t>
+      </w:r>
+      <w:r>
+        <w:br/>
+      </w:r>
+      <w:r>
+        <w:rPr>
+          <w:rStyle w:val="VerbatimChar"/>
+        </w:rPr>
+        <w:t xml:space="preserve"> 1st Qu.: 3283   1st Qu.:1.716e+09   1st Qu.:0.880   1st Qu.:  2.600  </w:t>
+      </w:r>
+      <w:r>
+        <w:br/>
+      </w:r>
+      <w:r>
+        <w:rPr>
+          <w:rStyle w:val="VerbatimChar"/>
+        </w:rPr>
+        <w:t xml:space="preserve"> Median : 6564   Median :1.728e+09   Median :1.450   Median :  4.300  </w:t>
+      </w:r>
+      <w:r>
+        <w:br/>
+      </w:r>
+      <w:r>
+        <w:rPr>
+          <w:rStyle w:val="VerbatimChar"/>
+        </w:rPr>
+        <w:t xml:space="preserve"> Mean   : 6564   Mean   :1.728e+09   Mean   :1.594   Mean   :  9.556  </w:t>
+      </w:r>
+      <w:r>
+        <w:br/>
+      </w:r>
+      <w:r>
+        <w:rPr>
+          <w:rStyle w:val="VerbatimChar"/>
+        </w:rPr>
+        <w:t xml:space="preserve"> 3rd Qu.: 9846   3rd Qu.:1.740e+09   3rd Qu.:2.280   3rd Qu.: 10.500  </w:t>
+      </w:r>
+      <w:r>
+        <w:br/>
+      </w:r>
+      <w:r>
+        <w:rPr>
+          <w:rStyle w:val="VerbatimChar"/>
+        </w:rPr>
+        <w:t xml:space="preserve"> Max.   :13128   Max.   :1.751e+09   Max.   :5.630   Max.   :288.400  </w:t>
+      </w:r>
+      <w:r>
+        <w:br/>
+      </w:r>
+      <w:r>
+        <w:rPr>
+          <w:rStyle w:val="VerbatimChar"/>
+        </w:rPr>
+        <w:t xml:space="preserve">   NO2..ppb.       NOX..ppb.         O3..ppb.       PM10..ug.m3.   </w:t>
+      </w:r>
+      <w:r>
+        <w:br/>
+      </w:r>
+      <w:r>
+        <w:rPr>
+          <w:rStyle w:val="VerbatimChar"/>
+        </w:rPr>
+        <w:t xml:space="preserve"> Min.   : 0.00   Min.   :  0.80   Min.   :  1.00   Min.   :  2.00  </w:t>
+      </w:r>
+      <w:r>
+        <w:br/>
+      </w:r>
+      <w:r>
+        <w:rPr>
+          <w:rStyle w:val="VerbatimChar"/>
+        </w:rPr>
+        <w:t xml:space="preserve"> 1st Qu.: 8.40   1st Qu.: 11.50   1st Qu.: 13.00   1st Qu.: 37.00  </w:t>
+      </w:r>
+      <w:r>
+        <w:br/>
+      </w:r>
+      <w:r>
+        <w:rPr>
+          <w:rStyle w:val="VerbatimChar"/>
+        </w:rPr>
+        <w:t xml:space="preserve"> Median :14.30   Median : 19.00   Median : 26.00   Median : 51.00  </w:t>
+      </w:r>
+      <w:r>
+        <w:br/>
+      </w:r>
+      <w:r>
+        <w:rPr>
+          <w:rStyle w:val="VerbatimChar"/>
+        </w:rPr>
+        <w:t xml:space="preserve"> Mean   :17.07   Mean   : 26.05   Mean   : 30.55   Mean   : 58.57  </w:t>
+      </w:r>
+      <w:r>
+        <w:br/>
+      </w:r>
+      <w:r>
+        <w:rPr>
+          <w:rStyle w:val="VerbatimChar"/>
+        </w:rPr>
+        <w:t xml:space="preserve"> 3rd Qu.:23.00   3rd Qu.: 33.20   3rd Qu.: 43.00   3rd Qu.: 71.00  </w:t>
+      </w:r>
+      <w:r>
+        <w:br/>
+      </w:r>
+      <w:r>
+        <w:rPr>
+          <w:rStyle w:val="VerbatimChar"/>
+        </w:rPr>
+        <w:t xml:space="preserve"> Max.   :97.90   Max.   :362.80   Max.   :166.00   Max.   :470.00  </w:t>
+      </w:r>
+      <w:r>
+        <w:br/>
+      </w:r>
+      <w:r>
+        <w:rPr>
+          <w:rStyle w:val="VerbatimChar"/>
+        </w:rPr>
+        <w:t xml:space="preserve"> PM2.5..ug.m3.      PRS..mmHg.     RAINF..mm.h.          RH....     </w:t>
+      </w:r>
+      <w:r>
+        <w:br/>
+      </w:r>
+      <w:r>
+        <w:rPr>
+          <w:rStyle w:val="VerbatimChar"/>
+        </w:rPr>
+        <w:t xml:space="preserve"> Min.   :  2.00   Min.   :682.4   Min.   : 0.00000   Min.   : 1.00  </w:t>
+      </w:r>
+      <w:r>
+        <w:br/>
+      </w:r>
+      <w:r>
+        <w:rPr>
+          <w:rStyle w:val="VerbatimChar"/>
+        </w:rPr>
+        <w:t xml:space="preserve"> 1st Qu.: 13.63   1st Qu.:708.8   1st Qu.: 0.00000   1st Qu.:40.00  </w:t>
+      </w:r>
+      <w:r>
+        <w:br/>
+      </w:r>
+      <w:r>
+        <w:rPr>
+          <w:rStyle w:val="VerbatimChar"/>
+        </w:rPr>
+        <w:t xml:space="preserve"> Median : 22.59   Median :711.1   Median : 0.00000   Median :57.00  </w:t>
+      </w:r>
+      <w:r>
+        <w:br/>
+      </w:r>
+      <w:r>
+        <w:rPr>
+          <w:rStyle w:val="VerbatimChar"/>
+        </w:rPr>
+        <w:t xml:space="preserve"> Mean   : 26.14   Mean   :711.1   Mean   : 0.02142   Mean   :55.42  </w:t>
+      </w:r>
+      <w:r>
+        <w:br/>
+      </w:r>
+      <w:r>
+        <w:rPr>
+          <w:rStyle w:val="VerbatimChar"/>
+        </w:rPr>
+        <w:t xml:space="preserve"> 3rd Qu.: 35.40   3rd Qu.:713.4   3rd Qu.: 0.00000   3rd Qu.:73.00  </w:t>
+      </w:r>
+      <w:r>
+        <w:br/>
+      </w:r>
+      <w:r>
+        <w:rPr>
+          <w:rStyle w:val="VerbatimChar"/>
+        </w:rPr>
+        <w:t xml:space="preserve"> Max.   :246.93   Max.   :726.0   Max.   :83.45000   Max.   :94.00  </w:t>
+      </w:r>
+      <w:r>
+        <w:br/>
+      </w:r>
+      <w:r>
+        <w:rPr>
+          <w:rStyle w:val="VerbatimChar"/>
+        </w:rPr>
+        <w:t xml:space="preserve">   SO2..ppb.        SR..kW.m2.        TOUT..ºC.       WSR..km.h.   </w:t>
+      </w:r>
+      <w:r>
+        <w:br/>
+      </w:r>
+      <w:r>
+        <w:rPr>
+          <w:rStyle w:val="VerbatimChar"/>
+        </w:rPr>
+        <w:t xml:space="preserve"> Min.   : 0.700   Min.   :-0.0010   Min.   :-2.94   Min.   : 0.20  </w:t>
+      </w:r>
+      <w:r>
+        <w:br/>
+      </w:r>
+      <w:r>
+        <w:rPr>
+          <w:rStyle w:val="VerbatimChar"/>
+        </w:rPr>
+        <w:t xml:space="preserve"> 1st Qu.: 3.200   1st Qu.: 0.0000   1st Qu.:18.86   1st Qu.: 4.60  </w:t>
+      </w:r>
+      <w:r>
+        <w:br/>
+      </w:r>
+      <w:r>
+        <w:rPr>
+          <w:rStyle w:val="VerbatimChar"/>
+        </w:rPr>
+        <w:t xml:space="preserve"> Median : 4.000   Median : 0.0070   Median :23.77   Median : 7.40  </w:t>
+      </w:r>
+      <w:r>
+        <w:br/>
+      </w:r>
+      <w:r>
+        <w:rPr>
+          <w:rStyle w:val="VerbatimChar"/>
+        </w:rPr>
+        <w:t xml:space="preserve"> Mean   : 4.532   Mean   : 0.1832   Mean   :22.92   Mean   : 7.71  </w:t>
+      </w:r>
+      <w:r>
+        <w:br/>
+      </w:r>
+      <w:r>
+        <w:rPr>
+          <w:rStyle w:val="VerbatimChar"/>
+        </w:rPr>
+        <w:t xml:space="preserve"> 3rd Qu.: 5.200   3rd Qu.: 0.3043   3rd Qu.:27.73   3rd Qu.:10.30  </w:t>
+      </w:r>
+      <w:r>
+        <w:br/>
+      </w:r>
+      <w:r>
+        <w:rPr>
+          <w:rStyle w:val="VerbatimChar"/>
+        </w:rPr>
+        <w:t xml:space="preserve"> Max.   :85.800   Max.   : 1.2520   Max.   :42.34   Max.   :83.45  </w:t>
+      </w:r>
+      <w:r>
+        <w:br/>
+      </w:r>
+      <w:r>
+        <w:rPr>
+          <w:rStyle w:val="VerbatimChar"/>
+        </w:rPr>
+        <w:t xml:space="preserve"> WDR..azimutal. </w:t>
+      </w:r>
+      <w:r>
+        <w:br/>
+      </w:r>
+      <w:r>
+        <w:rPr>
+          <w:rStyle w:val="VerbatimChar"/>
+        </w:rPr>
+        <w:t xml:space="preserve"> Min.   :  1.0  </w:t>
+      </w:r>
+      <w:r>
+        <w:br/>
+      </w:r>
+      <w:r>
+        <w:rPr>
+          <w:rStyle w:val="VerbatimChar"/>
+        </w:rPr>
+        <w:t xml:space="preserve"> 1st Qu.: 48.0  </w:t>
+      </w:r>
+      <w:r>
+        <w:br/>
+      </w:r>
+      <w:r>
+        <w:rPr>
+          <w:rStyle w:val="VerbatimChar"/>
+        </w:rPr>
+        <w:t xml:space="preserve"> Median : 78.0  </w:t>
+      </w:r>
+      <w:r>
+        <w:br/>
+      </w:r>
+      <w:r>
+        <w:rPr>
+          <w:rStyle w:val="VerbatimChar"/>
+        </w:rPr>
+        <w:t xml:space="preserve"> Mean   :111.7  </w:t>
+      </w:r>
+      <w:r>
+        <w:br/>
+      </w:r>
+      <w:r>
+        <w:rPr>
+          <w:rStyle w:val="VerbatimChar"/>
+        </w:rPr>
+        <w:t xml:space="preserve"> 3rd Qu.:127.0  </w:t>
+      </w:r>
+      <w:r>
+        <w:br/>
+      </w:r>
+      <w:r>
+        <w:rPr>
+          <w:rStyle w:val="VerbatimChar"/>
+        </w:rPr>
+        <w:t xml:space="preserve"> Max.   :360.0  </w:t>
+      </w:r>
+    </w:p>
+    <w:p>
+      <w:pPr>
+        <w:pStyle w:val="SourceCode"/>
+      </w:pPr>
+      <w:r>
+        <w:br/>
+      </w:r>
+      <w:r>
+        <w:br/>
+      </w:r>
+      <w:r>
+        <w:rPr>
+          <w:rStyle w:val="VerbatimChar"/>
+        </w:rPr>
+        <w:t xml:space="preserve">Zona Norte</w:t>
+      </w:r>
+    </w:p>
+    <w:p>
+      <w:pPr>
+        <w:pStyle w:val="SourceCode"/>
+      </w:pPr>
+      <w:r>
+        <w:rPr>
+          <w:rStyle w:val="VerbatimChar"/>
+        </w:rPr>
+        <w:t xml:space="preserve">       X          Fecha.y.hora          CO..ppm.         NO..ppb.    </w:t>
+      </w:r>
+      <w:r>
+        <w:br/>
+      </w:r>
+      <w:r>
+        <w:rPr>
+          <w:rStyle w:val="VerbatimChar"/>
+        </w:rPr>
+        <w:t xml:space="preserve"> Min.   :    1   Min.   :1.704e+09   Min.   :  1.00   Min.   :  1.0  </w:t>
+      </w:r>
+      <w:r>
+        <w:br/>
+      </w:r>
+      <w:r>
+        <w:rPr>
+          <w:rStyle w:val="VerbatimChar"/>
+        </w:rPr>
+        <w:t xml:space="preserve"> 1st Qu.: 3283   1st Qu.:1.716e+09   1st Qu.: 50.00   1st Qu.:292.0  </w:t>
+      </w:r>
+      <w:r>
+        <w:br/>
+      </w:r>
+      <w:r>
+        <w:rPr>
+          <w:rStyle w:val="VerbatimChar"/>
+        </w:rPr>
+        <w:t xml:space="preserve"> Median : 6564   Median :1.728e+09   Median : 71.00   Median :300.0  </w:t>
+      </w:r>
+      <w:r>
+        <w:br/>
+      </w:r>
+      <w:r>
+        <w:rPr>
+          <w:rStyle w:val="VerbatimChar"/>
+        </w:rPr>
+        <w:t xml:space="preserve"> Mean   : 6564   Mean   :1.728e+09   Mean   : 75.74   Mean   :354.3  </w:t>
+      </w:r>
+      <w:r>
+        <w:br/>
+      </w:r>
+      <w:r>
+        <w:rPr>
+          <w:rStyle w:val="VerbatimChar"/>
+        </w:rPr>
+        <w:t xml:space="preserve"> 3rd Qu.: 9846   3rd Qu.:1.740e+09   3rd Qu.: 85.00   3rd Qu.:428.0  </w:t>
+      </w:r>
+      <w:r>
+        <w:br/>
+      </w:r>
+      <w:r>
+        <w:rPr>
+          <w:rStyle w:val="VerbatimChar"/>
+        </w:rPr>
+        <w:t xml:space="preserve"> Max.   :13128   Max.   :1.751e+09   Max.   :347.00   Max.   :996.0  </w:t>
+      </w:r>
+      <w:r>
+        <w:br/>
+      </w:r>
+      <w:r>
+        <w:rPr>
+          <w:rStyle w:val="VerbatimChar"/>
+        </w:rPr>
+        <w:t xml:space="preserve">   NO2..ppb.       NOX..ppb.         O3..ppb.       PM10..ug.m3.   </w:t>
+      </w:r>
+      <w:r>
+        <w:br/>
+      </w:r>
+      <w:r>
+        <w:rPr>
+          <w:rStyle w:val="VerbatimChar"/>
+        </w:rPr>
+        <w:t xml:space="preserve"> Min.   :  1.0   Min.   :   1.0   Min.   :  1.00   Min.   :  2.00  </w:t>
+      </w:r>
+      <w:r>
+        <w:br/>
+      </w:r>
+      <w:r>
+        <w:rPr>
+          <w:rStyle w:val="VerbatimChar"/>
+        </w:rPr>
+        <w:t xml:space="preserve"> 1st Qu.: 93.0   1st Qu.: 240.0   1st Qu.: 44.00   1st Qu.: 36.52  </w:t>
+      </w:r>
+      <w:r>
+        <w:br/>
+      </w:r>
+      <w:r>
+        <w:rPr>
+          <w:rStyle w:val="VerbatimChar"/>
+        </w:rPr>
+        <w:t xml:space="preserve"> Median :278.0   Median : 562.5   Median : 56.00   Median : 54.00  </w:t>
+      </w:r>
+      <w:r>
+        <w:br/>
+      </w:r>
+      <w:r>
+        <w:rPr>
+          <w:rStyle w:val="VerbatimChar"/>
+        </w:rPr>
+        <w:t xml:space="preserve"> Mean   :311.2   Mean   : 619.6   Mean   : 59.91   Mean   : 65.25  </w:t>
+      </w:r>
+      <w:r>
+        <w:br/>
+      </w:r>
+      <w:r>
+        <w:rPr>
+          <w:rStyle w:val="VerbatimChar"/>
+        </w:rPr>
+        <w:t xml:space="preserve"> 3rd Qu.:550.0   3rd Qu.:1012.0   3rd Qu.: 76.00   3rd Qu.: 80.00  </w:t>
+      </w:r>
+      <w:r>
+        <w:br/>
+      </w:r>
+      <w:r>
+        <w:rPr>
+          <w:rStyle w:val="VerbatimChar"/>
+        </w:rPr>
+        <w:t xml:space="preserve"> Max.   :618.0   Max.   :1322.0   Max.   :130.00   Max.   :650.00  </w:t>
+      </w:r>
+      <w:r>
+        <w:br/>
+      </w:r>
+      <w:r>
+        <w:rPr>
+          <w:rStyle w:val="VerbatimChar"/>
+        </w:rPr>
+        <w:t xml:space="preserve"> PM2.5..ug.m3.      PRS..mmHg.     RAINF..mm.h.        RH....     </w:t>
+      </w:r>
+      <w:r>
+        <w:br/>
+      </w:r>
+      <w:r>
+        <w:rPr>
+          <w:rStyle w:val="VerbatimChar"/>
+        </w:rPr>
+        <w:t xml:space="preserve"> Min.   :  2.00   Min.   :  1.0   Min.   : 1.000   Min.   : 1.00  </w:t>
+      </w:r>
+      <w:r>
+        <w:br/>
+      </w:r>
+      <w:r>
+        <w:rPr>
+          <w:rStyle w:val="VerbatimChar"/>
+        </w:rPr>
+        <w:t xml:space="preserve"> 1st Qu.:  8.00   1st Qu.:177.0   1st Qu.: 1.000   1st Qu.: 2.00  </w:t>
+      </w:r>
+      <w:r>
+        <w:br/>
+      </w:r>
+      <w:r>
+        <w:rPr>
+          <w:rStyle w:val="VerbatimChar"/>
+        </w:rPr>
+        <w:t xml:space="preserve"> Median : 14.00   Median :204.0   Median : 1.000   Median :15.00  </w:t>
+      </w:r>
+      <w:r>
+        <w:br/>
+      </w:r>
+      <w:r>
+        <w:rPr>
+          <w:rStyle w:val="VerbatimChar"/>
+        </w:rPr>
+        <w:t xml:space="preserve"> Mean   : 16.72   Mean   :201.8   Mean   : 1.006   Mean   :16.06  </w:t>
+      </w:r>
+      <w:r>
+        <w:br/>
+      </w:r>
+      <w:r>
+        <w:rPr>
+          <w:rStyle w:val="VerbatimChar"/>
+        </w:rPr>
+        <w:t xml:space="preserve"> 3rd Qu.: 22.40   3rd Qu.:229.0   3rd Qu.: 1.000   3rd Qu.:17.00  </w:t>
+      </w:r>
+      <w:r>
+        <w:br/>
+      </w:r>
+      <w:r>
+        <w:rPr>
+          <w:rStyle w:val="VerbatimChar"/>
+        </w:rPr>
+        <w:t xml:space="preserve"> Max.   :251.00   Max.   :349.0   Max.   :11.000   Max.   :57.00  </w:t>
+      </w:r>
+      <w:r>
+        <w:br/>
+      </w:r>
+      <w:r>
+        <w:rPr>
+          <w:rStyle w:val="VerbatimChar"/>
+        </w:rPr>
+        <w:t xml:space="preserve">   SO2..ppb.       SR..kW.m2.      TOUT..ºC.      WSR..km.h.    WDR..azimutal. </w:t>
+      </w:r>
+      <w:r>
+        <w:br/>
+      </w:r>
+      <w:r>
+        <w:rPr>
+          <w:rStyle w:val="VerbatimChar"/>
+        </w:rPr>
+        <w:t xml:space="preserve"> Min.   :  1.0   Min.   :  1.0   Min.   :   1   Min.   :  1.0   Min.   :  1.0  </w:t>
+      </w:r>
+      <w:r>
+        <w:br/>
+      </w:r>
+      <w:r>
+        <w:rPr>
+          <w:rStyle w:val="VerbatimChar"/>
+        </w:rPr>
+        <w:t xml:space="preserve"> 1st Qu.:101.0   1st Qu.:  1.0   1st Qu.:1118   1st Qu.: 60.0   1st Qu.: 40.0  </w:t>
+      </w:r>
+      <w:r>
+        <w:br/>
+      </w:r>
+      <w:r>
+        <w:rPr>
+          <w:rStyle w:val="VerbatimChar"/>
+        </w:rPr>
+        <w:t xml:space="preserve"> Median :121.0   Median :  1.0   Median :1596   Median :199.0   Median : 65.0  </w:t>
+      </w:r>
+      <w:r>
+        <w:br/>
+      </w:r>
+      <w:r>
+        <w:rPr>
+          <w:rStyle w:val="VerbatimChar"/>
+        </w:rPr>
+        <w:t xml:space="preserve"> Mean   :114.9   Mean   :141.3   Mean   :1578   Mean   :160.4   Mean   :133.3  </w:t>
+      </w:r>
+      <w:r>
+        <w:br/>
+      </w:r>
+      <w:r>
+        <w:rPr>
+          <w:rStyle w:val="VerbatimChar"/>
+        </w:rPr>
+        <w:t xml:space="preserve"> 3rd Qu.:129.0   3rd Qu.: 18.0   3rd Qu.:2060   3rd Qu.:230.0   3rd Qu.:258.0  </w:t>
+      </w:r>
+      <w:r>
+        <w:br/>
+      </w:r>
+      <w:r>
+        <w:rPr>
+          <w:rStyle w:val="VerbatimChar"/>
+        </w:rPr>
+        <w:t xml:space="preserve"> Max.   :216.0   Max.   :946.0   Max.   :3332   Max.   :271.0   Max.   :350.0  </w:t>
+      </w:r>
+    </w:p>
+    <w:p>
+      <w:pPr>
+        <w:pStyle w:val="SourceCode"/>
+      </w:pPr>
+      <w:r>
+        <w:rPr>
+          <w:rStyle w:val="VerbatimChar"/>
+        </w:rPr>
+        <w:t xml:space="preserve">Zona Centro</w:t>
+      </w:r>
+      <w:r>
+        <w:br/>
+      </w:r>
+      <w:r>
+        <w:rPr>
+          <w:rStyle w:val="VerbatimChar"/>
+        </w:rPr>
+        <w:t xml:space="preserve">Varianza</w:t>
+      </w:r>
+      <w:r>
+        <w:br/>
+      </w:r>
+      <w:r>
+        <w:rPr>
+          <w:rStyle w:val="VerbatimChar"/>
+        </w:rPr>
+        <w:t xml:space="preserve"> 14363126 1.861461e+14 0.6518243 195.9865 124.7881 491.631 472.5813 1108.272 274.7873 14.20636 1.592237 443.7458 8.167114 0.07818646 48.06701 16.51091 8613.234 </w:t>
+      </w:r>
+      <w:r>
+        <w:br/>
+      </w:r>
+      <w:r>
+        <w:rPr>
+          <w:rStyle w:val="VerbatimChar"/>
+        </w:rPr>
+        <w:t xml:space="preserve">Desviación Estandar</w:t>
+      </w:r>
+      <w:r>
+        <w:br/>
+      </w:r>
+      <w:r>
+        <w:rPr>
+          <w:rStyle w:val="VerbatimChar"/>
+        </w:rPr>
+        <w:t xml:space="preserve"> 3789.872 13643537 0.8073563 13.99952 11.17086 22.17275 21.73893 33.29071 16.57671 3.769132 1.261839 21.06527 2.857816 0.2796184 6.933038 4.063362 92.80751 </w:t>
+      </w:r>
+      <w:r>
+        <w:br/>
+      </w:r>
+      <w:r>
+        <w:br/>
+      </w:r>
+      <w:r>
+        <w:rPr>
+          <w:rStyle w:val="VerbatimChar"/>
+        </w:rPr>
+        <w:t xml:space="preserve">Zona Norte</w:t>
+      </w:r>
+      <w:r>
+        <w:br/>
+      </w:r>
+      <w:r>
+        <w:rPr>
+          <w:rStyle w:val="VerbatimChar"/>
+        </w:rPr>
+        <w:t xml:space="preserve">Varianza</w:t>
+      </w:r>
+      <w:r>
+        <w:br/>
+      </w:r>
+      <w:r>
+        <w:rPr>
+          <w:rStyle w:val="VerbatimChar"/>
+        </w:rPr>
+        <w:t xml:space="preserve"> 14363126 1.861461e+14 1917.921 55116.56 46186.69 161473.2 579.1149 2055.456 131.154 2106.775 0.04056336 277.1417 1369.395 84869.27 535845.1 7614.852 13498.07 </w:t>
+      </w:r>
+      <w:r>
+        <w:br/>
+      </w:r>
+      <w:r>
+        <w:rPr>
+          <w:rStyle w:val="VerbatimChar"/>
+        </w:rPr>
+        <w:t xml:space="preserve">Desviación Estandar 3789.872 13643537 43.79408 234.7692 214.9109 401.8373 24.06481 45.33714 11.45225 45.89962 0.2014035 16.64757 37.00533 291.3233 732.0144 87.26312 116.1812</w:t>
+      </w:r>
+    </w:p>
+    <w:p>
+      <w:pPr>
+        <w:pStyle w:val="FirstParagraph"/>
+      </w:pPr>
+      <w:r>
+        <w:drawing>
+          <wp:inline>
+            <wp:extent cx="4620126" cy="3696101"/>
+            <wp:effectExtent b="0" l="0" r="0" t="0"/>
+            <wp:docPr descr="" title="" id="35" name="Picture"/>
+            <a:graphic>
+              <a:graphicData uri="http://schemas.openxmlformats.org/drawingml/2006/picture">
+                <pic:pic>
+                  <pic:nvPicPr>
+                    <pic:cNvPr descr="reporte_files/figure-docx/unnamed-chunk-5-1.png" id="36" name="Picture"/>
+                    <pic:cNvPicPr>
+                      <a:picLocks noChangeArrowheads="1" noChangeAspect="1"/>
+                    </pic:cNvPicPr>
+                  </pic:nvPicPr>
+                  <pic:blipFill>
+                    <a:blip r:embed="rId34"/>
+                    <a:stretch>
+                      <a:fillRect/>
+                    </a:stretch>
+                  </pic:blipFill>
+                  <pic:spPr bwMode="auto">
+                    <a:xfrm>
+                      <a:off x="0" y="0"/>
+                      <a:ext cx="4620126" cy="3696101"/>
+                    </a:xfrm>
+                    <a:prstGeom prst="rect">
+                      <a:avLst/>
+                    </a:prstGeom>
+                    <a:noFill/>
+                    <a:ln w="9525">
+                      <a:noFill/>
+                      <a:headEnd/>
+                      <a:tailEnd/>
+                    </a:ln>
+                  </pic:spPr>
+                </pic:pic>
+              </a:graphicData>
+            </a:graphic>
+          </wp:inline>
+        </w:drawing>
+      </w:r>
+    </w:p>
+    <w:p>
+      <w:pPr>
+        <w:pStyle w:val="BodyText"/>
+      </w:pPr>
+      <w:r>
+        <w:drawing>
+          <wp:inline>
+            <wp:extent cx="4620126" cy="3696101"/>
+            <wp:effectExtent b="0" l="0" r="0" t="0"/>
+            <wp:docPr descr="" title="" id="38" name="Picture"/>
+            <a:graphic>
+              <a:graphicData uri="http://schemas.openxmlformats.org/drawingml/2006/picture">
+                <pic:pic>
+                  <pic:nvPicPr>
+                    <pic:cNvPr descr="reporte_files/figure-docx/unnamed-chunk-6-1.png" id="39" name="Picture"/>
+                    <pic:cNvPicPr>
+                      <a:picLocks noChangeArrowheads="1" noChangeAspect="1"/>
+                    </pic:cNvPicPr>
+                  </pic:nvPicPr>
+                  <pic:blipFill>
+                    <a:blip r:embed="rId37"/>
+                    <a:stretch>
+                      <a:fillRect/>
+                    </a:stretch>
+                  </pic:blipFill>
+                  <pic:spPr bwMode="auto">
+                    <a:xfrm>
+                      <a:off x="0" y="0"/>
+                      <a:ext cx="4620126" cy="3696101"/>
+                    </a:xfrm>
+                    <a:prstGeom prst="rect">
+                      <a:avLst/>
+                    </a:prstGeom>
+                    <a:noFill/>
+                    <a:ln w="9525">
+                      <a:noFill/>
+                      <a:headEnd/>
+                      <a:tailEnd/>
+                    </a:ln>
+                  </pic:spPr>
+                </pic:pic>
+              </a:graphicData>
+            </a:graphic>
+          </wp:inline>
+        </w:drawing>
+      </w:r>
+    </w:p>
+    <w:bookmarkEnd w:id="40"/>
+    <w:bookmarkStart w:id="41" w:name="Xfb64eb2ea4a063d08a6a4d207f01f8d3d93585d"/>
+    <w:p>
+      <w:pPr>
+        <w:pStyle w:val="Heading3"/>
+      </w:pPr>
+      <w:r>
+        <w:t xml:space="preserve">III. Concluye con un breve resumen de lo que has logrado hasta ahora, qué falta por hacer, qué camino piensan seguir para lograrlo, cuáles son las preguntas que te han surgido, etc</w:t>
+      </w:r>
+    </w:p>
+    <w:bookmarkEnd w:id="41"/>
+    <w:bookmarkStart w:id="42" w:name="Xab28c38153bd2c9d3365690cee53a8911459e92"/>
+    <w:p>
+      <w:pPr>
+        <w:pStyle w:val="Heading3"/>
+      </w:pPr>
+      <w:r>
+        <w:t xml:space="preserve">IV. No debe exceder de 5 páginas (incluyendo gráficas y tablas).</w:t>
+      </w:r>
+    </w:p>
+    <w:bookmarkEnd w:id="42"/>
+    <w:bookmarkStart w:id="43" w:name="X089b80d1d13a7a1b4ebcf63d6259ad9e58b234a"/>
+    <w:p>
+      <w:pPr>
+        <w:pStyle w:val="Heading3"/>
+      </w:pPr>
+      <w:r>
+        <w:t xml:space="preserve">V. Incluye como anexos gráficos o tablas que creas conveniente mencionar en el texto que realizaste.</w:t>
+      </w:r>
+    </w:p>
+    <w:bookmarkEnd w:id="43"/>
+    <w:bookmarkStart w:id="44" w:name="X94412884f8ac8c8fa256c3829869b881096f7e3"/>
+    <w:p>
+      <w:pPr>
+        <w:pStyle w:val="Heading3"/>
+      </w:pPr>
+      <w:r>
+        <w:t xml:space="preserve">VI. Inserta una liga que dé acceso a tu(s) documento(s) de trabajo</w:t>
+      </w:r>
+    </w:p>
+    <w:p>
+      <w:pPr>
+        <w:pStyle w:val="FirstParagraph"/>
+      </w:pPr>
+      <w:r>
+        <w:t xml:space="preserve">https://github.com/CCCCC11111/MA2003B_E7/tree/trunk</w:t>
+      </w:r>
+    </w:p>
+    <w:bookmarkEnd w:id="44"/>
+    <w:bookmarkStart w:id="45" w:name="fuentes-bibliográficas-y-de-datos"/>
+    <w:p>
+      <w:pPr>
+        <w:pStyle w:val="Heading3"/>
+      </w:pPr>
+      <w:r>
+        <w:t xml:space="preserve">Fuentes bibliográficas y de datos</w:t>
+      </w:r>
+    </w:p>
+    <w:p>
+      <w:pPr>
+        <w:pStyle w:val="FirstParagraph"/>
+      </w:pPr>
+      <w:r>
         <w:t xml:space="preserve">[1] airly. (s.f.). 5 Benefits of Air Quality Monitoring. airly. https://airly.org/en/5-benefits-of-air-quality-monitoring/</w:t>
       </w:r>
     </w:p>
@@ -529,685 +2324,43 @@
         <w:pStyle w:val="BodyText"/>
       </w:pPr>
       <w:r>
-        <w:t xml:space="preserve">[6] Sustainability Directory. (2025). What Are Air Quality Monitoring Challenges? Sustainability Directory. https://pollution.sustainability-directory.com/question/what-are-air-quality-monitoring-challenges/</w:t>
-      </w:r>
-    </w:p>
-    <w:p>
-      <w:pPr>
-        <w:pStyle w:val="BodyText"/>
-      </w:pPr>
-      <w:r>
-        <w:t xml:space="preserve">[7] UN environment programme. (2022). How is air quality measured? UN environment programme. https://www.unep.org/news-and-stories/story/how-air-quality-measured</w:t>
-      </w:r>
-    </w:p>
-    <w:p>
-      <w:pPr>
-        <w:pStyle w:val="BodyText"/>
-      </w:pPr>
-      <w:r>
-        <w:t xml:space="preserve">[8] Wu B., Zhao S., Liu Y., &amp; Zhang C. (2025). Do meteorological variables impact air quality differently across urbanization gradients? A case study of Kaohsiung, Taiwan, China. ScienceDirect. https://www.sciencedirect.com/science/article/pii/S240584402500074X</w:t>
-      </w:r>
-    </w:p>
-    <w:p>
-      <w:pPr>
-        <w:pStyle w:val="BodyText"/>
-      </w:pPr>
-      <w:r>
-        <w:t xml:space="preserve">Para esta primera etapa, empezaremos por cargar las librerías que necesitamos y establecemos algunas opciones de configuración:</w:t>
-      </w:r>
-    </w:p>
-    <w:p>
-      <w:pPr>
-        <w:pStyle w:val="SourceCode"/>
-      </w:pPr>
-      <w:r>
-        <w:rPr>
-          <w:rStyle w:val="FunctionTok"/>
-        </w:rPr>
-        <w:t xml:space="preserve">library</w:t>
-      </w:r>
-      <w:r>
-        <w:rPr>
-          <w:rStyle w:val="NormalTok"/>
-        </w:rPr>
-        <w:t xml:space="preserve">(tidyverse)</w:t>
-      </w:r>
-      <w:r>
-        <w:br/>
-      </w:r>
-      <w:r>
-        <w:rPr>
-          <w:rStyle w:val="FunctionTok"/>
-        </w:rPr>
-        <w:t xml:space="preserve">library</w:t>
-      </w:r>
-      <w:r>
-        <w:rPr>
-          <w:rStyle w:val="NormalTok"/>
-        </w:rPr>
-        <w:t xml:space="preserve">(here)</w:t>
-      </w:r>
-      <w:r>
-        <w:br/>
-      </w:r>
-      <w:r>
-        <w:rPr>
-          <w:rStyle w:val="FunctionTok"/>
-        </w:rPr>
-        <w:t xml:space="preserve">library</w:t>
-      </w:r>
-      <w:r>
-        <w:rPr>
-          <w:rStyle w:val="NormalTok"/>
-        </w:rPr>
-        <w:t xml:space="preserve">(readxl)</w:t>
-      </w:r>
-      <w:r>
-        <w:br/>
-      </w:r>
-      <w:r>
-        <w:br/>
-      </w:r>
-      <w:r>
-        <w:rPr>
-          <w:rStyle w:val="FunctionTok"/>
-        </w:rPr>
-        <w:t xml:space="preserve">options</w:t>
-      </w:r>
-      <w:r>
-        <w:rPr>
-          <w:rStyle w:val="NormalTok"/>
-        </w:rPr>
-        <w:t xml:space="preserve">(</w:t>
-      </w:r>
-      <w:r>
-        <w:rPr>
-          <w:rStyle w:val="AttributeTok"/>
-        </w:rPr>
-        <w:t xml:space="preserve">scipen =</w:t>
-      </w:r>
-      <w:r>
-        <w:rPr>
-          <w:rStyle w:val="NormalTok"/>
-        </w:rPr>
-        <w:t xml:space="preserve"> </w:t>
-      </w:r>
-      <w:r>
-        <w:rPr>
-          <w:rStyle w:val="DecValTok"/>
-        </w:rPr>
-        <w:t xml:space="preserve">999</w:t>
-      </w:r>
-      <w:r>
-        <w:rPr>
-          <w:rStyle w:val="NormalTok"/>
-        </w:rPr>
-        <w:t xml:space="preserve">)</w:t>
-      </w:r>
-    </w:p>
-    <w:p>
-      <w:pPr>
-        <w:pStyle w:val="FirstParagraph"/>
-      </w:pPr>
-      <w:r>
-        <w:t xml:space="preserve">Ahora cargamos los datos que nos proporcionó el Socio Formador. Para los datos del 2024 tenemos:</w:t>
-      </w:r>
-    </w:p>
-    <w:p>
-      <w:pPr>
-        <w:pStyle w:val="SourceCode"/>
-      </w:pPr>
-      <w:r>
-        <w:rPr>
-          <w:rStyle w:val="NormalTok"/>
-        </w:rPr>
-        <w:t xml:space="preserve">calidad_aire_2024_tbl </w:t>
-      </w:r>
-      <w:r>
-        <w:rPr>
-          <w:rStyle w:val="OtherTok"/>
-        </w:rPr>
-        <w:t xml:space="preserve">&lt;-</w:t>
-      </w:r>
-      <w:r>
-        <w:rPr>
-          <w:rStyle w:val="NormalTok"/>
-        </w:rPr>
-        <w:t xml:space="preserve"> </w:t>
-      </w:r>
-      <w:r>
-        <w:rPr>
-          <w:rStyle w:val="FunctionTok"/>
-        </w:rPr>
-        <w:t xml:space="preserve">read_excel</w:t>
-      </w:r>
-      <w:r>
-        <w:rPr>
-          <w:rStyle w:val="NormalTok"/>
-        </w:rPr>
-        <w:t xml:space="preserve">(</w:t>
-      </w:r>
-      <w:r>
-        <w:rPr>
-          <w:rStyle w:val="FunctionTok"/>
-        </w:rPr>
-        <w:t xml:space="preserve">here</w:t>
-      </w:r>
-      <w:r>
-        <w:rPr>
-          <w:rStyle w:val="NormalTok"/>
-        </w:rPr>
-        <w:t xml:space="preserve">(</w:t>
-      </w:r>
-      <w:r>
-        <w:rPr>
-          <w:rStyle w:val="StringTok"/>
-        </w:rPr>
-        <w:t xml:space="preserve">"data"</w:t>
-      </w:r>
-      <w:r>
-        <w:rPr>
-          <w:rStyle w:val="NormalTok"/>
-        </w:rPr>
-        <w:t xml:space="preserve">, </w:t>
-      </w:r>
-      <w:r>
-        <w:rPr>
-          <w:rStyle w:val="StringTok"/>
-        </w:rPr>
-        <w:t xml:space="preserve">"BD 2024.xlsx"</w:t>
-      </w:r>
-      <w:r>
-        <w:rPr>
-          <w:rStyle w:val="NormalTok"/>
-        </w:rPr>
-        <w:t xml:space="preserve">)) </w:t>
-      </w:r>
-      <w:r>
-        <w:rPr>
-          <w:rStyle w:val="SpecialCharTok"/>
-        </w:rPr>
-        <w:t xml:space="preserve">%&gt;%</w:t>
-      </w:r>
-      <w:r>
-        <w:br/>
-      </w:r>
-      <w:r>
-        <w:rPr>
-          <w:rStyle w:val="NormalTok"/>
-        </w:rPr>
-        <w:t xml:space="preserve">  </w:t>
-      </w:r>
-      <w:r>
-        <w:rPr>
-          <w:rStyle w:val="FunctionTok"/>
-        </w:rPr>
-        <w:t xml:space="preserve">glimpse</w:t>
-      </w:r>
-      <w:r>
-        <w:rPr>
-          <w:rStyle w:val="NormalTok"/>
-        </w:rPr>
-        <w:t xml:space="preserve">()</w:t>
-      </w:r>
-    </w:p>
-    <w:p>
-      <w:pPr>
-        <w:pStyle w:val="SourceCode"/>
-      </w:pPr>
-      <w:r>
-        <w:rPr>
-          <w:rStyle w:val="VerbatimChar"/>
-        </w:rPr>
-        <w:t xml:space="preserve">Rows: 8,784</w:t>
-      </w:r>
-      <w:r>
-        <w:br/>
-      </w:r>
-      <w:r>
-        <w:rPr>
-          <w:rStyle w:val="VerbatimChar"/>
-        </w:rPr>
-        <w:t xml:space="preserve">Columns: 16</w:t>
-      </w:r>
-      <w:r>
-        <w:br/>
-      </w:r>
-      <w:r>
-        <w:rPr>
-          <w:rStyle w:val="VerbatimChar"/>
-        </w:rPr>
-        <w:t xml:space="preserve">$ `Fecha y hora`   &lt;dttm&gt; 2024-01-01 00:00:00, 2024-01-01 01:00:00, 2024-01-01…</w:t>
-      </w:r>
-      <w:r>
-        <w:br/>
-      </w:r>
-      <w:r>
-        <w:rPr>
-          <w:rStyle w:val="VerbatimChar"/>
-        </w:rPr>
-        <w:t xml:space="preserve">$ `CO (ppm)`       &lt;dbl&gt; 2.08, 2.07, 2.36, 2.11, 1.94, 1.79, 1.59, 1.53, 1.65,…</w:t>
-      </w:r>
-      <w:r>
-        <w:br/>
-      </w:r>
-      <w:r>
-        <w:rPr>
-          <w:rStyle w:val="VerbatimChar"/>
-        </w:rPr>
-        <w:t xml:space="preserve">$ `NO (ppb)`       &lt;dbl&gt; 10.5, 10.5, 16.9, 13.6, 8.5, 7.4, 7.4, 7.0, 8.4, 6.1,…</w:t>
-      </w:r>
-      <w:r>
-        <w:br/>
-      </w:r>
-      <w:r>
-        <w:rPr>
-          <w:rStyle w:val="VerbatimChar"/>
-        </w:rPr>
-        <w:t xml:space="preserve">$ `NO2 (ppb)`      &lt;dbl&gt; 23.3, 23.4, 30.0, 26.6, 20.6, 16.3, 14.2, 12.3, 19.8,…</w:t>
-      </w:r>
-      <w:r>
-        <w:br/>
-      </w:r>
-      <w:r>
-        <w:rPr>
-          <w:rStyle w:val="VerbatimChar"/>
-        </w:rPr>
-        <w:t xml:space="preserve">$ `NOX (ppb)`      &lt;dbl&gt; 33.8, 33.9, 46.9, 40.1, 29.2, 23.6, 21.5, 19.2, 28.2,…</w:t>
-      </w:r>
-      <w:r>
-        <w:br/>
-      </w:r>
-      <w:r>
-        <w:rPr>
-          <w:rStyle w:val="VerbatimChar"/>
-        </w:rPr>
-        <w:t xml:space="preserve">$ `O3 (ppb)`       &lt;dbl&gt; 13, 13, 7, 7, 13, 15, 21, 22, 18, 37, 42, 45, 45, 48,…</w:t>
-      </w:r>
-      <w:r>
-        <w:br/>
-      </w:r>
-      <w:r>
-        <w:rPr>
-          <w:rStyle w:val="VerbatimChar"/>
-        </w:rPr>
-        <w:t xml:space="preserve">$ `PM10 (ug/m3)`   &lt;dbl&gt; 81, 81, 84, 132, 93, 62, 42, 26, 29, 40, 28, 28, 30, …</w:t>
-      </w:r>
-      <w:r>
-        <w:br/>
-      </w:r>
-      <w:r>
-        <w:rPr>
-          <w:rStyle w:val="VerbatimChar"/>
-        </w:rPr>
-        <w:t xml:space="preserve">$ `PM2.5 (ug/m3)`  &lt;dbl&gt; 60.00, 60.52, NA, 64.69, 44.13, 28.90, 16.64, 12.57, …</w:t>
-      </w:r>
-      <w:r>
-        <w:br/>
-      </w:r>
-      <w:r>
-        <w:rPr>
-          <w:rStyle w:val="VerbatimChar"/>
-        </w:rPr>
-        <w:t xml:space="preserve">$ `PRS (mmHg)`     &lt;dbl&gt; 724.5, 724.5, 724.6, 724.7, 724.7, 724.7, 724.7, 725.…</w:t>
-      </w:r>
-      <w:r>
-        <w:br/>
-      </w:r>
-      <w:r>
-        <w:rPr>
-          <w:rStyle w:val="VerbatimChar"/>
-        </w:rPr>
-        <w:t xml:space="preserve">$ `RAINF (mm/h)`   &lt;dbl&gt; 0, 0, 0, 0, 0, 0, 0, 0, 0, 0, 0, 0, 0, 0, 0, 0, 0, 0,…</w:t>
-      </w:r>
-      <w:r>
-        <w:br/>
-      </w:r>
-      <w:r>
-        <w:rPr>
-          <w:rStyle w:val="VerbatimChar"/>
-        </w:rPr>
-        <w:t xml:space="preserve">$ `RH (%)`         &lt;dbl&gt; 58, 58, 61, 62, 53, 55, 42, 43, 48, 43, 35, 33, 36, 3…</w:t>
-      </w:r>
-      <w:r>
-        <w:br/>
-      </w:r>
-      <w:r>
-        <w:rPr>
-          <w:rStyle w:val="VerbatimChar"/>
-        </w:rPr>
-        <w:t xml:space="preserve">$ `SO2 (ppb)`      &lt;dbl&gt; 2.9, 2.9, 3.2, 3.2, 3.2, 2.9, 3.2, 2.9, 3.7, 6.2, 6.4…</w:t>
-      </w:r>
-      <w:r>
-        <w:br/>
-      </w:r>
-      <w:r>
-        <w:rPr>
-          <w:rStyle w:val="VerbatimChar"/>
-        </w:rPr>
-        <w:t xml:space="preserve">$ `SR (kW/m2)`     &lt;dbl&gt; 0.000, 0.000, 0.000, 0.000, 0.000, 0.000, 0.000, 0.00…</w:t>
-      </w:r>
-      <w:r>
-        <w:br/>
-      </w:r>
-      <w:r>
-        <w:rPr>
-          <w:rStyle w:val="VerbatimChar"/>
-        </w:rPr>
-        <w:t xml:space="preserve">$ `TOUT (ºC)`      &lt;dbl&gt; 14.26, 14.28, 13.50, 13.18, 14.62, 13.96, 16.39, 15.9…</w:t>
-      </w:r>
-      <w:r>
-        <w:br/>
-      </w:r>
-      <w:r>
-        <w:rPr>
-          <w:rStyle w:val="VerbatimChar"/>
-        </w:rPr>
-        <w:t xml:space="preserve">$ `WSR (km/h)`     &lt;dbl&gt; 5.8, 5.9, 3.7, 7.1, 8.4, 7.6, 9.7, 9.6, 5.8, 5.2, 6.3…</w:t>
-      </w:r>
-      <w:r>
-        <w:br/>
-      </w:r>
-      <w:r>
-        <w:rPr>
-          <w:rStyle w:val="VerbatimChar"/>
-        </w:rPr>
-        <w:t xml:space="preserve">$ `WDR (azimutal)` &lt;dbl&gt; 290, 289, 291, 291, 297, 292, 283, 291, 223, 164, 163…</w:t>
-      </w:r>
-    </w:p>
-    <w:p>
-      <w:pPr>
-        <w:pStyle w:val="FirstParagraph"/>
-      </w:pPr>
-      <w:r>
-        <w:t xml:space="preserve">Para los datos del 2025 tenemos:</w:t>
-      </w:r>
-    </w:p>
-    <w:p>
-      <w:pPr>
-        <w:pStyle w:val="SourceCode"/>
-      </w:pPr>
-      <w:r>
-        <w:rPr>
-          <w:rStyle w:val="NormalTok"/>
-        </w:rPr>
-        <w:t xml:space="preserve">calidad_aire_2025_tbl </w:t>
-      </w:r>
-      <w:r>
-        <w:rPr>
-          <w:rStyle w:val="OtherTok"/>
-        </w:rPr>
-        <w:t xml:space="preserve">&lt;-</w:t>
-      </w:r>
-      <w:r>
-        <w:rPr>
-          <w:rStyle w:val="NormalTok"/>
-        </w:rPr>
-        <w:t xml:space="preserve"> </w:t>
-      </w:r>
-      <w:r>
-        <w:rPr>
-          <w:rStyle w:val="FunctionTok"/>
-        </w:rPr>
-        <w:t xml:space="preserve">read_excel</w:t>
-      </w:r>
-      <w:r>
-        <w:rPr>
-          <w:rStyle w:val="NormalTok"/>
-        </w:rPr>
-        <w:t xml:space="preserve">(</w:t>
-      </w:r>
-      <w:r>
-        <w:rPr>
-          <w:rStyle w:val="FunctionTok"/>
-        </w:rPr>
-        <w:t xml:space="preserve">here</w:t>
-      </w:r>
-      <w:r>
-        <w:rPr>
-          <w:rStyle w:val="NormalTok"/>
-        </w:rPr>
-        <w:t xml:space="preserve">(</w:t>
-      </w:r>
-      <w:r>
-        <w:rPr>
-          <w:rStyle w:val="StringTok"/>
-        </w:rPr>
-        <w:t xml:space="preserve">"data"</w:t>
-      </w:r>
-      <w:r>
-        <w:rPr>
-          <w:rStyle w:val="NormalTok"/>
-        </w:rPr>
-        <w:t xml:space="preserve">, </w:t>
-      </w:r>
-      <w:r>
-        <w:rPr>
-          <w:rStyle w:val="StringTok"/>
-        </w:rPr>
-        <w:t xml:space="preserve">"BD 2025.xlsx"</w:t>
-      </w:r>
-      <w:r>
-        <w:rPr>
-          <w:rStyle w:val="NormalTok"/>
-        </w:rPr>
-        <w:t xml:space="preserve">)) </w:t>
-      </w:r>
-      <w:r>
-        <w:rPr>
-          <w:rStyle w:val="SpecialCharTok"/>
-        </w:rPr>
-        <w:t xml:space="preserve">%&gt;%</w:t>
-      </w:r>
-      <w:r>
-        <w:br/>
-      </w:r>
-      <w:r>
-        <w:rPr>
-          <w:rStyle w:val="NormalTok"/>
-        </w:rPr>
-        <w:t xml:space="preserve">  </w:t>
-      </w:r>
-      <w:r>
-        <w:rPr>
-          <w:rStyle w:val="FunctionTok"/>
-        </w:rPr>
-        <w:t xml:space="preserve">glimpse</w:t>
-      </w:r>
-      <w:r>
-        <w:rPr>
-          <w:rStyle w:val="NormalTok"/>
-        </w:rPr>
-        <w:t xml:space="preserve">()</w:t>
-      </w:r>
-    </w:p>
-    <w:p>
-      <w:pPr>
-        <w:pStyle w:val="SourceCode"/>
-      </w:pPr>
-      <w:r>
-        <w:rPr>
-          <w:rStyle w:val="VerbatimChar"/>
-        </w:rPr>
-        <w:t xml:space="preserve">Rows: 4,344</w:t>
-      </w:r>
-      <w:r>
-        <w:br/>
-      </w:r>
-      <w:r>
-        <w:rPr>
-          <w:rStyle w:val="VerbatimChar"/>
-        </w:rPr>
-        <w:t xml:space="preserve">Columns: 16</w:t>
-      </w:r>
-      <w:r>
-        <w:br/>
-      </w:r>
-      <w:r>
-        <w:rPr>
-          <w:rStyle w:val="VerbatimChar"/>
-        </w:rPr>
-        <w:t xml:space="preserve">$ date  &lt;dttm&gt; NA, 2025-01-01 00:00:00, 2025-01-01 01:00:00, 2025-01-01 02:00:…</w:t>
-      </w:r>
-      <w:r>
-        <w:br/>
-      </w:r>
-      <w:r>
-        <w:rPr>
-          <w:rStyle w:val="VerbatimChar"/>
-        </w:rPr>
-        <w:t xml:space="preserve">$ CO    &lt;chr&gt; "ppm", NA, "0.18", "0.18", "0.19", "0.18", "0.17", "0.17", "0.17…</w:t>
-      </w:r>
-      <w:r>
-        <w:br/>
-      </w:r>
-      <w:r>
-        <w:rPr>
-          <w:rStyle w:val="VerbatimChar"/>
-        </w:rPr>
-        <w:t xml:space="preserve">$ NO    &lt;chr&gt; "ppb", NA, "2.6", "2.8", "3.1", "2.8", "2.6", "2.6", "3", "8.1",…</w:t>
-      </w:r>
-      <w:r>
-        <w:br/>
-      </w:r>
-      <w:r>
-        <w:rPr>
-          <w:rStyle w:val="VerbatimChar"/>
-        </w:rPr>
-        <w:t xml:space="preserve">$ NO2   &lt;chr&gt; "ppb", NA, "7.5", "13.5", "15.1", "12.8", "4.8", "4.2", "9.80000…</w:t>
-      </w:r>
-      <w:r>
-        <w:br/>
-      </w:r>
-      <w:r>
-        <w:rPr>
-          <w:rStyle w:val="VerbatimChar"/>
-        </w:rPr>
-        <w:t xml:space="preserve">$ NOX   &lt;chr&gt; "ppb", NA, "10.1", "16.2", "18.100000000000001", "15.6", "7.4", …</w:t>
-      </w:r>
-      <w:r>
-        <w:br/>
-      </w:r>
-      <w:r>
-        <w:rPr>
-          <w:rStyle w:val="VerbatimChar"/>
-        </w:rPr>
-        <w:t xml:space="preserve">$ O3    &lt;chr&gt; "ppb", "36", "37", "26", "22", "24", "33", "36", "21", "9", "9",…</w:t>
-      </w:r>
-      <w:r>
-        <w:br/>
-      </w:r>
-      <w:r>
-        <w:rPr>
-          <w:rStyle w:val="VerbatimChar"/>
-        </w:rPr>
-        <w:t xml:space="preserve">$ PM10  &lt;dbl&gt; NA, 104, 58, 79, 66, 48, 46, 35, 41, 42, 43, 43, 80, 51, 47, 47,…</w:t>
-      </w:r>
-      <w:r>
-        <w:br/>
-      </w:r>
-      <w:r>
-        <w:rPr>
-          <w:rStyle w:val="VerbatimChar"/>
-        </w:rPr>
-        <w:t xml:space="preserve">$ PM2.5 &lt;dbl&gt; NA, 31.00, 30.84, 49.92, 45.87, 35.65, 31.14, 27.43, 25.33, 28.4…</w:t>
-      </w:r>
-      <w:r>
-        <w:br/>
-      </w:r>
-      <w:r>
-        <w:rPr>
-          <w:rStyle w:val="VerbatimChar"/>
-        </w:rPr>
-        <w:t xml:space="preserve">$ PRS   &lt;chr&gt; "mmHg", NA, "725.1", "725.1", "725.1", "725.1", "725.5", "725.9"…</w:t>
-      </w:r>
-      <w:r>
-        <w:br/>
-      </w:r>
-      <w:r>
-        <w:rPr>
-          <w:rStyle w:val="VerbatimChar"/>
-        </w:rPr>
-        <w:t xml:space="preserve">$ RAINF &lt;chr&gt; "mmh", NA, "0", "0", "0", "0", "0", "0", "0", "0", "0", "0", "0"…</w:t>
-      </w:r>
-      <w:r>
-        <w:br/>
-      </w:r>
-      <w:r>
-        <w:rPr>
-          <w:rStyle w:val="VerbatimChar"/>
-        </w:rPr>
-        <w:t xml:space="preserve">$ RH    &lt;chr&gt; "%", NA, "66", "66", "74", "76", "86", "87", "85", "86", "84", "…</w:t>
-      </w:r>
-      <w:r>
-        <w:br/>
-      </w:r>
-      <w:r>
-        <w:rPr>
-          <w:rStyle w:val="VerbatimChar"/>
-        </w:rPr>
-        <w:t xml:space="preserve">$ SO2   &lt;chr&gt; "ppb", NA, "4.0999999999999996", "4.3", "4.0999999999999996", "4…</w:t>
-      </w:r>
-      <w:r>
-        <w:br/>
-      </w:r>
-      <w:r>
-        <w:rPr>
-          <w:rStyle w:val="VerbatimChar"/>
-        </w:rPr>
-        <w:t xml:space="preserve">$ SR    &lt;chr&gt; "kW/m2", NA, "0", "0", "0", "0", "0", "0", "0", "6.0000000000000…</w:t>
-      </w:r>
-      <w:r>
-        <w:br/>
-      </w:r>
-      <w:r>
-        <w:rPr>
-          <w:rStyle w:val="VerbatimChar"/>
-        </w:rPr>
-        <w:t xml:space="preserve">$ TOUT  &lt;chr&gt; "°C", NA, "17.62", "16.579999999999998", "15.5", "15.03", "14.32…</w:t>
-      </w:r>
-      <w:r>
-        <w:br/>
-      </w:r>
-      <w:r>
-        <w:rPr>
-          <w:rStyle w:val="VerbatimChar"/>
-        </w:rPr>
-        <w:t xml:space="preserve">$ WSR   &lt;chr&gt; "km/h", NA, "10.7", "5.3", "5.3", "5", "8.6999999999999993", "7.…</w:t>
-      </w:r>
-      <w:r>
-        <w:br/>
-      </w:r>
-      <w:r>
-        <w:rPr>
-          <w:rStyle w:val="VerbatimChar"/>
-        </w:rPr>
-        <w:t xml:space="preserve">$ WDR   &lt;chr&gt; "Azimutal", NA, "136", "255", "250", "181", "91", "104", "263", …</w:t>
-      </w:r>
-    </w:p>
-    <w:p>
-      <w:pPr>
-        <w:pStyle w:val="Compact"/>
-        <w:numPr>
-          <w:ilvl w:val="0"/>
-          <w:numId w:val="1001"/>
-        </w:numPr>
-      </w:pPr>
-      <w:r>
-        <w:t xml:space="preserve">Comprensión de los datos:</w:t>
-      </w:r>
-    </w:p>
-    <w:p>
-      <w:pPr>
-        <w:pStyle w:val="FirstParagraph"/>
-      </w:pPr>
-      <w:r>
-        <w:t xml:space="preserve">Dimensión del dataset. Indica cantidad de registros y columnas Describe claramente cada una de las variables, incluyendo su nombre, descripción, tipo (categórico/Numérico) y valores posibles que puede tomar, valores nulos. Verifica la calidad de los datos: valores faltantes, valores de los datos, valores espurios o erróneos</w:t>
-      </w:r>
-    </w:p>
-    <w:bookmarkEnd w:id="26"/>
-    <w:bookmarkEnd w:id="27"/>
-    <w:bookmarkEnd w:id="28"/>
+        <w:t xml:space="preserve">[6] SIMA. (2024) Datos meteorológicos y de contaminantes 2024 [Conjunto de datos] Agencia de la Calidad del Aire, N.L.</w:t>
+      </w:r>
+    </w:p>
+    <w:p>
+      <w:pPr>
+        <w:pStyle w:val="BodyText"/>
+      </w:pPr>
+      <w:r>
+        <w:t xml:space="preserve">[7] SIMA. (2025) Datos meteorológicos y de contaminantes 2025 [Conjunto de datos] Agencia de la Calidad del Aire, N.L.</w:t>
+      </w:r>
+    </w:p>
+    <w:p>
+      <w:pPr>
+        <w:pStyle w:val="BodyText"/>
+      </w:pPr>
+      <w:r>
+        <w:t xml:space="preserve">[8] Sustainability Directory. (2025). What Are Air Quality Monitoring Challenges? Sustainability Directory. https://pollution.sustainability-directory.com/question/what-are-air-quality-monitoring-challenges/</w:t>
+      </w:r>
+    </w:p>
+    <w:p>
+      <w:pPr>
+        <w:pStyle w:val="BodyText"/>
+      </w:pPr>
+      <w:r>
+        <w:t xml:space="preserve">[9] UN environment programme. (2022). How is air quality measured? UN environment programme. https://www.unep.org/news-and-stories/story/how-air-quality-measured</w:t>
+      </w:r>
+    </w:p>
+    <w:p>
+      <w:pPr>
+        <w:pStyle w:val="BodyText"/>
+      </w:pPr>
+      <w:r>
+        <w:t xml:space="preserve">[10] Wu B., Zhao S., Liu Y., &amp; Zhang C. (2025). Do meteorological variables impact air quality differently across urbanization gradients? A case study of Kaohsiung, Taiwan, China. ScienceDirect. https://www.sciencedirect.com/science/article/pii/S240584402500074X</w:t>
+      </w:r>
+    </w:p>
+    <w:bookmarkEnd w:id="45"/>
+    <w:bookmarkEnd w:id="46"/>
     <w:sectPr/>
   </w:body>
 </w:document>
@@ -1314,123 +2467,8 @@
       </w:pPr>
     </w:lvl>
   </w:abstractNum>
-  <w:abstractNum w:abstractNumId="99421">
-    <w:nsid w:val="00A99421"/>
-    <w:multiLevelType w:val="multilevel"/>
-    <w:lvl w:ilvl="0">
-      <w:start w:val="1"/>
-      <w:numFmt w:val="decimal"/>
-      <w:lvlText w:val="%1)"/>
-      <w:lvlJc w:val="left"/>
-      <w:pPr>
-        <w:ind w:left="720" w:hanging="360"/>
-      </w:pPr>
-    </w:lvl>
-    <w:lvl w:ilvl="1">
-      <w:start w:val="1"/>
-      <w:numFmt w:val="decimal"/>
-      <w:lvlText w:val="%2)"/>
-      <w:lvlJc w:val="left"/>
-      <w:pPr>
-        <w:ind w:left="1440" w:hanging="360"/>
-      </w:pPr>
-    </w:lvl>
-    <w:lvl w:ilvl="2">
-      <w:start w:val="1"/>
-      <w:numFmt w:val="decimal"/>
-      <w:lvlText w:val="%3)"/>
-      <w:lvlJc w:val="left"/>
-      <w:pPr>
-        <w:ind w:left="2160" w:hanging="360"/>
-      </w:pPr>
-    </w:lvl>
-    <w:lvl w:ilvl="3">
-      <w:start w:val="1"/>
-      <w:numFmt w:val="decimal"/>
-      <w:lvlText w:val="%4)"/>
-      <w:lvlJc w:val="left"/>
-      <w:pPr>
-        <w:ind w:left="2880" w:hanging="360"/>
-      </w:pPr>
-    </w:lvl>
-    <w:lvl w:ilvl="4">
-      <w:start w:val="1"/>
-      <w:numFmt w:val="decimal"/>
-      <w:lvlText w:val="%5)"/>
-      <w:lvlJc w:val="left"/>
-      <w:pPr>
-        <w:ind w:left="3600" w:hanging="360"/>
-      </w:pPr>
-    </w:lvl>
-    <w:lvl w:ilvl="5">
-      <w:start w:val="1"/>
-      <w:numFmt w:val="decimal"/>
-      <w:lvlText w:val="%6)"/>
-      <w:lvlJc w:val="left"/>
-      <w:pPr>
-        <w:ind w:left="4320" w:hanging="360"/>
-      </w:pPr>
-    </w:lvl>
-    <w:lvl w:ilvl="6">
-      <w:start w:val="1"/>
-      <w:numFmt w:val="decimal"/>
-      <w:lvlText w:val="%7)"/>
-      <w:lvlJc w:val="left"/>
-      <w:pPr>
-        <w:ind w:left="5040" w:hanging="360"/>
-      </w:pPr>
-    </w:lvl>
-    <w:lvl w:ilvl="7">
-      <w:start w:val="1"/>
-      <w:numFmt w:val="decimal"/>
-      <w:lvlText w:val="%8)"/>
-      <w:lvlJc w:val="left"/>
-      <w:pPr>
-        <w:ind w:left="5760" w:hanging="360"/>
-      </w:pPr>
-    </w:lvl>
-    <w:lvl w:ilvl="8">
-      <w:start w:val="1"/>
-      <w:numFmt w:val="decimal"/>
-      <w:lvlText w:val="%9)"/>
-      <w:lvlJc w:val="left"/>
-      <w:pPr>
-        <w:ind w:left="6480" w:hanging="360"/>
-      </w:pPr>
-    </w:lvl>
-  </w:abstractNum>
   <w:num w:numId="1000">
     <w:abstractNumId w:val="990"/>
-  </w:num>
-  <w:num w:numId="1001">
-    <w:abstractNumId w:val="99421"/>
-    <w:lvlOverride w:ilvl="0">
-      <w:startOverride w:val="1"/>
-    </w:lvlOverride>
-    <w:lvlOverride w:ilvl="1">
-      <w:startOverride w:val="1"/>
-    </w:lvlOverride>
-    <w:lvlOverride w:ilvl="2">
-      <w:startOverride w:val="1"/>
-    </w:lvlOverride>
-    <w:lvlOverride w:ilvl="3">
-      <w:startOverride w:val="1"/>
-    </w:lvlOverride>
-    <w:lvlOverride w:ilvl="4">
-      <w:startOverride w:val="1"/>
-    </w:lvlOverride>
-    <w:lvlOverride w:ilvl="5">
-      <w:startOverride w:val="1"/>
-    </w:lvlOverride>
-    <w:lvlOverride w:ilvl="6">
-      <w:startOverride w:val="1"/>
-    </w:lvlOverride>
-    <w:lvlOverride w:ilvl="7">
-      <w:startOverride w:val="1"/>
-    </w:lvlOverride>
-    <w:lvlOverride w:ilvl="8">
-      <w:startOverride w:val="1"/>
-    </w:lvlOverride>
   </w:num>
 </w:numbering>
 </file>

--- a/docs/quarto/reporte.docx
+++ b/docs/quarto/reporte.docx
@@ -1433,7 +1433,7 @@
         <w:pStyle w:val="BodyText"/>
       </w:pPr>
       <w:r>
-        <w:t xml:space="preserve">A continuación en los mapas de calor se demuestra la intensidad de correlación entre todas las combinaciones de variables posibles, con el fin de poder observar con claridad las variables que tienen el mayor potencial de contribuir a una predicción de las variables dependientes y a identificar colinealidad.</w:t>
+        <w:t xml:space="preserve">A continuación se muestran varias estadísticas y análisis que se realizaron para obtener un mayor conocimiento sobre las distribuciones en cada una de las variables escogidas, así como sus correlaciones lo cual ayuda a identificar variables de interés para la realización del modelo y la presencia de colinealidad en los datos.</w:t>
       </w:r>
     </w:p>
     <w:p>
@@ -2221,6 +2221,35 @@
         </w:drawing>
       </w:r>
     </w:p>
+    <w:p>
+      <w:pPr>
+        <w:pStyle w:val="BodyText"/>
+      </w:pPr>
+      <w:r>
+        <w:t xml:space="preserve">También llevamos a cabo varios análisis a través de histogramas y boxplots para profundizar en el entendimiento sobre las diferentes distribuciones de datos y sus comportamientos. Estas gráficas se pueden encontrar en el archivo</w:t>
+      </w:r>
+      <w:r>
+        <w:t xml:space="preserve"> </w:t>
+      </w:r>
+      <w:r>
+        <w:t xml:space="preserve">“comprension_de_datos.Rmd”</w:t>
+      </w:r>
+      <w:r>
+        <w:t xml:space="preserve"> </w:t>
+      </w:r>
+      <w:r>
+        <w:t xml:space="preserve">dentro de la carpeta</w:t>
+      </w:r>
+      <w:r>
+        <w:t xml:space="preserve"> </w:t>
+      </w:r>
+      <w:r>
+        <w:t xml:space="preserve">“Etapa2”</w:t>
+      </w:r>
+      <w:r>
+        <w:t xml:space="preserve">.</w:t>
+      </w:r>
+    </w:p>
     <w:bookmarkEnd w:id="40"/>
     <w:bookmarkStart w:id="41" w:name="Xfb64eb2ea4a063d08a6a4d207f01f8d3d93585d"/>
     <w:p>
@@ -2229,6 +2258,30 @@
       </w:pPr>
       <w:r>
         <w:t xml:space="preserve">III. Concluye con un breve resumen de lo que has logrado hasta ahora, qué falta por hacer, qué camino piensan seguir para lograrlo, cuáles son las preguntas que te han surgido, etc</w:t>
+      </w:r>
+    </w:p>
+    <w:p>
+      <w:pPr>
+        <w:pStyle w:val="FirstParagraph"/>
+      </w:pPr>
+      <w:r>
+        <w:t xml:space="preserve">Tenemos ya una base de datos limpia y fácil de utilizar, de manera que todas las variables puede ser utilizadas ya para la creación de un modelo sin mucho trabajo. Gracias también a este trabajo anterior, hemos logrado entender la naturaleza de cada una de las variables. Analizamos la forma de las distribuciones que éstas forman utilizando medidas de tendencia central y dispersión. Ya que obtuvimos una mejor comprensión de los datos, nos dimos una idea de lo que podemos lograr con esta base proporcionada y las herramientas de análisis con las que contamos. Ahora debemos definir bien el objetivo de nuestro trabajo a futuro para saber qué camino seguir.</w:t>
+      </w:r>
+    </w:p>
+    <w:p>
+      <w:pPr>
+        <w:pStyle w:val="BodyText"/>
+      </w:pPr>
+      <w:r>
+        <w:t xml:space="preserve">Dentro de las cosas que quedan por hacer, primeramente está mejorar el método de imputación que ya tenemos, ya que comenzamos con un método de imputación sencillo que simplemente toma el valor anterior al dato que necesitamos imputar, pero este método en cuanto a nuestro análisis de series de tiempo no consideramos que sea confiable, ya que dentro de nuestro análisis encontramos que es normal que de 1 hora a otra haya un cambio drástico en los valores de algunos contaminantes, y esto no se puede ver reflejado simplemente tomando el dato anterior, es por eso que queremos implementar un modelo de imputación de datos que sea más confiable que hacer una simple interpolación para tener un dataset más limpio, eficaz y confiable.</w:t>
+      </w:r>
+    </w:p>
+    <w:p>
+      <w:pPr>
+        <w:pStyle w:val="BodyText"/>
+      </w:pPr>
+      <w:r>
+        <w:t xml:space="preserve">Tras realizar eso solamente quedaría seleccionar y crear los modelos que elegiremos dentro de la siguiente etapa del reto, se nos menciona que se necesita hacer una técnica estadística de análisis de relaciones de dependencia y una técnica estadística de análisis de relaciones de independencia, por lo tanto, utilizando nuestro dataset, vamos a intentar realizar una regresión multivariada como técnica relacionada con la dependencia de variables, y probablemente un análisis de componentes principales para la técnica sobre independencia, y una vez teniendo nuestro modelo, seguiría el proceso habitual de validación y finalmente realizar las interpretaciones para un análisis exitoso que sea sencillo de compartir con la organización socio formadora.</w:t>
       </w:r>
     </w:p>
     <w:bookmarkEnd w:id="41"/>

--- a/docs/quarto/reporte.docx
+++ b/docs/quarto/reporte.docx
@@ -23,7 +23,7 @@
         <w:pStyle w:val="Date"/>
       </w:pPr>
       <w:r>
-        <w:t xml:space="preserve">2025-08-28</w:t>
+        <w:t xml:space="preserve">2025-09-04</w:t>
       </w:r>
     </w:p>
     <w:sdt>
@@ -1326,7 +1326,7 @@
     <w:bookmarkEnd w:id="30"/>
     <w:bookmarkEnd w:id="31"/>
     <w:bookmarkEnd w:id="32"/>
-    <w:bookmarkStart w:id="46" w:name="etapa-2.-conociendo-los-datos"/>
+    <w:bookmarkStart w:id="43" w:name="etapa-2.-conociendo-los-datos"/>
     <w:p>
       <w:pPr>
         <w:pStyle w:val="Heading1"/>
@@ -2265,7 +2265,7 @@
         <w:pStyle w:val="FirstParagraph"/>
       </w:pPr>
       <w:r>
-        <w:t xml:space="preserve">Tenemos ya una base de datos limpia y fácil de utilizar, de manera que todas las variables puede ser utilizadas ya para la creación de un modelo sin mucho trabajo. Gracias también a este trabajo anterior, hemos logrado entender la naturaleza de cada una de las variables. Analizamos la forma de las distribuciones que éstas forman utilizando medidas de tendencia central y dispersión. Ya que obtuvimos una mejor comprensión de los datos, nos dimos una idea de lo que podemos lograr con esta base proporcionada y las herramientas de análisis con las que contamos. Ahora debemos definir bien el objetivo de nuestro trabajo a futuro para saber qué camino seguir.</w:t>
+        <w:t xml:space="preserve">Tenemos ya una base de datos limpia y fácil de utilizar, de manera que todas las variables puede ser utilizadas ya para la creación de un modelo sin mucho trabajo, esto se consiguió guiándonos con la metodología CRISP-DM. Gracias también a este trabajo anterior, hemos logrado entender la naturaleza de cada una de las variables. Analizamos la forma de las distribuciones que éstas forman utilizando medidas de tendencia central y dispersión. Ya que obtuvimos una mejor comprensión de los datos, nos dimos una idea de lo que podemos lograr con esta base proporcionada y las herramientas de análisis con las que contamos. Ahora debemos definir bien el objetivo de nuestro trabajo a futuro para saber qué camino seguir.</w:t>
       </w:r>
     </w:p>
     <w:p>
@@ -2284,34 +2284,1060 @@
         <w:t xml:space="preserve">Tras realizar eso solamente quedaría seleccionar y crear los modelos que elegiremos dentro de la siguiente etapa del reto, se nos menciona que se necesita hacer una técnica estadística de análisis de relaciones de dependencia y una técnica estadística de análisis de relaciones de independencia, por lo tanto, utilizando nuestro dataset, vamos a intentar realizar una regresión multivariada como técnica relacionada con la dependencia de variables, y probablemente un análisis de componentes principales para la técnica sobre independencia, y una vez teniendo nuestro modelo, seguiría el proceso habitual de validación y finalmente realizar las interpretaciones para un análisis exitoso que sea sencillo de compartir con la organización socio formadora.</w:t>
       </w:r>
     </w:p>
+    <w:p>
+      <w:pPr>
+        <w:pStyle w:val="BodyText"/>
+      </w:pPr>
+      <w:r>
+        <w:t xml:space="preserve">Finalmente, a lo largo de la realización del proyecto nos han surgido las siguientes preguntas: ¿Un modelo de regresión multivariada es óptimo para un problema de series de tiempo? En caso de que no, nos gustaría investigar mejores opciones de modelación. También queríamos preguntar al socio-formador acerca de bases de datos complementarias a las cuales podríamos acceder para poder definir el alcance y objetivo específico de nuestro proyecto. Por último, nos gustaría un poco de asesoramiento acerca de nuestras ideas y propuestas para guiar el proyecto en una dirección adecuada y satisfactoria.</w:t>
+      </w:r>
+    </w:p>
     <w:bookmarkEnd w:id="41"/>
-    <w:bookmarkStart w:id="42" w:name="Xab28c38153bd2c9d3365690cee53a8911459e92"/>
+    <w:bookmarkStart w:id="42" w:name="X7fcccfd53839f96e08418cbc7ed0e70f2ff7c79"/>
     <w:p>
       <w:pPr>
         <w:pStyle w:val="Heading3"/>
       </w:pPr>
       <w:r>
-        <w:t xml:space="preserve">IV. No debe exceder de 5 páginas (incluyendo gráficas y tablas).</w:t>
+        <w:t xml:space="preserve">IV. Inserta una liga que dé acceso a tu(s) documento(s) de trabajo</w:t>
+      </w:r>
+    </w:p>
+    <w:p>
+      <w:pPr>
+        <w:pStyle w:val="FirstParagraph"/>
+      </w:pPr>
+      <w:r>
+        <w:t xml:space="preserve">https://github.com/CCCCC11111/MA2003B_E7/tree/trunk</w:t>
       </w:r>
     </w:p>
     <w:bookmarkEnd w:id="42"/>
-    <w:bookmarkStart w:id="43" w:name="X089b80d1d13a7a1b4ebcf63d6259ad9e58b234a"/>
+    <w:bookmarkEnd w:id="43"/>
+    <w:bookmarkStart w:id="58" w:name="X6bd5c9f33f565ecf3d24105a9ce2931dc63db1b"/>
+    <w:p>
+      <w:pPr>
+        <w:pStyle w:val="Heading1"/>
+      </w:pPr>
+      <w:r>
+        <w:t xml:space="preserve">Etapa 3. Adecuación y/o validación del Modelo</w:t>
+      </w:r>
+    </w:p>
+    <w:bookmarkStart w:id="56" w:name="i.-objetivo-y-resultados-del-análisis"/>
     <w:p>
       <w:pPr>
         <w:pStyle w:val="Heading3"/>
       </w:pPr>
       <w:r>
-        <w:t xml:space="preserve">V. Incluye como anexos gráficos o tablas que creas conveniente mencionar en el texto que realizaste.</w:t>
-      </w:r>
-    </w:p>
-    <w:bookmarkEnd w:id="43"/>
-    <w:bookmarkStart w:id="44" w:name="X94412884f8ac8c8fa256c3829869b881096f7e3"/>
+        <w:t xml:space="preserve">I. Objetivo y resultados del análisis</w:t>
+      </w:r>
+    </w:p>
+    <w:p>
+      <w:pPr>
+        <w:pStyle w:val="FirstParagraph"/>
+      </w:pPr>
+      <w:r>
+        <w:t xml:space="preserve">El objetivo del análisis que se llevará a cabo es, mediante el uso de técnicas estadísticas, generar modelos de regresión lineal que sean capaces de modelar el comportamiento de al menos uno de los distintos contaminantes, estos siendo: material particulado menor a 10 micrómetros (PM10), material particulado menor a 2.5 micrómetros (PM2.5), ozono (O3), dióxido de azufre (SO2), dióxido de nitrógeno (NO2), monóxido de carbono (CO), monóxido de nitrógeno (NO), la suma de NO + NO2 (NOX). Cabe destacar que el objetivo del análisis ha sido el mismo desde que se inició con este reto.</w:t>
+      </w:r>
+    </w:p>
+    <w:p>
+      <w:pPr>
+        <w:pStyle w:val="BodyText"/>
+      </w:pPr>
+      <w:r>
+        <w:t xml:space="preserve">El análisis se centrará en dos zonas meteorológicas, la primera zona meteorológica siendo</w:t>
+      </w:r>
+      <w:r>
+        <w:t xml:space="preserve"> </w:t>
+      </w:r>
+      <w:r>
+        <w:t xml:space="preserve">“CE - Centro”</w:t>
+      </w:r>
+      <w:r>
+        <w:t xml:space="preserve">, la cual está ubicada en el municipio de Monterrey, y la segunda zona meteorológica siendo</w:t>
+      </w:r>
+      <w:r>
+        <w:t xml:space="preserve"> </w:t>
+      </w:r>
+      <w:r>
+        <w:t xml:space="preserve">“NTE - Norte”</w:t>
+      </w:r>
+      <w:r>
+        <w:t xml:space="preserve">, la cual está ubicada en el municipio de Escobedo. Se seleccionaron estas dos zonas meteorológicas con el propósito de llevar a cabo el análisis en dos zonas con concentraciones poblacionales distintas. Por un lado, el centro del municipio de Monterrey es una zona con una concentración poblacional alta comparada con las zonas a su alrededor, especialmente el municipio de Escobedo, mientras que, por otro lado, el municipio de Escobedo es una zona con una concentración poblacional baja, comparada con el centro del municipio de Monterrey. Cabe destacar que las zonas meteorológicas, en las cuales se centrará el análisis, han sido las mismas desde que se inició con este reto.</w:t>
+      </w:r>
+    </w:p>
+    <w:p>
+      <w:pPr>
+        <w:pStyle w:val="BodyText"/>
+      </w:pPr>
+      <w:r>
+        <w:t xml:space="preserve">El análisis se llevará a cabo mediante el uso de, en primer lugar, un modelo de regresión lineal multivariada, en donde se tienen múltiples variables dependientes o de respuesta y múltiples variables independientes o predictoras. Por un lado las variables dependientes son las siguientes: material particulado menor a 10 micrómetros (PM10), material particulado menor a 2.5 micrómetros (PM2.5), ozono (O3), dióxido de azufre (SO2), dióxido de nitrógeno (NO2), monóxido de carbono (CO), monóxido de nitrógeno (NO), la suma de NO + NO2 (NOX). Por otro lado, las variables independientes son las siguientes: fecha y hora, temperatura (TOUT), humedad relativa (RH), radiación solar (SR), precipitación (RAINF), presión atmosférica (PRS), velocidad del viento (WSR), dirección del viento (WDR). Ya habiendo llevado a cabo el modelo de regresión lineal, como primer acercamiento, se llevará a cabo, en segundo lugar, el método</w:t>
+      </w:r>
+      <w:r>
+        <w:t xml:space="preserve"> </w:t>
+      </w:r>
+      <w:r>
+        <w:t xml:space="preserve">“forward selection”</w:t>
+      </w:r>
+      <w:r>
+        <w:t xml:space="preserve">, el cual inicializa el modelo de regresión lineal con la variable dependiente y ninguna variable independiente y va seleccionando, una por una, las variables independientes que mejoren el modelo hasta que éste ya no mejore, y el método</w:t>
+      </w:r>
+      <w:r>
+        <w:t xml:space="preserve"> </w:t>
+      </w:r>
+      <w:r>
+        <w:t xml:space="preserve">“backward elimination”</w:t>
+      </w:r>
+      <w:r>
+        <w:t xml:space="preserve">, el cual inicializa el modelo de regresión lineal con la variable dependiente y todas las variables independientes y va eliminando, una por una, las variables independientes que empeoren el modelo hasta que éste ya no mejore, para cada una de las variables dependientes. Ya habiendo llevado a cabo lo anterior, se seleccionará el modelo o los modelos de regresión lineal que muestre o muestren mejores resultados estadísticos y se llevarán a cabo pruebas de los supuestos del modelo de regresión lineal, estos siendo: linealidad, homocedasticidad (varianza constante), normalidad multivariante (normalidad de errores), independencia de las observaciones (ausencia de autocorrelación) y falta de multicolinealidad (regresión lineal múltiple). Las técnicas estadísticas que se llevarán a cabo para llevar a cabo estas pruebas son las siguientes:</w:t>
+      </w:r>
+      <w:r>
+        <w:t xml:space="preserve"> </w:t>
+      </w:r>
+      <w:r>
+        <w:t xml:space="preserve">“Residuals vs Fitted”</w:t>
+      </w:r>
+      <w:r>
+        <w:t xml:space="preserve">,</w:t>
+      </w:r>
+      <w:r>
+        <w:t xml:space="preserve"> </w:t>
+      </w:r>
+      <w:r>
+        <w:t xml:space="preserve">“Normal Q-Q”</w:t>
+      </w:r>
+      <w:r>
+        <w:t xml:space="preserve">,</w:t>
+      </w:r>
+      <w:r>
+        <w:t xml:space="preserve"> </w:t>
+      </w:r>
+      <w:r>
+        <w:t xml:space="preserve">“Scale-Location”</w:t>
+      </w:r>
+      <w:r>
+        <w:t xml:space="preserve">, matriz de correlación.</w:t>
+      </w:r>
+    </w:p>
+    <w:p>
+      <w:pPr>
+        <w:pStyle w:val="BodyText"/>
+      </w:pPr>
+      <w:r>
+        <w:t xml:space="preserve">La justificación de llevar a cabo éste análisis es el convencimiento de que el análisis representa una herramienta de mucha utilidad para organismos como la Secretaría de Medio Ambiente de Nuevo León ya que, al generar modelos de regresión lineal que sean capaces de modelar el comportamiento de al menos uno de los distintos contaminantes, es posible llevar a cabo medidas de prevención para uno o más contaminantes, los cuales representan un riesgo para la salud de la población.</w:t>
+      </w:r>
+    </w:p>
+    <w:p>
+      <w:pPr>
+        <w:pStyle w:val="BodyText"/>
+      </w:pPr>
+      <w:r>
+        <w:t xml:space="preserve">Después de realizar el modelo de regresión lineal multivariada y los métodos de</w:t>
+      </w:r>
+      <w:r>
+        <w:t xml:space="preserve"> </w:t>
+      </w:r>
+      <w:r>
+        <w:t xml:space="preserve">“forward selection”</w:t>
+      </w:r>
+      <w:r>
+        <w:t xml:space="preserve"> </w:t>
+      </w:r>
+      <w:r>
+        <w:t xml:space="preserve">y</w:t>
+      </w:r>
+      <w:r>
+        <w:t xml:space="preserve"> </w:t>
+      </w:r>
+      <w:r>
+        <w:t xml:space="preserve">“backward elimination”</w:t>
+      </w:r>
+      <w:r>
+        <w:t xml:space="preserve"> </w:t>
+      </w:r>
+      <w:r>
+        <w:t xml:space="preserve">para cada zona y contaminante, se llegó a la conclusión de que el modelo con mejor desempeño es el correspondiente al modelo con variable de respuesta ozono (O3). Este modelo contó con estadísticas de desempeño bastante satisfactorias, las cuales son las siguientes:</w:t>
+      </w:r>
+    </w:p>
+    <w:p>
+      <w:pPr>
+        <w:pStyle w:val="SourceCode"/>
+      </w:pPr>
+      <w:r>
+        <w:br/>
+      </w:r>
+      <w:r>
+        <w:rPr>
+          <w:rStyle w:val="VerbatimChar"/>
+        </w:rPr>
+        <w:t xml:space="preserve">Call:</w:t>
+      </w:r>
+      <w:r>
+        <w:br/>
+      </w:r>
+      <w:r>
+        <w:rPr>
+          <w:rStyle w:val="VerbatimChar"/>
+        </w:rPr>
+        <w:t xml:space="preserve">lm(formula = O3 ~ Fecha_y_hora + PRS + RAINF + RH + SR + TOUT + </w:t>
+      </w:r>
+      <w:r>
+        <w:br/>
+      </w:r>
+      <w:r>
+        <w:rPr>
+          <w:rStyle w:val="VerbatimChar"/>
+        </w:rPr>
+        <w:t xml:space="preserve">    WSR + WDR, data = df_centro)</w:t>
+      </w:r>
+      <w:r>
+        <w:br/>
+      </w:r>
+      <w:r>
+        <w:br/>
+      </w:r>
+      <w:r>
+        <w:rPr>
+          <w:rStyle w:val="VerbatimChar"/>
+        </w:rPr>
+        <w:t xml:space="preserve">Residuals:</w:t>
+      </w:r>
+      <w:r>
+        <w:br/>
+      </w:r>
+      <w:r>
+        <w:rPr>
+          <w:rStyle w:val="VerbatimChar"/>
+        </w:rPr>
+        <w:t xml:space="preserve">    Min      1Q  Median      3Q     Max </w:t>
+      </w:r>
+      <w:r>
+        <w:br/>
+      </w:r>
+      <w:r>
+        <w:rPr>
+          <w:rStyle w:val="VerbatimChar"/>
+        </w:rPr>
+        <w:t xml:space="preserve">-44.284  -8.626  -1.285   6.966  97.873 </w:t>
+      </w:r>
+      <w:r>
+        <w:br/>
+      </w:r>
+      <w:r>
+        <w:br/>
+      </w:r>
+      <w:r>
+        <w:rPr>
+          <w:rStyle w:val="VerbatimChar"/>
+        </w:rPr>
+        <w:t xml:space="preserve">Coefficients:</w:t>
+      </w:r>
+      <w:r>
+        <w:br/>
+      </w:r>
+      <w:r>
+        <w:rPr>
+          <w:rStyle w:val="VerbatimChar"/>
+        </w:rPr>
+        <w:t xml:space="preserve">               Estimate Std. Error t value Pr(&gt;|t|)    </w:t>
+      </w:r>
+      <w:r>
+        <w:br/>
+      </w:r>
+      <w:r>
+        <w:rPr>
+          <w:rStyle w:val="VerbatimChar"/>
+        </w:rPr>
+        <w:t xml:space="preserve">(Intercept)   2.846e+02  3.083e+01   9.230  &lt; 2e-16 ***</w:t>
+      </w:r>
+      <w:r>
+        <w:br/>
+      </w:r>
+      <w:r>
+        <w:rPr>
+          <w:rStyle w:val="VerbatimChar"/>
+        </w:rPr>
+        <w:t xml:space="preserve">Fecha_y_hora -1.148e-07  8.683e-09 -13.224  &lt; 2e-16 ***</w:t>
+      </w:r>
+      <w:r>
+        <w:br/>
+      </w:r>
+      <w:r>
+        <w:rPr>
+          <w:rStyle w:val="VerbatimChar"/>
+        </w:rPr>
+        <w:t xml:space="preserve">PRS          -7.600e-02  4.105e-02  -1.851   0.0641 .  </w:t>
+      </w:r>
+      <w:r>
+        <w:br/>
+      </w:r>
+      <w:r>
+        <w:rPr>
+          <w:rStyle w:val="VerbatimChar"/>
+        </w:rPr>
+        <w:t xml:space="preserve">RAINF        -7.810e-01  1.181e-01  -6.611 3.97e-11 ***</w:t>
+      </w:r>
+      <w:r>
+        <w:br/>
+      </w:r>
+      <w:r>
+        <w:rPr>
+          <w:rStyle w:val="VerbatimChar"/>
+        </w:rPr>
+        <w:t xml:space="preserve">RH           -4.060e-01  6.578e-03 -61.721  &lt; 2e-16 ***</w:t>
+      </w:r>
+      <w:r>
+        <w:br/>
+      </w:r>
+      <w:r>
+        <w:rPr>
+          <w:rStyle w:val="VerbatimChar"/>
+        </w:rPr>
+        <w:t xml:space="preserve">SR            1.989e+01  4.964e-01  40.077  &lt; 2e-16 ***</w:t>
+      </w:r>
+      <w:r>
+        <w:br/>
+      </w:r>
+      <w:r>
+        <w:rPr>
+          <w:rStyle w:val="VerbatimChar"/>
+        </w:rPr>
+        <w:t xml:space="preserve">TOUT          4.533e-01  2.624e-02  17.276  &lt; 2e-16 ***</w:t>
+      </w:r>
+      <w:r>
+        <w:br/>
+      </w:r>
+      <w:r>
+        <w:rPr>
+          <w:rStyle w:val="VerbatimChar"/>
+        </w:rPr>
+        <w:t xml:space="preserve">WSR           1.178e+00  3.801e-02  30.997  &lt; 2e-16 ***</w:t>
+      </w:r>
+      <w:r>
+        <w:br/>
+      </w:r>
+      <w:r>
+        <w:rPr>
+          <w:rStyle w:val="VerbatimChar"/>
+        </w:rPr>
+        <w:t xml:space="preserve">WDR          -1.962e-02  1.376e-03 -14.261  &lt; 2e-16 ***</w:t>
+      </w:r>
+      <w:r>
+        <w:br/>
+      </w:r>
+      <w:r>
+        <w:rPr>
+          <w:rStyle w:val="VerbatimChar"/>
+        </w:rPr>
+        <w:t xml:space="preserve">---</w:t>
+      </w:r>
+      <w:r>
+        <w:br/>
+      </w:r>
+      <w:r>
+        <w:rPr>
+          <w:rStyle w:val="VerbatimChar"/>
+        </w:rPr>
+        <w:t xml:space="preserve">Signif. codes:  0 '***' 0.001 '**' 0.01 '*' 0.05 '.' 0.1 ' ' 1</w:t>
+      </w:r>
+      <w:r>
+        <w:br/>
+      </w:r>
+      <w:r>
+        <w:br/>
+      </w:r>
+      <w:r>
+        <w:rPr>
+          <w:rStyle w:val="VerbatimChar"/>
+        </w:rPr>
+        <w:t xml:space="preserve">Residual standard error: 13.31 on 13119 degrees of freedom</w:t>
+      </w:r>
+      <w:r>
+        <w:br/>
+      </w:r>
+      <w:r>
+        <w:rPr>
+          <w:rStyle w:val="VerbatimChar"/>
+        </w:rPr>
+        <w:t xml:space="preserve">Multiple R-squared:  0.6217,    Adjusted R-squared:  0.6215 </w:t>
+      </w:r>
+      <w:r>
+        <w:br/>
+      </w:r>
+      <w:r>
+        <w:rPr>
+          <w:rStyle w:val="VerbatimChar"/>
+        </w:rPr>
+        <w:t xml:space="preserve">F-statistic:  2695 on 8 and 13119 DF,  p-value: &lt; 2.2e-16</w:t>
+      </w:r>
+    </w:p>
+    <w:p>
+      <w:pPr>
+        <w:pStyle w:val="FirstParagraph"/>
+      </w:pPr>
+      <w:r>
+        <w:t xml:space="preserve">Este modelo logró una estadística de R</w:t>
+      </w:r>
+      <m:oMath>
+        <m:sSup>
+          <m:e>
+            <m:r>
+              <m:t>​</m:t>
+            </m:r>
+          </m:e>
+          <m:sup>
+            <m:r>
+              <m:t>2</m:t>
+            </m:r>
+          </m:sup>
+        </m:sSup>
+      </m:oMath>
+      <w:r>
+        <w:t xml:space="preserve"> </w:t>
+      </w:r>
+      <w:r>
+        <w:t xml:space="preserve">de 0.6215, lo que significa que el modelo logra explicar el 62.15% de la variabilidad que se encuentra en los datos; esto siendo más de la mitad es un resultado satisfactorio. Después se puede observar la distribución del error mediante el apartado de residuales, el cual se acerca abstante a una distribución normal, sin embargo esta parte del análisis se profundizará en una medida más definitiva más adelante mediante una plot Q-Q. Siguiente, los valores probabilísticos</w:t>
+      </w:r>
+      <w:r>
+        <w:t xml:space="preserve"> </w:t>
+      </w:r>
+      <w:r>
+        <w:t xml:space="preserve">“p-values”</w:t>
+      </w:r>
+      <w:r>
+        <w:t xml:space="preserve"> </w:t>
+      </w:r>
+      <w:r>
+        <w:t xml:space="preserve">son en su mayoría muy pequeños, lo que indica un alto nivel de significanacia para los predictores dentro del modelo. Por último, se cuenta con la estadística del error estándar residual de 13.31, este siendo un valor satisfactorio gracias a su bajo valor el cual indica que el error general del modelo también es bajo.</w:t>
+      </w:r>
+    </w:p>
+    <w:p>
+      <w:pPr>
+        <w:pStyle w:val="BodyText"/>
+      </w:pPr>
+      <w:r>
+        <w:t xml:space="preserve">Para llevar a cabo un análisis más profundo de los diferentes supuestos que conlleva la realización de un modelo de regresión lineal, se realizó la siguiente gráfica.</w:t>
+      </w:r>
+    </w:p>
+    <w:p>
+      <w:pPr>
+        <w:pStyle w:val="SourceCode"/>
+      </w:pPr>
+      <w:r>
+        <w:rPr>
+          <w:rStyle w:val="FunctionTok"/>
+        </w:rPr>
+        <w:t xml:space="preserve">plot</w:t>
+      </w:r>
+      <w:r>
+        <w:rPr>
+          <w:rStyle w:val="NormalTok"/>
+        </w:rPr>
+        <w:t xml:space="preserve">(model_ce_o3,</w:t>
+      </w:r>
+      <w:r>
+        <w:rPr>
+          <w:rStyle w:val="AttributeTok"/>
+        </w:rPr>
+        <w:t xml:space="preserve">which=</w:t>
+      </w:r>
+      <w:r>
+        <w:rPr>
+          <w:rStyle w:val="DecValTok"/>
+        </w:rPr>
+        <w:t xml:space="preserve">1</w:t>
+      </w:r>
+      <w:r>
+        <w:rPr>
+          <w:rStyle w:val="NormalTok"/>
+        </w:rPr>
+        <w:t xml:space="preserve">,</w:t>
+      </w:r>
+      <w:r>
+        <w:rPr>
+          <w:rStyle w:val="AttributeTok"/>
+        </w:rPr>
+        <w:t xml:space="preserve">lwd=</w:t>
+      </w:r>
+      <w:r>
+        <w:rPr>
+          <w:rStyle w:val="DecValTok"/>
+        </w:rPr>
+        <w:t xml:space="preserve">3</w:t>
+      </w:r>
+      <w:r>
+        <w:rPr>
+          <w:rStyle w:val="NormalTok"/>
+        </w:rPr>
+        <w:t xml:space="preserve">)</w:t>
+      </w:r>
+    </w:p>
+    <w:p>
+      <w:pPr>
+        <w:pStyle w:val="FirstParagraph"/>
+      </w:pPr>
+      <w:r>
+        <w:drawing>
+          <wp:inline>
+            <wp:extent cx="4620126" cy="3696101"/>
+            <wp:effectExtent b="0" l="0" r="0" t="0"/>
+            <wp:docPr descr="" title="" id="45" name="Picture"/>
+            <a:graphic>
+              <a:graphicData uri="http://schemas.openxmlformats.org/drawingml/2006/picture">
+                <pic:pic>
+                  <pic:nvPicPr>
+                    <pic:cNvPr descr="reporte_files/figure-docx/unnamed-chunk-8-1.png" id="46" name="Picture"/>
+                    <pic:cNvPicPr>
+                      <a:picLocks noChangeArrowheads="1" noChangeAspect="1"/>
+                    </pic:cNvPicPr>
+                  </pic:nvPicPr>
+                  <pic:blipFill>
+                    <a:blip r:embed="rId44"/>
+                    <a:stretch>
+                      <a:fillRect/>
+                    </a:stretch>
+                  </pic:blipFill>
+                  <pic:spPr bwMode="auto">
+                    <a:xfrm>
+                      <a:off x="0" y="0"/>
+                      <a:ext cx="4620126" cy="3696101"/>
+                    </a:xfrm>
+                    <a:prstGeom prst="rect">
+                      <a:avLst/>
+                    </a:prstGeom>
+                    <a:noFill/>
+                    <a:ln w="9525">
+                      <a:noFill/>
+                      <a:headEnd/>
+                      <a:tailEnd/>
+                    </a:ln>
+                  </pic:spPr>
+                </pic:pic>
+              </a:graphicData>
+            </a:graphic>
+          </wp:inline>
+        </w:drawing>
+      </w:r>
+    </w:p>
+    <w:p>
+      <w:pPr>
+        <w:pStyle w:val="BodyText"/>
+      </w:pPr>
+      <w:r>
+        <w:t xml:space="preserve">En este caso, los datos graficados representan los valores predichos y sus correspondientes residuales. En esta gráfica, se busca que los puntos no muestren un patrón claro, con el fin de probar el supuesto de homocedasaticidad. Como este es el caso en la gráfica, se procede a analizar los siguientes supuestos.</w:t>
+      </w:r>
+    </w:p>
+    <w:p>
+      <w:pPr>
+        <w:pStyle w:val="BodyText"/>
+      </w:pPr>
+      <w:r>
+        <w:t xml:space="preserve">Segundo, se realiza un Q-Q plot para examinar la distribución de los errores a través de los datos.</w:t>
+      </w:r>
+    </w:p>
+    <w:p>
+      <w:pPr>
+        <w:pStyle w:val="SourceCode"/>
+      </w:pPr>
+      <w:r>
+        <w:rPr>
+          <w:rStyle w:val="FunctionTok"/>
+        </w:rPr>
+        <w:t xml:space="preserve">plot</w:t>
+      </w:r>
+      <w:r>
+        <w:rPr>
+          <w:rStyle w:val="NormalTok"/>
+        </w:rPr>
+        <w:t xml:space="preserve">(model_ce_o3,</w:t>
+      </w:r>
+      <w:r>
+        <w:rPr>
+          <w:rStyle w:val="AttributeTok"/>
+        </w:rPr>
+        <w:t xml:space="preserve">which=</w:t>
+      </w:r>
+      <w:r>
+        <w:rPr>
+          <w:rStyle w:val="DecValTok"/>
+        </w:rPr>
+        <w:t xml:space="preserve">2</w:t>
+      </w:r>
+      <w:r>
+        <w:rPr>
+          <w:rStyle w:val="NormalTok"/>
+        </w:rPr>
+        <w:t xml:space="preserve">,</w:t>
+      </w:r>
+      <w:r>
+        <w:rPr>
+          <w:rStyle w:val="AttributeTok"/>
+        </w:rPr>
+        <w:t xml:space="preserve">lwd=</w:t>
+      </w:r>
+      <w:r>
+        <w:rPr>
+          <w:rStyle w:val="DecValTok"/>
+        </w:rPr>
+        <w:t xml:space="preserve">3</w:t>
+      </w:r>
+      <w:r>
+        <w:rPr>
+          <w:rStyle w:val="NormalTok"/>
+        </w:rPr>
+        <w:t xml:space="preserve">)</w:t>
+      </w:r>
+    </w:p>
+    <w:p>
+      <w:pPr>
+        <w:pStyle w:val="FirstParagraph"/>
+      </w:pPr>
+      <w:r>
+        <w:drawing>
+          <wp:inline>
+            <wp:extent cx="4620126" cy="3696101"/>
+            <wp:effectExtent b="0" l="0" r="0" t="0"/>
+            <wp:docPr descr="" title="" id="48" name="Picture"/>
+            <a:graphic>
+              <a:graphicData uri="http://schemas.openxmlformats.org/drawingml/2006/picture">
+                <pic:pic>
+                  <pic:nvPicPr>
+                    <pic:cNvPr descr="reporte_files/figure-docx/unnamed-chunk-9-1.png" id="49" name="Picture"/>
+                    <pic:cNvPicPr>
+                      <a:picLocks noChangeArrowheads="1" noChangeAspect="1"/>
+                    </pic:cNvPicPr>
+                  </pic:nvPicPr>
+                  <pic:blipFill>
+                    <a:blip r:embed="rId47"/>
+                    <a:stretch>
+                      <a:fillRect/>
+                    </a:stretch>
+                  </pic:blipFill>
+                  <pic:spPr bwMode="auto">
+                    <a:xfrm>
+                      <a:off x="0" y="0"/>
+                      <a:ext cx="4620126" cy="3696101"/>
+                    </a:xfrm>
+                    <a:prstGeom prst="rect">
+                      <a:avLst/>
+                    </a:prstGeom>
+                    <a:noFill/>
+                    <a:ln w="9525">
+                      <a:noFill/>
+                      <a:headEnd/>
+                      <a:tailEnd/>
+                    </a:ln>
+                  </pic:spPr>
+                </pic:pic>
+              </a:graphicData>
+            </a:graphic>
+          </wp:inline>
+        </w:drawing>
+      </w:r>
+    </w:p>
+    <w:p>
+      <w:pPr>
+        <w:pStyle w:val="BodyText"/>
+      </w:pPr>
+      <w:r>
+        <w:t xml:space="preserve">La gráfica muestra los quantiles de una distribución normal graficados con los valores de los residuales del modelo estandarizados. En la gráfica se puede observar una línea recta, la cual representa la distribución de los puntos ideal correspondiente a una distribución normal. Mientras más se alejen los puntos de la línea recta, más se alejan los residuales de una distribución normal. Se concluyó que aunque los datos ciertamente no se comportan de manera perfecta, presentan una distribución muy cercana a la normal, por lo que se prueba otro de los supuestos y se procede al siguiente análisis.</w:t>
+      </w:r>
+    </w:p>
+    <w:p>
+      <w:pPr>
+        <w:pStyle w:val="BodyText"/>
+      </w:pPr>
+      <w:r>
+        <w:t xml:space="preserve">Siguiente, se procede a una gráfica de Scale-Location.</w:t>
+      </w:r>
+    </w:p>
+    <w:p>
+      <w:pPr>
+        <w:pStyle w:val="SourceCode"/>
+      </w:pPr>
+      <w:r>
+        <w:rPr>
+          <w:rStyle w:val="FunctionTok"/>
+        </w:rPr>
+        <w:t xml:space="preserve">plot</w:t>
+      </w:r>
+      <w:r>
+        <w:rPr>
+          <w:rStyle w:val="NormalTok"/>
+        </w:rPr>
+        <w:t xml:space="preserve">(model_ce_o3,</w:t>
+      </w:r>
+      <w:r>
+        <w:rPr>
+          <w:rStyle w:val="AttributeTok"/>
+        </w:rPr>
+        <w:t xml:space="preserve">which=</w:t>
+      </w:r>
+      <w:r>
+        <w:rPr>
+          <w:rStyle w:val="DecValTok"/>
+        </w:rPr>
+        <w:t xml:space="preserve">3</w:t>
+      </w:r>
+      <w:r>
+        <w:rPr>
+          <w:rStyle w:val="NormalTok"/>
+        </w:rPr>
+        <w:t xml:space="preserve">,</w:t>
+      </w:r>
+      <w:r>
+        <w:rPr>
+          <w:rStyle w:val="AttributeTok"/>
+        </w:rPr>
+        <w:t xml:space="preserve">lwd=</w:t>
+      </w:r>
+      <w:r>
+        <w:rPr>
+          <w:rStyle w:val="DecValTok"/>
+        </w:rPr>
+        <w:t xml:space="preserve">3</w:t>
+      </w:r>
+      <w:r>
+        <w:rPr>
+          <w:rStyle w:val="NormalTok"/>
+        </w:rPr>
+        <w:t xml:space="preserve">)</w:t>
+      </w:r>
+    </w:p>
+    <w:p>
+      <w:pPr>
+        <w:pStyle w:val="FirstParagraph"/>
+      </w:pPr>
+      <w:r>
+        <w:drawing>
+          <wp:inline>
+            <wp:extent cx="4620126" cy="3696101"/>
+            <wp:effectExtent b="0" l="0" r="0" t="0"/>
+            <wp:docPr descr="" title="" id="51" name="Picture"/>
+            <a:graphic>
+              <a:graphicData uri="http://schemas.openxmlformats.org/drawingml/2006/picture">
+                <pic:pic>
+                  <pic:nvPicPr>
+                    <pic:cNvPr descr="reporte_files/figure-docx/unnamed-chunk-10-1.png" id="52" name="Picture"/>
+                    <pic:cNvPicPr>
+                      <a:picLocks noChangeArrowheads="1" noChangeAspect="1"/>
+                    </pic:cNvPicPr>
+                  </pic:nvPicPr>
+                  <pic:blipFill>
+                    <a:blip r:embed="rId50"/>
+                    <a:stretch>
+                      <a:fillRect/>
+                    </a:stretch>
+                  </pic:blipFill>
+                  <pic:spPr bwMode="auto">
+                    <a:xfrm>
+                      <a:off x="0" y="0"/>
+                      <a:ext cx="4620126" cy="3696101"/>
+                    </a:xfrm>
+                    <a:prstGeom prst="rect">
+                      <a:avLst/>
+                    </a:prstGeom>
+                    <a:noFill/>
+                    <a:ln w="9525">
+                      <a:noFill/>
+                      <a:headEnd/>
+                      <a:tailEnd/>
+                    </a:ln>
+                  </pic:spPr>
+                </pic:pic>
+              </a:graphicData>
+            </a:graphic>
+          </wp:inline>
+        </w:drawing>
+      </w:r>
+    </w:p>
+    <w:p>
+      <w:pPr>
+        <w:pStyle w:val="BodyText"/>
+      </w:pPr>
+      <w:r>
+        <w:t xml:space="preserve">Con esta gráfica se busca probar de nuevo la homocedasticidad, o varianza constante. Una vez más, lo ideal es que los datos no muestren un patrón claro y que se comporten lo más aleatoriamente posible. Este siendo el caso aquí, se concluye que los datos presentan homocedasticidad.</w:t>
+      </w:r>
+    </w:p>
+    <w:p>
+      <w:pPr>
+        <w:pStyle w:val="BodyText"/>
+      </w:pPr>
+      <w:r>
+        <w:t xml:space="preserve">Ahora, se llevará a cabo un análisis de la matriz de correlación para examinar la presencia o ausencia de multicolinealidad.</w:t>
+      </w:r>
+    </w:p>
+    <w:p>
+      <w:pPr>
+        <w:pStyle w:val="SourceCode"/>
+      </w:pPr>
+      <w:r>
+        <w:rPr>
+          <w:rStyle w:val="FunctionTok"/>
+        </w:rPr>
+        <w:t xml:space="preserve">library</w:t>
+      </w:r>
+      <w:r>
+        <w:rPr>
+          <w:rStyle w:val="NormalTok"/>
+        </w:rPr>
+        <w:t xml:space="preserve">(corrplot)</w:t>
+      </w:r>
+    </w:p>
+    <w:p>
+      <w:pPr>
+        <w:pStyle w:val="SourceCode"/>
+      </w:pPr>
+      <w:r>
+        <w:rPr>
+          <w:rStyle w:val="VerbatimChar"/>
+        </w:rPr>
+        <w:t xml:space="preserve">corrplot 0.95 loaded</w:t>
+      </w:r>
+    </w:p>
+    <w:p>
+      <w:pPr>
+        <w:pStyle w:val="SourceCode"/>
+      </w:pPr>
+      <w:r>
+        <w:rPr>
+          <w:rStyle w:val="FunctionTok"/>
+        </w:rPr>
+        <w:t xml:space="preserve">corrplot</w:t>
+      </w:r>
+      <w:r>
+        <w:rPr>
+          <w:rStyle w:val="NormalTok"/>
+        </w:rPr>
+        <w:t xml:space="preserve">(</w:t>
+      </w:r>
+      <w:r>
+        <w:rPr>
+          <w:rStyle w:val="FunctionTok"/>
+        </w:rPr>
+        <w:t xml:space="preserve">cor</w:t>
+      </w:r>
+      <w:r>
+        <w:rPr>
+          <w:rStyle w:val="NormalTok"/>
+        </w:rPr>
+        <w:t xml:space="preserve">(df_centro[, </w:t>
+      </w:r>
+      <w:r>
+        <w:rPr>
+          <w:rStyle w:val="FunctionTok"/>
+        </w:rPr>
+        <w:t xml:space="preserve">c</w:t>
+      </w:r>
+      <w:r>
+        <w:rPr>
+          <w:rStyle w:val="NormalTok"/>
+        </w:rPr>
+        <w:t xml:space="preserve">(</w:t>
+      </w:r>
+      <w:r>
+        <w:rPr>
+          <w:rStyle w:val="DecValTok"/>
+        </w:rPr>
+        <w:t xml:space="preserve">2</w:t>
+      </w:r>
+      <w:r>
+        <w:rPr>
+          <w:rStyle w:val="NormalTok"/>
+        </w:rPr>
+        <w:t xml:space="preserve">, </w:t>
+      </w:r>
+      <w:r>
+        <w:rPr>
+          <w:rStyle w:val="DecValTok"/>
+        </w:rPr>
+        <w:t xml:space="preserve">10</w:t>
+      </w:r>
+      <w:r>
+        <w:rPr>
+          <w:rStyle w:val="SpecialCharTok"/>
+        </w:rPr>
+        <w:t xml:space="preserve">:</w:t>
+      </w:r>
+      <w:r>
+        <w:rPr>
+          <w:rStyle w:val="DecValTok"/>
+        </w:rPr>
+        <w:t xml:space="preserve">12</w:t>
+      </w:r>
+      <w:r>
+        <w:rPr>
+          <w:rStyle w:val="NormalTok"/>
+        </w:rPr>
+        <w:t xml:space="preserve"> , </w:t>
+      </w:r>
+      <w:r>
+        <w:rPr>
+          <w:rStyle w:val="DecValTok"/>
+        </w:rPr>
+        <w:t xml:space="preserve">14</w:t>
+      </w:r>
+      <w:r>
+        <w:rPr>
+          <w:rStyle w:val="SpecialCharTok"/>
+        </w:rPr>
+        <w:t xml:space="preserve">:</w:t>
+      </w:r>
+      <w:r>
+        <w:rPr>
+          <w:rStyle w:val="DecValTok"/>
+        </w:rPr>
+        <w:t xml:space="preserve">17</w:t>
+      </w:r>
+      <w:r>
+        <w:rPr>
+          <w:rStyle w:val="NormalTok"/>
+        </w:rPr>
+        <w:t xml:space="preserve">)]),</w:t>
+      </w:r>
+      <w:r>
+        <w:br/>
+      </w:r>
+      <w:r>
+        <w:rPr>
+          <w:rStyle w:val="NormalTok"/>
+        </w:rPr>
+        <w:t xml:space="preserve">         </w:t>
+      </w:r>
+      <w:r>
+        <w:rPr>
+          <w:rStyle w:val="AttributeTok"/>
+        </w:rPr>
+        <w:t xml:space="preserve">method =</w:t>
+      </w:r>
+      <w:r>
+        <w:rPr>
+          <w:rStyle w:val="NormalTok"/>
+        </w:rPr>
+        <w:t xml:space="preserve"> </w:t>
+      </w:r>
+      <w:r>
+        <w:rPr>
+          <w:rStyle w:val="StringTok"/>
+        </w:rPr>
+        <w:t xml:space="preserve">"color"</w:t>
+      </w:r>
+      <w:r>
+        <w:rPr>
+          <w:rStyle w:val="NormalTok"/>
+        </w:rPr>
+        <w:t xml:space="preserve">, </w:t>
+      </w:r>
+      <w:r>
+        <w:rPr>
+          <w:rStyle w:val="AttributeTok"/>
+        </w:rPr>
+        <w:t xml:space="preserve">type =</w:t>
+      </w:r>
+      <w:r>
+        <w:rPr>
+          <w:rStyle w:val="NormalTok"/>
+        </w:rPr>
+        <w:t xml:space="preserve"> </w:t>
+      </w:r>
+      <w:r>
+        <w:rPr>
+          <w:rStyle w:val="StringTok"/>
+        </w:rPr>
+        <w:t xml:space="preserve">"upper"</w:t>
+      </w:r>
+      <w:r>
+        <w:rPr>
+          <w:rStyle w:val="NormalTok"/>
+        </w:rPr>
+        <w:t xml:space="preserve">, </w:t>
+      </w:r>
+      <w:r>
+        <w:rPr>
+          <w:rStyle w:val="AttributeTok"/>
+        </w:rPr>
+        <w:t xml:space="preserve">tl.cex =</w:t>
+      </w:r>
+      <w:r>
+        <w:rPr>
+          <w:rStyle w:val="NormalTok"/>
+        </w:rPr>
+        <w:t xml:space="preserve"> </w:t>
+      </w:r>
+      <w:r>
+        <w:rPr>
+          <w:rStyle w:val="FloatTok"/>
+        </w:rPr>
+        <w:t xml:space="preserve">0.8</w:t>
+      </w:r>
+      <w:r>
+        <w:rPr>
+          <w:rStyle w:val="NormalTok"/>
+        </w:rPr>
+        <w:t xml:space="preserve">)</w:t>
+      </w:r>
+    </w:p>
+    <w:p>
+      <w:pPr>
+        <w:pStyle w:val="FirstParagraph"/>
+      </w:pPr>
+      <w:r>
+        <w:drawing>
+          <wp:inline>
+            <wp:extent cx="4620126" cy="3696101"/>
+            <wp:effectExtent b="0" l="0" r="0" t="0"/>
+            <wp:docPr descr="" title="" id="54" name="Picture"/>
+            <a:graphic>
+              <a:graphicData uri="http://schemas.openxmlformats.org/drawingml/2006/picture">
+                <pic:pic>
+                  <pic:nvPicPr>
+                    <pic:cNvPr descr="reporte_files/figure-docx/unnamed-chunk-11-1.png" id="55" name="Picture"/>
+                    <pic:cNvPicPr>
+                      <a:picLocks noChangeArrowheads="1" noChangeAspect="1"/>
+                    </pic:cNvPicPr>
+                  </pic:nvPicPr>
+                  <pic:blipFill>
+                    <a:blip r:embed="rId53"/>
+                    <a:stretch>
+                      <a:fillRect/>
+                    </a:stretch>
+                  </pic:blipFill>
+                  <pic:spPr bwMode="auto">
+                    <a:xfrm>
+                      <a:off x="0" y="0"/>
+                      <a:ext cx="4620126" cy="3696101"/>
+                    </a:xfrm>
+                    <a:prstGeom prst="rect">
+                      <a:avLst/>
+                    </a:prstGeom>
+                    <a:noFill/>
+                    <a:ln w="9525">
+                      <a:noFill/>
+                      <a:headEnd/>
+                      <a:tailEnd/>
+                    </a:ln>
+                  </pic:spPr>
+                </pic:pic>
+              </a:graphicData>
+            </a:graphic>
+          </wp:inline>
+        </w:drawing>
+      </w:r>
+    </w:p>
+    <w:p>
+      <w:pPr>
+        <w:pStyle w:val="BodyText"/>
+      </w:pPr>
+      <w:r>
+        <w:t xml:space="preserve">Como es observable, ninguna de las variables predictoras presentan un nivel de correlación lo suficientemente alto como para crear un conflicto de multicolinealidad, lo cual llevaría a un sobreajuste dentro del modelo predictivo. Gracias a los resultados gráficos obtenidos, se concluye que no existe colinealidad en los datos y se prueba el supuesto correspondiente.</w:t>
+      </w:r>
+    </w:p>
+    <w:bookmarkEnd w:id="56"/>
+    <w:bookmarkStart w:id="57" w:name="fuentes-bibliográficas-y-de-datos"/>
     <w:p>
       <w:pPr>
         <w:pStyle w:val="Heading3"/>
       </w:pPr>
       <w:r>
-        <w:t xml:space="preserve">VI. Inserta una liga que dé acceso a tu(s) documento(s) de trabajo</w:t>
+        <w:t xml:space="preserve">Fuentes bibliográficas y de datos</w:t>
       </w:r>
     </w:p>
     <w:p>
@@ -2319,24 +3345,6 @@
         <w:pStyle w:val="FirstParagraph"/>
       </w:pPr>
       <w:r>
-        <w:t xml:space="preserve">https://github.com/CCCCC11111/MA2003B_E7/tree/trunk</w:t>
-      </w:r>
-    </w:p>
-    <w:bookmarkEnd w:id="44"/>
-    <w:bookmarkStart w:id="45" w:name="fuentes-bibliográficas-y-de-datos"/>
-    <w:p>
-      <w:pPr>
-        <w:pStyle w:val="Heading3"/>
-      </w:pPr>
-      <w:r>
-        <w:t xml:space="preserve">Fuentes bibliográficas y de datos</w:t>
-      </w:r>
-    </w:p>
-    <w:p>
-      <w:pPr>
-        <w:pStyle w:val="FirstParagraph"/>
-      </w:pPr>
-      <w:r>
         <w:t xml:space="preserve">[1] airly. (s.f.). 5 Benefits of Air Quality Monitoring. airly. https://airly.org/en/5-benefits-of-air-quality-monitoring/</w:t>
       </w:r>
     </w:p>
@@ -2412,8 +3420,8 @@
         <w:t xml:space="preserve">[10] Wu B., Zhao S., Liu Y., &amp; Zhang C. (2025). Do meteorological variables impact air quality differently across urbanization gradients? A case study of Kaohsiung, Taiwan, China. ScienceDirect. https://www.sciencedirect.com/science/article/pii/S240584402500074X</w:t>
       </w:r>
     </w:p>
-    <w:bookmarkEnd w:id="45"/>
-    <w:bookmarkEnd w:id="46"/>
+    <w:bookmarkEnd w:id="57"/>
+    <w:bookmarkEnd w:id="58"/>
     <w:sectPr/>
   </w:body>
 </w:document>

--- a/docs/quarto/reporte.docx
+++ b/docs/quarto/reporte.docx
@@ -2312,7 +2312,7 @@
     </w:p>
     <w:bookmarkEnd w:id="42"/>
     <w:bookmarkEnd w:id="43"/>
-    <w:bookmarkStart w:id="58" w:name="X6bd5c9f33f565ecf3d24105a9ce2931dc63db1b"/>
+    <w:bookmarkStart w:id="60" w:name="X6bd5c9f33f565ecf3d24105a9ce2931dc63db1b"/>
     <w:p>
       <w:pPr>
         <w:pStyle w:val="Heading1"/>
@@ -2343,7 +2343,7 @@
         <w:pStyle w:val="BodyText"/>
       </w:pPr>
       <w:r>
-        <w:t xml:space="preserve">El análisis se centrará en dos zonas meteorológicas, la primera zona meteorológica siendo</w:t>
+        <w:t xml:space="preserve">El análisis se centrará en los años 2024 y 2025, con el objetivo de evitar el sesgo debido a las consecuencias de la pandemia del COVID-19, de dos zonas meteorológicas, la primera zona meteorológica siendo</w:t>
       </w:r>
       <w:r>
         <w:t xml:space="preserve"> </w:t>
@@ -2361,15 +2361,15 @@
         <w:t xml:space="preserve">“NTE - Norte”</w:t>
       </w:r>
       <w:r>
-        <w:t xml:space="preserve">, la cual está ubicada en el municipio de Escobedo. Se seleccionaron estas dos zonas meteorológicas con el propósito de llevar a cabo el análisis en dos zonas con concentraciones poblacionales distintas. Por un lado, el centro del municipio de Monterrey es una zona con una concentración poblacional alta comparada con las zonas a su alrededor, especialmente el municipio de Escobedo, mientras que, por otro lado, el municipio de Escobedo es una zona con una concentración poblacional baja, comparada con el centro del municipio de Monterrey. Cabe destacar que las zonas meteorológicas, en las cuales se centrará el análisis, han sido las mismas desde que se inició con este reto.</w:t>
-      </w:r>
-    </w:p>
-    <w:p>
-      <w:pPr>
-        <w:pStyle w:val="BodyText"/>
-      </w:pPr>
-      <w:r>
-        <w:t xml:space="preserve">El análisis se llevará a cabo mediante el uso de, en primer lugar, un modelo de regresión lineal multivariada, en donde se tienen múltiples variables dependientes o de respuesta y múltiples variables independientes o predictoras. Por un lado las variables dependientes son las siguientes: material particulado menor a 10 micrómetros (PM10), material particulado menor a 2.5 micrómetros (PM2.5), ozono (O3), dióxido de azufre (SO2), dióxido de nitrógeno (NO2), monóxido de carbono (CO), monóxido de nitrógeno (NO), la suma de NO + NO2 (NOX). Por otro lado, las variables independientes son las siguientes: fecha y hora, temperatura (TOUT), humedad relativa (RH), radiación solar (SR), precipitación (RAINF), presión atmosférica (PRS), velocidad del viento (WSR), dirección del viento (WDR). Ya habiendo llevado a cabo el modelo de regresión lineal, como primer acercamiento, se llevará a cabo, en segundo lugar, el método</w:t>
+        <w:t xml:space="preserve">, la cual está ubicada en el municipio de Escobedo. Se seleccionaron estas dos zonas meteorológicas con el propósito de llevar a cabo el análisis en dos zonas con concentraciones poblacionales distintas. Por un lado, el centro del municipio de Monterrey es una zona con una concentración poblacional alta comparada con las zonas a su alrededor, especialmente el municipio de Escobedo, mientras que, por otro lado, el municipio de Escobedo es una zona con una concentración poblacional baja, comparada con el centro del municipio de Monterrey. Cabe destacar que los años y las zonas meteorológicas, en las cuales se centrará el análisis, han sido las mismas desde que se inició con este reto.</w:t>
+      </w:r>
+    </w:p>
+    <w:p>
+      <w:pPr>
+        <w:pStyle w:val="BodyText"/>
+      </w:pPr>
+      <w:r>
+        <w:t xml:space="preserve">El análisis se llevará a cabo, para cada zona meteorológica, mediante el uso de, en primer lugar, un modelo de regresión lineal multivariada, en donde se tienen múltiples variables dependientes o de respuesta y múltiples variables independientes o predictoras. Por un lado las variables dependientes son las siguientes: material particulado menor a 10 micrómetros (PM10), material particulado menor a 2.5 micrómetros (PM2.5), ozono (O3), dióxido de azufre (SO2), dióxido de nitrógeno (NO2), monóxido de carbono (CO), monóxido de nitrógeno (NO), la suma de NO + NO2 (NOX). Por otro lado, las variables independientes son las siguientes: fecha y hora, temperatura (TOUT), humedad relativa (RH), radiación solar (SR), precipitación (RAINF), presión atmosférica (PRS), velocidad del viento (WSR), dirección del viento (WDR). Ya habiendo llevado a cabo el modelo de regresión lineal, como primer acercamiento, se llevará a cabo, en segundo lugar, el método</w:t>
       </w:r>
       <w:r>
         <w:t xml:space="preserve"> </w:t>
@@ -2668,6 +2668,412 @@
         </w:rPr>
         <w:t xml:space="preserve">F-statistic:  2695 on 8 and 13119 DF,  p-value: &lt; 2.2e-16</w:t>
       </w:r>
+    </w:p>
+    <w:p>
+      <w:pPr>
+        <w:pStyle w:val="FirstParagraph"/>
+      </w:pPr>
+      <w:r>
+        <w:t xml:space="preserve">El modelo resultó de la siguiente manera:</w:t>
+      </w:r>
+    </w:p>
+    <w:p>
+      <w:pPr>
+        <w:pStyle w:val="BodyText"/>
+      </w:pPr>
+      <m:oMathPara>
+        <m:oMathParaPr>
+          <m:jc m:val="center"/>
+        </m:oMathParaPr>
+        <m:oMath>
+          <m:r>
+            <m:t>O</m:t>
+          </m:r>
+          <m:r>
+            <m:t>3</m:t>
+          </m:r>
+          <m:r>
+            <m:rPr>
+              <m:sty m:val="p"/>
+            </m:rPr>
+            <m:t>=</m:t>
+          </m:r>
+          <m:d>
+            <m:dPr>
+              <m:begChr m:val="("/>
+              <m:endChr m:val=")"/>
+              <m:sepChr m:val=""/>
+              <m:grow/>
+            </m:dPr>
+            <m:e>
+              <m:r>
+                <m:rPr>
+                  <m:sty m:val="p"/>
+                </m:rPr>
+                <m:t>−</m:t>
+              </m:r>
+              <m:r>
+                <m:t>1.148</m:t>
+              </m:r>
+              <m:r>
+                <m:t>e</m:t>
+              </m:r>
+              <m:r>
+                <m:rPr>
+                  <m:sty m:val="p"/>
+                </m:rPr>
+                <m:t>−</m:t>
+              </m:r>
+              <m:r>
+                <m:t>07</m:t>
+              </m:r>
+            </m:e>
+          </m:d>
+          <m:r>
+            <m:t>F</m:t>
+          </m:r>
+          <m:r>
+            <m:t>E</m:t>
+          </m:r>
+          <m:r>
+            <m:t>C</m:t>
+          </m:r>
+          <m:r>
+            <m:t>H</m:t>
+          </m:r>
+          <m:r>
+            <m:t>A</m:t>
+          </m:r>
+          <m:r>
+            <m:rPr>
+              <m:sty m:val="p"/>
+            </m:rPr>
+            <m:t>+</m:t>
+          </m:r>
+          <m:d>
+            <m:dPr>
+              <m:begChr m:val="("/>
+              <m:endChr m:val=")"/>
+              <m:sepChr m:val=""/>
+              <m:grow/>
+            </m:dPr>
+            <m:e>
+              <m:r>
+                <m:rPr>
+                  <m:sty m:val="p"/>
+                </m:rPr>
+                <m:t>−</m:t>
+              </m:r>
+              <m:r>
+                <m:t>7.600</m:t>
+              </m:r>
+              <m:r>
+                <m:t>e</m:t>
+              </m:r>
+              <m:r>
+                <m:rPr>
+                  <m:sty m:val="p"/>
+                </m:rPr>
+                <m:t>−</m:t>
+              </m:r>
+              <m:r>
+                <m:t>02</m:t>
+              </m:r>
+            </m:e>
+          </m:d>
+          <m:r>
+            <m:t>P</m:t>
+          </m:r>
+          <m:r>
+            <m:t>R</m:t>
+          </m:r>
+          <m:r>
+            <m:t>S</m:t>
+          </m:r>
+          <m:r>
+            <m:rPr>
+              <m:sty m:val="p"/>
+            </m:rPr>
+            <m:t>+</m:t>
+          </m:r>
+          <m:d>
+            <m:dPr>
+              <m:begChr m:val="("/>
+              <m:endChr m:val=")"/>
+              <m:sepChr m:val=""/>
+              <m:grow/>
+            </m:dPr>
+            <m:e>
+              <m:r>
+                <m:rPr>
+                  <m:sty m:val="p"/>
+                </m:rPr>
+                <m:t>−</m:t>
+              </m:r>
+              <m:r>
+                <m:t>7.810</m:t>
+              </m:r>
+              <m:r>
+                <m:t>e</m:t>
+              </m:r>
+              <m:r>
+                <m:rPr>
+                  <m:sty m:val="p"/>
+                </m:rPr>
+                <m:t>−</m:t>
+              </m:r>
+              <m:r>
+                <m:t>01</m:t>
+              </m:r>
+            </m:e>
+          </m:d>
+          <m:r>
+            <m:t>R</m:t>
+          </m:r>
+          <m:r>
+            <m:t>A</m:t>
+          </m:r>
+          <m:r>
+            <m:t>I</m:t>
+          </m:r>
+          <m:r>
+            <m:t>N</m:t>
+          </m:r>
+          <m:r>
+            <m:t>F</m:t>
+          </m:r>
+          <m:r>
+            <m:rPr>
+              <m:sty m:val="p"/>
+            </m:rPr>
+            <m:t>+</m:t>
+          </m:r>
+          <m:d>
+            <m:dPr>
+              <m:begChr m:val="("/>
+              <m:endChr m:val=")"/>
+              <m:sepChr m:val=""/>
+              <m:grow/>
+            </m:dPr>
+            <m:e>
+              <m:r>
+                <m:rPr>
+                  <m:sty m:val="p"/>
+                </m:rPr>
+                <m:t>−</m:t>
+              </m:r>
+              <m:r>
+                <m:t>4.060</m:t>
+              </m:r>
+              <m:r>
+                <m:t>e</m:t>
+              </m:r>
+              <m:r>
+                <m:rPr>
+                  <m:sty m:val="p"/>
+                </m:rPr>
+                <m:t>−</m:t>
+              </m:r>
+              <m:r>
+                <m:t>01</m:t>
+              </m:r>
+            </m:e>
+          </m:d>
+          <m:r>
+            <m:t>R</m:t>
+          </m:r>
+          <m:r>
+            <m:t>H</m:t>
+          </m:r>
+          <m:r>
+            <m:rPr>
+              <m:sty m:val="p"/>
+            </m:rPr>
+            <m:t>+</m:t>
+          </m:r>
+          <m:d>
+            <m:dPr>
+              <m:begChr m:val="("/>
+              <m:endChr m:val=")"/>
+              <m:sepChr m:val=""/>
+              <m:grow/>
+            </m:dPr>
+            <m:e>
+              <m:r>
+                <m:t>1.989</m:t>
+              </m:r>
+              <m:r>
+                <m:t>e</m:t>
+              </m:r>
+              <m:r>
+                <m:rPr>
+                  <m:sty m:val="p"/>
+                </m:rPr>
+                <m:t>+</m:t>
+              </m:r>
+              <m:r>
+                <m:t>01</m:t>
+              </m:r>
+            </m:e>
+          </m:d>
+          <m:r>
+            <m:t>S</m:t>
+          </m:r>
+          <m:r>
+            <m:t>R</m:t>
+          </m:r>
+          <m:r>
+            <m:rPr>
+              <m:sty m:val="p"/>
+            </m:rPr>
+            <m:t>+</m:t>
+          </m:r>
+          <m:d>
+            <m:dPr>
+              <m:begChr m:val="("/>
+              <m:endChr m:val=")"/>
+              <m:sepChr m:val=""/>
+              <m:grow/>
+            </m:dPr>
+            <m:e>
+              <m:r>
+                <m:t>4.533</m:t>
+              </m:r>
+              <m:r>
+                <m:t>e</m:t>
+              </m:r>
+              <m:r>
+                <m:rPr>
+                  <m:sty m:val="p"/>
+                </m:rPr>
+                <m:t>−</m:t>
+              </m:r>
+              <m:r>
+                <m:t>01</m:t>
+              </m:r>
+            </m:e>
+          </m:d>
+          <m:r>
+            <m:t>T</m:t>
+          </m:r>
+          <m:r>
+            <m:t>O</m:t>
+          </m:r>
+          <m:r>
+            <m:t>U</m:t>
+          </m:r>
+          <m:r>
+            <m:t>T</m:t>
+          </m:r>
+          <m:r>
+            <m:rPr>
+              <m:sty m:val="p"/>
+            </m:rPr>
+            <m:t>+</m:t>
+          </m:r>
+          <m:d>
+            <m:dPr>
+              <m:begChr m:val="("/>
+              <m:endChr m:val=")"/>
+              <m:sepChr m:val=""/>
+              <m:grow/>
+            </m:dPr>
+            <m:e>
+              <m:r>
+                <m:t>1.178</m:t>
+              </m:r>
+              <m:r>
+                <m:t>e</m:t>
+              </m:r>
+              <m:r>
+                <m:rPr>
+                  <m:sty m:val="p"/>
+                </m:rPr>
+                <m:t>+</m:t>
+              </m:r>
+              <m:r>
+                <m:t>00</m:t>
+              </m:r>
+            </m:e>
+          </m:d>
+          <m:r>
+            <m:t>W</m:t>
+          </m:r>
+          <m:r>
+            <m:t>S</m:t>
+          </m:r>
+          <m:r>
+            <m:t>R</m:t>
+          </m:r>
+          <m:r>
+            <m:rPr>
+              <m:sty m:val="p"/>
+            </m:rPr>
+            <m:t>+</m:t>
+          </m:r>
+          <m:d>
+            <m:dPr>
+              <m:begChr m:val="("/>
+              <m:endChr m:val=")"/>
+              <m:sepChr m:val=""/>
+              <m:grow/>
+            </m:dPr>
+            <m:e>
+              <m:r>
+                <m:rPr>
+                  <m:sty m:val="p"/>
+                </m:rPr>
+                <m:t>−</m:t>
+              </m:r>
+              <m:r>
+                <m:t>1.962</m:t>
+              </m:r>
+              <m:r>
+                <m:t>e</m:t>
+              </m:r>
+              <m:r>
+                <m:rPr>
+                  <m:sty m:val="p"/>
+                </m:rPr>
+                <m:t>−</m:t>
+              </m:r>
+              <m:r>
+                <m:t>02</m:t>
+              </m:r>
+            </m:e>
+          </m:d>
+          <m:r>
+            <m:t>W</m:t>
+          </m:r>
+          <m:r>
+            <m:t>D</m:t>
+          </m:r>
+          <m:r>
+            <m:t>R</m:t>
+          </m:r>
+          <m:r>
+            <m:rPr>
+              <m:sty m:val="p"/>
+            </m:rPr>
+            <m:t>+</m:t>
+          </m:r>
+          <m:r>
+            <m:t>2.846</m:t>
+          </m:r>
+          <m:r>
+            <m:t>e</m:t>
+          </m:r>
+          <m:r>
+            <m:rPr>
+              <m:sty m:val="p"/>
+            </m:rPr>
+            <m:t>+</m:t>
+          </m:r>
+          <m:r>
+            <m:t>02</m:t>
+          </m:r>
+        </m:oMath>
+      </m:oMathPara>
     </w:p>
     <w:p>
       <w:pPr>
@@ -2719,60 +3125,7 @@
     </w:p>
     <w:p>
       <w:pPr>
-        <w:pStyle w:val="SourceCode"/>
-      </w:pPr>
-      <w:r>
-        <w:rPr>
-          <w:rStyle w:val="FunctionTok"/>
-        </w:rPr>
-        <w:t xml:space="preserve">plot</w:t>
-      </w:r>
-      <w:r>
-        <w:rPr>
-          <w:rStyle w:val="NormalTok"/>
-        </w:rPr>
-        <w:t xml:space="preserve">(model_ce_o3,</w:t>
-      </w:r>
-      <w:r>
-        <w:rPr>
-          <w:rStyle w:val="AttributeTok"/>
-        </w:rPr>
-        <w:t xml:space="preserve">which=</w:t>
-      </w:r>
-      <w:r>
-        <w:rPr>
-          <w:rStyle w:val="DecValTok"/>
-        </w:rPr>
-        <w:t xml:space="preserve">1</w:t>
-      </w:r>
-      <w:r>
-        <w:rPr>
-          <w:rStyle w:val="NormalTok"/>
-        </w:rPr>
-        <w:t xml:space="preserve">,</w:t>
-      </w:r>
-      <w:r>
-        <w:rPr>
-          <w:rStyle w:val="AttributeTok"/>
-        </w:rPr>
-        <w:t xml:space="preserve">lwd=</w:t>
-      </w:r>
-      <w:r>
-        <w:rPr>
-          <w:rStyle w:val="DecValTok"/>
-        </w:rPr>
-        <w:t xml:space="preserve">3</w:t>
-      </w:r>
-      <w:r>
-        <w:rPr>
-          <w:rStyle w:val="NormalTok"/>
-        </w:rPr>
-        <w:t xml:space="preserve">)</w:t>
-      </w:r>
-    </w:p>
-    <w:p>
-      <w:pPr>
-        <w:pStyle w:val="FirstParagraph"/>
+        <w:pStyle w:val="BodyText"/>
       </w:pPr>
       <w:r>
         <w:drawing>
@@ -2835,60 +3188,7 @@
     </w:p>
     <w:p>
       <w:pPr>
-        <w:pStyle w:val="SourceCode"/>
-      </w:pPr>
-      <w:r>
-        <w:rPr>
-          <w:rStyle w:val="FunctionTok"/>
-        </w:rPr>
-        <w:t xml:space="preserve">plot</w:t>
-      </w:r>
-      <w:r>
-        <w:rPr>
-          <w:rStyle w:val="NormalTok"/>
-        </w:rPr>
-        <w:t xml:space="preserve">(model_ce_o3,</w:t>
-      </w:r>
-      <w:r>
-        <w:rPr>
-          <w:rStyle w:val="AttributeTok"/>
-        </w:rPr>
-        <w:t xml:space="preserve">which=</w:t>
-      </w:r>
-      <w:r>
-        <w:rPr>
-          <w:rStyle w:val="DecValTok"/>
-        </w:rPr>
-        <w:t xml:space="preserve">2</w:t>
-      </w:r>
-      <w:r>
-        <w:rPr>
-          <w:rStyle w:val="NormalTok"/>
-        </w:rPr>
-        <w:t xml:space="preserve">,</w:t>
-      </w:r>
-      <w:r>
-        <w:rPr>
-          <w:rStyle w:val="AttributeTok"/>
-        </w:rPr>
-        <w:t xml:space="preserve">lwd=</w:t>
-      </w:r>
-      <w:r>
-        <w:rPr>
-          <w:rStyle w:val="DecValTok"/>
-        </w:rPr>
-        <w:t xml:space="preserve">3</w:t>
-      </w:r>
-      <w:r>
-        <w:rPr>
-          <w:rStyle w:val="NormalTok"/>
-        </w:rPr>
-        <w:t xml:space="preserve">)</w:t>
-      </w:r>
-    </w:p>
-    <w:p>
-      <w:pPr>
-        <w:pStyle w:val="FirstParagraph"/>
+        <w:pStyle w:val="BodyText"/>
       </w:pPr>
       <w:r>
         <w:drawing>
@@ -2951,60 +3251,7 @@
     </w:p>
     <w:p>
       <w:pPr>
-        <w:pStyle w:val="SourceCode"/>
-      </w:pPr>
-      <w:r>
-        <w:rPr>
-          <w:rStyle w:val="FunctionTok"/>
-        </w:rPr>
-        <w:t xml:space="preserve">plot</w:t>
-      </w:r>
-      <w:r>
-        <w:rPr>
-          <w:rStyle w:val="NormalTok"/>
-        </w:rPr>
-        <w:t xml:space="preserve">(model_ce_o3,</w:t>
-      </w:r>
-      <w:r>
-        <w:rPr>
-          <w:rStyle w:val="AttributeTok"/>
-        </w:rPr>
-        <w:t xml:space="preserve">which=</w:t>
-      </w:r>
-      <w:r>
-        <w:rPr>
-          <w:rStyle w:val="DecValTok"/>
-        </w:rPr>
-        <w:t xml:space="preserve">3</w:t>
-      </w:r>
-      <w:r>
-        <w:rPr>
-          <w:rStyle w:val="NormalTok"/>
-        </w:rPr>
-        <w:t xml:space="preserve">,</w:t>
-      </w:r>
-      <w:r>
-        <w:rPr>
-          <w:rStyle w:val="AttributeTok"/>
-        </w:rPr>
-        <w:t xml:space="preserve">lwd=</w:t>
-      </w:r>
-      <w:r>
-        <w:rPr>
-          <w:rStyle w:val="DecValTok"/>
-        </w:rPr>
-        <w:t xml:space="preserve">3</w:t>
-      </w:r>
-      <w:r>
-        <w:rPr>
-          <w:rStyle w:val="NormalTok"/>
-        </w:rPr>
-        <w:t xml:space="preserve">)</w:t>
-      </w:r>
-    </w:p>
-    <w:p>
-      <w:pPr>
-        <w:pStyle w:val="FirstParagraph"/>
+        <w:pStyle w:val="BodyText"/>
       </w:pPr>
       <w:r>
         <w:drawing>
@@ -3071,208 +3318,9 @@
       </w:pPr>
       <w:r>
         <w:rPr>
-          <w:rStyle w:val="FunctionTok"/>
-        </w:rPr>
-        <w:t xml:space="preserve">library</w:t>
-      </w:r>
-      <w:r>
-        <w:rPr>
-          <w:rStyle w:val="NormalTok"/>
-        </w:rPr>
-        <w:t xml:space="preserve">(corrplot)</w:t>
-      </w:r>
-    </w:p>
-    <w:p>
-      <w:pPr>
-        <w:pStyle w:val="SourceCode"/>
-      </w:pPr>
-      <w:r>
-        <w:rPr>
-          <w:rStyle w:val="VerbatimChar"/>
-        </w:rPr>
-        <w:t xml:space="preserve">corrplot 0.95 loaded</w:t>
-      </w:r>
-    </w:p>
-    <w:p>
-      <w:pPr>
-        <w:pStyle w:val="SourceCode"/>
-      </w:pPr>
-      <w:r>
-        <w:rPr>
-          <w:rStyle w:val="FunctionTok"/>
-        </w:rPr>
-        <w:t xml:space="preserve">corrplot</w:t>
-      </w:r>
-      <w:r>
-        <w:rPr>
-          <w:rStyle w:val="NormalTok"/>
-        </w:rPr>
-        <w:t xml:space="preserve">(</w:t>
-      </w:r>
-      <w:r>
-        <w:rPr>
-          <w:rStyle w:val="FunctionTok"/>
-        </w:rPr>
-        <w:t xml:space="preserve">cor</w:t>
-      </w:r>
-      <w:r>
-        <w:rPr>
-          <w:rStyle w:val="NormalTok"/>
-        </w:rPr>
-        <w:t xml:space="preserve">(df_centro[, </w:t>
-      </w:r>
-      <w:r>
-        <w:rPr>
-          <w:rStyle w:val="FunctionTok"/>
-        </w:rPr>
-        <w:t xml:space="preserve">c</w:t>
-      </w:r>
-      <w:r>
-        <w:rPr>
-          <w:rStyle w:val="NormalTok"/>
-        </w:rPr>
-        <w:t xml:space="preserve">(</w:t>
-      </w:r>
-      <w:r>
-        <w:rPr>
-          <w:rStyle w:val="DecValTok"/>
-        </w:rPr>
-        <w:t xml:space="preserve">2</w:t>
-      </w:r>
-      <w:r>
-        <w:rPr>
-          <w:rStyle w:val="NormalTok"/>
-        </w:rPr>
-        <w:t xml:space="preserve">, </w:t>
-      </w:r>
-      <w:r>
-        <w:rPr>
-          <w:rStyle w:val="DecValTok"/>
-        </w:rPr>
-        <w:t xml:space="preserve">10</w:t>
-      </w:r>
-      <w:r>
-        <w:rPr>
-          <w:rStyle w:val="SpecialCharTok"/>
-        </w:rPr>
-        <w:t xml:space="preserve">:</w:t>
-      </w:r>
-      <w:r>
-        <w:rPr>
-          <w:rStyle w:val="DecValTok"/>
-        </w:rPr>
-        <w:t xml:space="preserve">12</w:t>
-      </w:r>
-      <w:r>
-        <w:rPr>
-          <w:rStyle w:val="NormalTok"/>
-        </w:rPr>
-        <w:t xml:space="preserve"> , </w:t>
-      </w:r>
-      <w:r>
-        <w:rPr>
-          <w:rStyle w:val="DecValTok"/>
-        </w:rPr>
-        <w:t xml:space="preserve">14</w:t>
-      </w:r>
-      <w:r>
-        <w:rPr>
-          <w:rStyle w:val="SpecialCharTok"/>
-        </w:rPr>
-        <w:t xml:space="preserve">:</w:t>
-      </w:r>
-      <w:r>
-        <w:rPr>
-          <w:rStyle w:val="DecValTok"/>
-        </w:rPr>
-        <w:t xml:space="preserve">17</w:t>
-      </w:r>
-      <w:r>
-        <w:rPr>
-          <w:rStyle w:val="NormalTok"/>
-        </w:rPr>
-        <w:t xml:space="preserve">)]),</w:t>
-      </w:r>
-      <w:r>
-        <w:br/>
-      </w:r>
-      <w:r>
-        <w:rPr>
-          <w:rStyle w:val="NormalTok"/>
-        </w:rPr>
-        <w:t xml:space="preserve">         </w:t>
-      </w:r>
-      <w:r>
-        <w:rPr>
-          <w:rStyle w:val="AttributeTok"/>
-        </w:rPr>
-        <w:t xml:space="preserve">method =</w:t>
-      </w:r>
-      <w:r>
-        <w:rPr>
-          <w:rStyle w:val="NormalTok"/>
-        </w:rPr>
-        <w:t xml:space="preserve"> </w:t>
-      </w:r>
-      <w:r>
-        <w:rPr>
-          <w:rStyle w:val="StringTok"/>
-        </w:rPr>
-        <w:t xml:space="preserve">"color"</w:t>
-      </w:r>
-      <w:r>
-        <w:rPr>
-          <w:rStyle w:val="NormalTok"/>
-        </w:rPr>
-        <w:t xml:space="preserve">, </w:t>
-      </w:r>
-      <w:r>
-        <w:rPr>
-          <w:rStyle w:val="AttributeTok"/>
-        </w:rPr>
-        <w:t xml:space="preserve">type =</w:t>
-      </w:r>
-      <w:r>
-        <w:rPr>
-          <w:rStyle w:val="NormalTok"/>
-        </w:rPr>
-        <w:t xml:space="preserve"> </w:t>
-      </w:r>
-      <w:r>
-        <w:rPr>
-          <w:rStyle w:val="StringTok"/>
-        </w:rPr>
-        <w:t xml:space="preserve">"upper"</w:t>
-      </w:r>
-      <w:r>
-        <w:rPr>
-          <w:rStyle w:val="NormalTok"/>
-        </w:rPr>
-        <w:t xml:space="preserve">, </w:t>
-      </w:r>
-      <w:r>
-        <w:rPr>
-          <w:rStyle w:val="AttributeTok"/>
-        </w:rPr>
-        <w:t xml:space="preserve">tl.cex =</w:t>
-      </w:r>
-      <w:r>
-        <w:rPr>
-          <w:rStyle w:val="NormalTok"/>
-        </w:rPr>
-        <w:t xml:space="preserve"> </w:t>
-      </w:r>
-      <w:r>
-        <w:rPr>
-          <w:rStyle w:val="FloatTok"/>
-        </w:rPr>
-        <w:t xml:space="preserve">0.8</w:t>
-      </w:r>
-      <w:r>
-        <w:rPr>
-          <w:rStyle w:val="NormalTok"/>
-        </w:rPr>
-        <w:t xml:space="preserve">)</w:t>
+          <w:rStyle w:val="VerbatimChar"/>
+        </w:rPr>
+        <w:t xml:space="preserve">Cargando paquete requerido: ggplot2</w:t>
       </w:r>
     </w:p>
     <w:p>
@@ -3331,12 +3379,164 @@
       </w:r>
     </w:p>
     <w:bookmarkEnd w:id="56"/>
-    <w:bookmarkStart w:id="57" w:name="fuentes-bibliográficas-y-de-datos"/>
+    <w:bookmarkStart w:id="57" w:name="ii.-conclusión"/>
     <w:p>
       <w:pPr>
         <w:pStyle w:val="Heading3"/>
       </w:pPr>
       <w:r>
+        <w:t xml:space="preserve">II. Conclusión</w:t>
+      </w:r>
+    </w:p>
+    <w:p>
+      <w:pPr>
+        <w:pStyle w:val="FirstParagraph"/>
+      </w:pPr>
+      <w:r>
+        <w:t xml:space="preserve">Resumen de lo que hemos logrado hasta ahora:</w:t>
+      </w:r>
+    </w:p>
+    <w:p>
+      <w:pPr>
+        <w:pStyle w:val="BodyText"/>
+      </w:pPr>
+      <w:r>
+        <w:t xml:space="preserve">Aprovechando que estamos a una semana de concluir con este reto, es buen momento de reflexionar sobre lo que hemos logrado hasta ahora y las cosas que siguen por delante. Regresemos por un momento a la limpieza de las bases de datos, primer paso de esta situación problema y la clave de realizar un buen análisis de datos. Nos dimos cuenta que las bases tenían los nombres de las columnas diferentes, y no solo eso, sino que también había tipos de datos inconsistentes entre los diferentes años utilizados, cosa que también tuvimos que corregir. Afortunadamente, entre estas y muchas otras, pudimos sobreponer cada una de las dificultades que se nos presentaron a la hora de realizar la limpieza de datos y terminar reduciendo de un total de cuatro data sets a solamente dos divididos por lugar y que incluyan ambos años que nos dieron, esto para poder realizar un análisis más sencillo, pero para este punto aún había bastantes datos faltantes, por lo que había que pasar a realizar una imputación.</w:t>
+      </w:r>
+    </w:p>
+    <w:p>
+      <w:pPr>
+        <w:pStyle w:val="BodyText"/>
+      </w:pPr>
+      <w:r>
+        <w:t xml:space="preserve">La imputación de datos fue relativamente sencilla, pues afortunadamente tras convertir nuestras bases de datos a objetos</w:t>
+      </w:r>
+      <w:r>
+        <w:t xml:space="preserve"> </w:t>
+      </w:r>
+      <w:r>
+        <w:t xml:space="preserve">“Time series”</w:t>
+      </w:r>
+      <w:r>
+        <w:t xml:space="preserve"> </w:t>
+      </w:r>
+      <w:r>
+        <w:t xml:space="preserve">pudimos aprovechar de los diferentes métodos de imputación que ya están establecidos, y probamos todos los que harían sentido, como interpolación sencilla, Last Observation Carried Forward, Next Observation Carried Backward, entre otros, y nos dimos cuenta que la imputación realmente solo ayudaba a completar los datos, pero no realizaba un cambio drástico en las tendencias de los datos, así que decidimos utilizar un modelo de imputación para realizar esto, siendo el modelo</w:t>
+      </w:r>
+      <w:r>
+        <w:t xml:space="preserve"> </w:t>
+      </w:r>
+      <w:r>
+        <w:t xml:space="preserve">“auto.arima”</w:t>
+      </w:r>
+      <w:r>
+        <w:t xml:space="preserve"> </w:t>
+      </w:r>
+      <w:r>
+        <w:t xml:space="preserve">de la función</w:t>
+      </w:r>
+      <w:r>
+        <w:t xml:space="preserve"> </w:t>
+      </w:r>
+      <w:r>
+        <w:t xml:space="preserve">“na_kalman”</w:t>
+      </w:r>
+      <w:r>
+        <w:t xml:space="preserve"> </w:t>
+      </w:r>
+      <w:r>
+        <w:t xml:space="preserve">de la librería</w:t>
+      </w:r>
+      <w:r>
+        <w:t xml:space="preserve"> </w:t>
+      </w:r>
+      <w:r>
+        <w:t xml:space="preserve">“imputeTS”</w:t>
+      </w:r>
+      <w:r>
+        <w:t xml:space="preserve">, ya que el objetivo principal del proyecto es predecir, y este modelo fue creado con este mismo propósito. El proceso tomó alrededor de unas 14 horas para correr, a diferencia de los otros métodos, que tomaban minutos en conjunto, y terminamos con datos relativamente bien imputados, para los cuales realizamos Q-Q plots y boxplots por variable para buscar normalidad y comenzar este análisis.</w:t>
+      </w:r>
+    </w:p>
+    <w:p>
+      <w:pPr>
+        <w:pStyle w:val="BodyText"/>
+      </w:pPr>
+      <w:r>
+        <w:t xml:space="preserve">Y para comenzar el análisis decidimos aplicar tres técnicas de regresión, una multivariada y dos de regresión múltiple por variable dependiente. El primero fue un método multivariado utilizando absolutamente todos los contaminantes como variables independientes y todos los factores meteorológicos como variables dependientes. El segundo fue realizado empleando la técnica de regresión</w:t>
+      </w:r>
+      <w:r>
+        <w:t xml:space="preserve"> </w:t>
+      </w:r>
+      <w:r>
+        <w:t xml:space="preserve">“forward selection”</w:t>
+      </w:r>
+      <w:r>
+        <w:t xml:space="preserve">, en el que el modelo empezaba vacío, y utilizando el valor de la métrica</w:t>
+      </w:r>
+      <w:r>
+        <w:t xml:space="preserve"> </w:t>
+      </w:r>
+      <w:r>
+        <w:t xml:space="preserve">“Akaike Information Criterion”</w:t>
+      </w:r>
+      <w:r>
+        <w:t xml:space="preserve"> </w:t>
+      </w:r>
+      <w:r>
+        <w:t xml:space="preserve">(AIC), automáticamente se decidía qué variables serían las más relevantes a utilizar para el modelo de regresión, así hasta que esta métrica de criterio no tuviera un cambio significativo. Finalmente el tercer modelo se realizó empleando la técnica de regresión</w:t>
+      </w:r>
+      <w:r>
+        <w:t xml:space="preserve"> </w:t>
+      </w:r>
+      <w:r>
+        <w:t xml:space="preserve">“backward elimination”</w:t>
+      </w:r>
+      <w:r>
+        <w:t xml:space="preserve">, en el que, similar al</w:t>
+      </w:r>
+      <w:r>
+        <w:t xml:space="preserve"> </w:t>
+      </w:r>
+      <w:r>
+        <w:t xml:space="preserve">“forward selection”</w:t>
+      </w:r>
+      <w:r>
+        <w:t xml:space="preserve">, se seleccionan variables pero en este caso, en vez de comenzar vacío, el modelo comienza con todas las variables y se van removiendo hasta quedar solamente con las que se consideren relevantes. Esto se realizó por zona, por lo que al final del análisis terminamos con un total de 34 modelos diferentes de los cuales hicimos gráficas para interpretar.</w:t>
+      </w:r>
+    </w:p>
+    <w:p>
+      <w:pPr>
+        <w:pStyle w:val="BodyText"/>
+      </w:pPr>
+      <w:r>
+        <w:t xml:space="preserve">Lo único que faltaría por hacer sería un análisis más exhaustivo de lo que ya tenemos para buscar más tendencias, encontrar relaciones no vistas anteriormente entre las variables que puedan ayudarnos a tener mejores interpretaciones, y de ser necesario, realizar algún análisis estadístico como el análisis de factores o por componentes principales, pero por lo que vemos del proyecto y nuestros objetivos, no parece ser necesario.</w:t>
+      </w:r>
+    </w:p>
+    <w:bookmarkEnd w:id="57"/>
+    <w:bookmarkStart w:id="58" w:name="X4d9dcbf9ac737aaf221fbc719a7aa59dc1d5877"/>
+    <w:p>
+      <w:pPr>
+        <w:pStyle w:val="Heading3"/>
+      </w:pPr>
+      <w:r>
+        <w:t xml:space="preserve">III. Inserta la liga que dé acceso al código de tu trabajo</w:t>
+      </w:r>
+    </w:p>
+    <w:p>
+      <w:pPr>
+        <w:pStyle w:val="FirstParagraph"/>
+      </w:pPr>
+      <w:r>
+        <w:t xml:space="preserve">https://github.com/CCCCC11111/MA2003B_E7/tree/trunk</w:t>
+      </w:r>
+    </w:p>
+    <w:bookmarkEnd w:id="58"/>
+    <w:bookmarkStart w:id="59" w:name="fuentes-bibliográficas-y-de-datos"/>
+    <w:p>
+      <w:pPr>
+        <w:pStyle w:val="Heading3"/>
+      </w:pPr>
+      <w:r>
         <w:t xml:space="preserve">Fuentes bibliográficas y de datos</w:t>
       </w:r>
     </w:p>
@@ -3420,8 +3620,8 @@
         <w:t xml:space="preserve">[10] Wu B., Zhao S., Liu Y., &amp; Zhang C. (2025). Do meteorological variables impact air quality differently across urbanization gradients? A case study of Kaohsiung, Taiwan, China. ScienceDirect. https://www.sciencedirect.com/science/article/pii/S240584402500074X</w:t>
       </w:r>
     </w:p>
-    <w:bookmarkEnd w:id="57"/>
-    <w:bookmarkEnd w:id="58"/>
+    <w:bookmarkEnd w:id="59"/>
+    <w:bookmarkEnd w:id="60"/>
     <w:sectPr/>
   </w:body>
 </w:document>
